--- a/vizsgaremek_doku.docx
+++ b/vizsgaremek_doku.docx
@@ -57,19 +57,9 @@
       <w:pPr>
         <w:pStyle w:val="Alcm"/>
       </w:pPr>
-      <w:proofErr w:type="spellStart"/>
-      <w:r>
-        <w:t>Bid</w:t>
-      </w:r>
-      <w:proofErr w:type="spellEnd"/>
-      <w:r>
-        <w:t xml:space="preserve"> &amp; </w:t>
-      </w:r>
-      <w:proofErr w:type="spellStart"/>
-      <w:r>
-        <w:t>Lock</w:t>
-      </w:r>
-      <w:proofErr w:type="spellEnd"/>
+      <w:r>
+        <w:t>Bid &amp; Lock</w:t>
+      </w:r>
     </w:p>
     <w:p>
       <w:pPr>
@@ -90,19 +80,9 @@
       <w:r>
         <w:br/>
       </w:r>
-      <w:proofErr w:type="spellStart"/>
-      <w:r>
-        <w:t>Dobrocsi</w:t>
-      </w:r>
-      <w:proofErr w:type="spellEnd"/>
-      <w:r>
-        <w:t xml:space="preserve"> Csilla </w:t>
-      </w:r>
-      <w:proofErr w:type="spellStart"/>
-      <w:r>
-        <w:t>Robertné</w:t>
-      </w:r>
-      <w:proofErr w:type="spellEnd"/>
+      <w:r>
+        <w:t>Dobrocsi Csilla Robertné</w:t>
+      </w:r>
       <w:r>
         <w:tab/>
         <w:t>Fodor Dominik Tamás</w:t>
@@ -119,7 +99,6 @@
       <w:r>
         <w:t xml:space="preserve">Lantos </w:t>
       </w:r>
-      <w:proofErr w:type="gramStart"/>
       <w:r>
         <w:t>P</w:t>
       </w:r>
@@ -127,11 +106,7 @@
         <w:t>éter</w:t>
       </w:r>
       <w:r>
-        <w:t xml:space="preserve">,   </w:t>
-      </w:r>
-      <w:proofErr w:type="gramEnd"/>
-      <w:r>
-        <w:t xml:space="preserve">      </w:t>
+        <w:t xml:space="preserve">,         </w:t>
       </w:r>
       <w:r>
         <w:tab/>
@@ -148,13 +123,8 @@
       <w:r>
         <w:tab/>
       </w:r>
-      <w:proofErr w:type="spellStart"/>
-      <w:r>
-        <w:t>Rabóczki</w:t>
-      </w:r>
-      <w:proofErr w:type="spellEnd"/>
-      <w:r>
-        <w:t xml:space="preserve"> Gergő</w:t>
+      <w:r>
+        <w:t>Rabóczki Gergő</w:t>
       </w:r>
     </w:p>
     <w:p>
@@ -1866,69 +1836,13 @@
         <w:rPr>
           <w:color w:val="FF0000"/>
         </w:rPr>
-        <w:t>Le kell írni, hogy mely operációs rendszere(</w:t>
-      </w:r>
-      <w:proofErr w:type="spellStart"/>
+        <w:t>Le kell írni, hogy mely operációs rendszere(ke)n fut a program, és milyen egyéb szoftver komponensek szükségesek a működéshez (pl. .NET, DirectX, esetleg adatbázis-szerver és adatbázis-állományok, stb.) A beadott</w:t>
+      </w:r>
       <w:r>
         <w:rPr>
           <w:color w:val="FF0000"/>
         </w:rPr>
-        <w:t>ke</w:t>
-      </w:r>
-      <w:proofErr w:type="spellEnd"/>
-      <w:r>
-        <w:rPr>
-          <w:color w:val="FF0000"/>
-        </w:rPr>
-        <w:t xml:space="preserve">)n fut a program, és milyen egyéb szoftver komponensek szükségesek a működéshez (pl. .NET, </w:t>
-      </w:r>
-      <w:proofErr w:type="spellStart"/>
-      <w:r>
-        <w:rPr>
-          <w:color w:val="FF0000"/>
-        </w:rPr>
-        <w:t>DirectX</w:t>
-      </w:r>
-      <w:proofErr w:type="spellEnd"/>
-      <w:r>
-        <w:rPr>
-          <w:color w:val="FF0000"/>
-        </w:rPr>
-        <w:t xml:space="preserve">, esetleg adatbázis-szerver és </w:t>
-      </w:r>
-      <w:proofErr w:type="gramStart"/>
-      <w:r>
-        <w:rPr>
-          <w:color w:val="FF0000"/>
-        </w:rPr>
-        <w:t>adatbázis-állományok,</w:t>
-      </w:r>
-      <w:proofErr w:type="gramEnd"/>
-      <w:r>
-        <w:rPr>
-          <w:color w:val="FF0000"/>
-        </w:rPr>
-        <w:t xml:space="preserve"> stb.) A </w:t>
-      </w:r>
-      <w:proofErr w:type="spellStart"/>
-      <w:r>
-        <w:rPr>
-          <w:color w:val="FF0000"/>
-        </w:rPr>
-        <w:t>beadott</w:t>
-      </w:r>
-      <w:r>
-        <w:rPr>
-          <w:color w:val="FF0000"/>
-        </w:rPr>
-        <w:t>Github</w:t>
-      </w:r>
-      <w:proofErr w:type="spellEnd"/>
-      <w:r>
-        <w:rPr>
-          <w:color w:val="FF0000"/>
-        </w:rPr>
-        <w:t>-fiokban</w:t>
+        <w:t>Github-fiokban</w:t>
       </w:r>
       <w:r>
         <w:rPr>
@@ -1947,21 +1861,7 @@
         <w:rPr>
           <w:color w:val="FF0000"/>
         </w:rPr>
-        <w:t xml:space="preserve">Ajánlott terjedelem: ½ -1 oldal, </w:t>
-      </w:r>
-      <w:proofErr w:type="spellStart"/>
-      <w:r>
-        <w:rPr>
-          <w:color w:val="FF0000"/>
-        </w:rPr>
-        <w:t>felsorolásszerűen</w:t>
-      </w:r>
-      <w:proofErr w:type="spellEnd"/>
-      <w:r>
-        <w:rPr>
-          <w:color w:val="FF0000"/>
-        </w:rPr>
-        <w:t xml:space="preserve"> leírva </w:t>
+        <w:t xml:space="preserve">Ajánlott terjedelem: ½ -1 oldal, felsorolásszerűen leírva </w:t>
       </w:r>
     </w:p>
     <w:p>
@@ -2038,21 +1938,7 @@
         <w:rPr>
           <w:color w:val="FF0000"/>
         </w:rPr>
-        <w:t xml:space="preserve">Módosító </w:t>
-      </w:r>
-      <w:proofErr w:type="gramStart"/>
-      <w:r>
-        <w:rPr>
-          <w:color w:val="FF0000"/>
-        </w:rPr>
-        <w:t>ablak(</w:t>
-      </w:r>
-      <w:proofErr w:type="gramEnd"/>
-      <w:r>
-        <w:rPr>
-          <w:color w:val="FF0000"/>
-        </w:rPr>
-        <w:t>1. kép)</w:t>
+        <w:t>Módosító ablak(1. kép)</w:t>
       </w:r>
     </w:p>
     <w:p>
@@ -2283,21 +2169,7 @@
         <w:rPr>
           <w:color w:val="FF0000"/>
         </w:rPr>
-        <w:t xml:space="preserve">Ugyanakkor kerüld a laza stílust: rövidítések, </w:t>
-      </w:r>
-      <w:proofErr w:type="spellStart"/>
-      <w:r>
-        <w:rPr>
-          <w:color w:val="FF0000"/>
-        </w:rPr>
-        <w:t>smilie</w:t>
-      </w:r>
-      <w:proofErr w:type="spellEnd"/>
-      <w:r>
-        <w:rPr>
-          <w:color w:val="FF0000"/>
-        </w:rPr>
-        <w:t>-k, szleng kizárva.</w:t>
+        <w:t>Ugyanakkor kerüld a laza stílust: rövidítések, smilie-k, szleng kizárva.</w:t>
       </w:r>
     </w:p>
     <w:p>
@@ -2315,35 +2187,7 @@
         <w:rPr>
           <w:color w:val="FF0000"/>
         </w:rPr>
-        <w:t xml:space="preserve">Alkalmazz ábrákat, </w:t>
-      </w:r>
-      <w:proofErr w:type="spellStart"/>
-      <w:r>
-        <w:rPr>
-          <w:color w:val="FF0000"/>
-        </w:rPr>
-        <w:t>screenshot-</w:t>
-      </w:r>
-      <w:proofErr w:type="gramStart"/>
-      <w:r>
-        <w:rPr>
-          <w:color w:val="FF0000"/>
-        </w:rPr>
-        <w:t>okat</w:t>
-      </w:r>
-      <w:proofErr w:type="spellEnd"/>
-      <w:r>
-        <w:rPr>
-          <w:color w:val="FF0000"/>
-        </w:rPr>
-        <w:t xml:space="preserve"> ,</w:t>
-      </w:r>
-      <w:proofErr w:type="gramEnd"/>
-      <w:r>
-        <w:rPr>
-          <w:color w:val="FF0000"/>
-        </w:rPr>
-        <w:t xml:space="preserve"> de a ne legyen túlzott a képek aránya a szöveghez képest. Kb. 2-3 oldalanként egy ábra megfelelő. </w:t>
+        <w:t xml:space="preserve">Alkalmazz ábrákat, screenshot-okat , de a ne legyen túlzott a képek aránya a szöveghez képest. Kb. 2-3 oldalanként egy ábra megfelelő. </w:t>
       </w:r>
     </w:p>
     <w:p>
@@ -2389,15 +2233,7 @@
     </w:p>
     <w:p>
       <w:r>
-        <w:t xml:space="preserve">Fel kell sorolnod az összes olyan szoftver </w:t>
-      </w:r>
-      <w:proofErr w:type="gramStart"/>
-      <w:r>
-        <w:t>eszközt</w:t>
-      </w:r>
-      <w:proofErr w:type="gramEnd"/>
-      <w:r>
-        <w:t xml:space="preserve"> amelyet a program fejlesztéséhez, illetve a dokumentáció készítéséhez felhasználtál. (Pl. programozási nyelv, fejlesztői környezet, adatbázis-kezelő rendszer, kép-, szöveg-, zeneszerkesztő program stb.)</w:t>
+        <w:t>Fel kell sorolnod az összes olyan szoftver eszközt amelyet a program fejlesztéséhez, illetve a dokumentáció készítéséhez felhasználtál. (Pl. programozási nyelv, fejlesztői környezet, adatbázis-kezelő rendszer, kép-, szöveg-, zeneszerkesztő program stb.)</w:t>
       </w:r>
     </w:p>
     <w:p>
@@ -2563,25 +2399,7 @@
         <w:t xml:space="preserve">A program lényeges függvényeinek, az osztályok metódusainak a specifikációja (mit valósít meg az adott függvény, illetve metódus, milyen paraméterei vannak, mi a visszatérési érték) </w:t>
       </w:r>
       <w:r>
-        <w:t> Az algoritmizálható részek leírása valamilyen algoritmus-leíró eszközzel (</w:t>
-      </w:r>
-      <w:proofErr w:type="spellStart"/>
-      <w:proofErr w:type="gramStart"/>
-      <w:r>
-        <w:t>struktogram</w:t>
-      </w:r>
-      <w:proofErr w:type="spellEnd"/>
-      <w:r>
-        <w:t xml:space="preserve">,  </w:t>
-      </w:r>
-      <w:proofErr w:type="spellStart"/>
-      <w:r>
-        <w:t>pszeudo</w:t>
-      </w:r>
-      <w:proofErr w:type="spellEnd"/>
-      <w:proofErr w:type="gramEnd"/>
-      <w:r>
-        <w:t xml:space="preserve">-kód, esetleg UML aktivitás-diagram) Ajánlott terjedelem: a feladat jellegétől függően 2-5 oldal. 5. Forráskód </w:t>
+        <w:t xml:space="preserve"> Az algoritmizálható részek leírása valamilyen algoritmus-leíró eszközzel (struktogram,  pszeudo-kód, esetleg UML aktivitás-diagram) Ajánlott terjedelem: a feladat jellegétől függően 2-5 oldal. 5. Forráskód </w:t>
       </w:r>
       <w:r>
         <w:t xml:space="preserve"> A teljes forráskódot a nyomtatott dokumentációba nem kell beletenni! </w:t>
@@ -2701,6 +2519,61 @@
     </w:p>
     <w:p>
       <w:pPr>
+        <w:ind w:left="-76" w:firstLine="0"/>
+      </w:pPr>
+    </w:p>
+    <w:p>
+      <w:pPr>
+        <w:ind w:left="-76" w:firstLine="0"/>
+      </w:pPr>
+      <w:r>
+        <w:t>Unit tesztek:</w:t>
+      </w:r>
+      <w:r>
+        <w:br/>
+        <w:t>Backend</w:t>
+      </w:r>
+      <w:r>
+        <w:br/>
+      </w:r>
+      <w:r>
+        <w:t>register</w:t>
+      </w:r>
+      <w:r>
+        <w:t xml:space="preserve"> api: működik, üzenet: Sikeres regisztráció, rögzítette a fiókot az adatbázisban</w:t>
+      </w:r>
+      <w:r>
+        <w:br/>
+      </w:r>
+      <w:r>
+        <w:lastRenderedPageBreak/>
+        <w:t>login</w:t>
+      </w:r>
+      <w:r>
+        <w:t xml:space="preserve"> api</w:t>
+      </w:r>
+      <w:r>
+        <w:t>: működik, üzenet: Sikeres bejelentkezés, a  regisztrált fiókokkal be lehet jelentkezni</w:t>
+      </w:r>
+    </w:p>
+    <w:p>
+      <w:pPr>
+        <w:ind w:left="-76" w:firstLine="0"/>
+      </w:pPr>
+      <w:r>
+        <w:t>p/torles api működik, üzenet: Sikeres profil törlés, a fiókomat sikeresen kitörölte a felhasználónév alapján</w:t>
+      </w:r>
+      <w:r>
+        <w:br/>
+      </w:r>
+    </w:p>
+    <w:p>
+      <w:pPr>
+        <w:ind w:left="-76" w:firstLine="0"/>
+      </w:pPr>
+    </w:p>
+    <w:p>
+      <w:pPr>
         <w:pStyle w:val="Cmsor1"/>
       </w:pPr>
       <w:bookmarkStart w:id="23" w:name="_Toc210901048"/>
@@ -2794,11 +2667,7 @@
         <w:t xml:space="preserve">Felhasznált </w:t>
       </w:r>
       <w:r>
-        <w:t xml:space="preserve">Források és </w:t>
-      </w:r>
-      <w:proofErr w:type="spellStart"/>
-      <w:r>
-        <w:t>Irod</w:t>
+        <w:t>Források és Irod</w:t>
       </w:r>
       <w:r>
         <w:t>ALMA</w:t>
@@ -2808,7 +2677,6 @@
       </w:r>
       <w:bookmarkEnd w:id="26"/>
       <w:bookmarkEnd w:id="27"/>
-      <w:proofErr w:type="spellEnd"/>
     </w:p>
     <w:p>
       <w:r>
@@ -3015,27 +2883,14 @@
     <w:pPr>
       <w:pStyle w:val="llb"/>
     </w:pPr>
-    <w:r>
-      <w:fldChar w:fldCharType="begin"/>
-    </w:r>
-    <w:r>
-      <w:instrText xml:space="preserve"> DATE   \* MERGEFORMAT </w:instrText>
-    </w:r>
-    <w:r>
-      <w:fldChar w:fldCharType="separate"/>
-    </w:r>
-    <w:r>
-      <w:rPr>
-        <w:noProof/>
-      </w:rPr>
-      <w:t>2025. 12. 03.</w:t>
-    </w:r>
-    <w:r>
-      <w:rPr>
-        <w:noProof/>
-      </w:rPr>
-      <w:fldChar w:fldCharType="end"/>
-    </w:r>
+    <w:fldSimple w:instr=" DATE   \* MERGEFORMAT ">
+      <w:r>
+        <w:rPr>
+          <w:noProof/>
+        </w:rPr>
+        <w:t>2026. 03. 19.</w:t>
+      </w:r>
+    </w:fldSimple>
     <w:r>
       <w:tab/>
     </w:r>
@@ -5912,12 +5767,6 @@
 </file>
 
 <file path=customXml/item1.xml><?xml version="1.0" encoding="utf-8"?>
-<p:properties xmlns:p="http://schemas.microsoft.com/office/2006/metadata/properties" xmlns:xsi="http://www.w3.org/2001/XMLSchema-instance" xmlns:pc="http://schemas.microsoft.com/office/infopath/2007/PartnerControls">
-  <documentManagement/>
-</p:properties>
-</file>
-
-<file path=customXml/item2.xml><?xml version="1.0" encoding="utf-8"?>
 <?mso-contentType ?>
 <FormTemplates xmlns="http://schemas.microsoft.com/sharepoint/v3/contenttype/forms">
   <Display>DocumentLibraryForm</Display>
@@ -5926,7 +5775,17 @@
 </FormTemplates>
 </file>
 
+<file path=customXml/item2.xml><?xml version="1.0" encoding="utf-8"?>
+<p:properties xmlns:p="http://schemas.microsoft.com/office/2006/metadata/properties" xmlns:xsi="http://www.w3.org/2001/XMLSchema-instance" xmlns:pc="http://schemas.microsoft.com/office/infopath/2007/PartnerControls">
+  <documentManagement/>
+</p:properties>
+</file>
+
 <file path=customXml/item3.xml><?xml version="1.0" encoding="utf-8"?>
+<b:Sources xmlns:b="http://schemas.openxmlformats.org/officeDocument/2006/bibliography" xmlns="http://schemas.openxmlformats.org/officeDocument/2006/bibliography" SelectedStyle="\APA.XSL" StyleName="APA"/>
+</file>
+
+<file path=customXml/item4.xml><?xml version="1.0" encoding="utf-8"?>
 <ct:contentTypeSchema xmlns:ct="http://schemas.microsoft.com/office/2006/metadata/contentType" xmlns:ma="http://schemas.microsoft.com/office/2006/metadata/properties/metaAttributes" ct:_="" ma:_="" ma:contentTypeName="Dokumentum" ma:contentTypeID="0x010100A68ACE93D0DEBA4D8A5EE55AD7C8D291" ma:contentTypeVersion="0" ma:contentTypeDescription="Új dokumentum létrehozása." ma:contentTypeScope="" ma:versionID="938c6fba1452f923f2ea492e382da0ce">
   <xsd:schema xmlns:xsd="http://www.w3.org/2001/XMLSchema" xmlns:xs="http://www.w3.org/2001/XMLSchema" xmlns:p="http://schemas.microsoft.com/office/2006/metadata/properties" targetNamespace="http://schemas.microsoft.com/office/2006/metadata/properties" ma:root="true" ma:fieldsID="842132b1d35b662612c3cf288125e263">
     <xsd:element name="properties">
@@ -6040,11 +5899,15 @@
 </ct:contentTypeSchema>
 </file>
 
-<file path=customXml/item4.xml><?xml version="1.0" encoding="utf-8"?>
-<b:Sources xmlns:b="http://schemas.openxmlformats.org/officeDocument/2006/bibliography" xmlns="http://schemas.openxmlformats.org/officeDocument/2006/bibliography" SelectedStyle="\APA.XSL" StyleName="APA"/>
+<file path=customXml/itemProps1.xml><?xml version="1.0" encoding="utf-8"?>
+<ds:datastoreItem xmlns:ds="http://schemas.openxmlformats.org/officeDocument/2006/customXml" ds:itemID="{49E9CE2F-4863-430F-A73B-CD3063AB172E}">
+  <ds:schemaRefs>
+    <ds:schemaRef ds:uri="http://schemas.microsoft.com/sharepoint/v3/contenttype/forms"/>
+  </ds:schemaRefs>
+</ds:datastoreItem>
 </file>
 
-<file path=customXml/itemProps1.xml><?xml version="1.0" encoding="utf-8"?>
+<file path=customXml/itemProps2.xml><?xml version="1.0" encoding="utf-8"?>
 <ds:datastoreItem xmlns:ds="http://schemas.openxmlformats.org/officeDocument/2006/customXml" ds:itemID="{4683CF39-CBC1-469A-88EA-F31417A0D119}">
   <ds:schemaRefs>
     <ds:schemaRef ds:uri="http://schemas.microsoft.com/office/2006/metadata/properties"/>
@@ -6053,15 +5916,15 @@
 </ds:datastoreItem>
 </file>
 
-<file path=customXml/itemProps2.xml><?xml version="1.0" encoding="utf-8"?>
-<ds:datastoreItem xmlns:ds="http://schemas.openxmlformats.org/officeDocument/2006/customXml" ds:itemID="{49E9CE2F-4863-430F-A73B-CD3063AB172E}">
+<file path=customXml/itemProps3.xml><?xml version="1.0" encoding="utf-8"?>
+<ds:datastoreItem xmlns:ds="http://schemas.openxmlformats.org/officeDocument/2006/customXml" ds:itemID="{31D8A198-B5FD-41D1-8F98-20D226CAF475}">
   <ds:schemaRefs>
-    <ds:schemaRef ds:uri="http://schemas.microsoft.com/sharepoint/v3/contenttype/forms"/>
+    <ds:schemaRef ds:uri="http://schemas.openxmlformats.org/officeDocument/2006/bibliography"/>
   </ds:schemaRefs>
 </ds:datastoreItem>
 </file>
 
-<file path=customXml/itemProps3.xml><?xml version="1.0" encoding="utf-8"?>
+<file path=customXml/itemProps4.xml><?xml version="1.0" encoding="utf-8"?>
 <ds:datastoreItem xmlns:ds="http://schemas.openxmlformats.org/officeDocument/2006/customXml" ds:itemID="{AE40C25B-A472-468B-AE3F-5868DB08A665}">
   <ds:schemaRefs>
     <ds:schemaRef ds:uri="http://schemas.microsoft.com/office/2006/metadata/contentType"/>
@@ -6075,12 +5938,4 @@
     <ds:schemaRef ds:uri="http://schemas.microsoft.com/office/infopath/2007/PartnerControls"/>
   </ds:schemaRefs>
 </ds:datastoreItem>
-</file>
-
-<file path=customXml/itemProps4.xml><?xml version="1.0" encoding="utf-8"?>
-<ds:datastoreItem xmlns:ds="http://schemas.openxmlformats.org/officeDocument/2006/customXml" ds:itemID="{31D8A198-B5FD-41D1-8F98-20D226CAF475}">
-  <ds:schemaRefs>
-    <ds:schemaRef ds:uri="http://schemas.openxmlformats.org/officeDocument/2006/bibliography"/>
-  </ds:schemaRefs>
-</ds:datastoreItem>
 </file>
--- a/vizsgaremek_doku.docx
+++ b/vizsgaremek_doku.docx
@@ -1,6 +1,6 @@
 
 <file path=word/document.xml><?xml version="1.0" encoding="utf-8"?>
-<w:document xmlns:wpc="http://schemas.microsoft.com/office/word/2010/wordprocessingCanvas" xmlns:cx="http://schemas.microsoft.com/office/drawing/2014/chartex" xmlns:cx1="http://schemas.microsoft.com/office/drawing/2015/9/8/chartex" xmlns:cx2="http://schemas.microsoft.com/office/drawing/2015/10/21/chartex" xmlns:cx3="http://schemas.microsoft.com/office/drawing/2016/5/9/chartex" xmlns:cx4="http://schemas.microsoft.com/office/drawing/2016/5/10/chartex" xmlns:cx5="http://schemas.microsoft.com/office/drawing/2016/5/11/chartex" xmlns:cx6="http://schemas.microsoft.com/office/drawing/2016/5/12/chartex" xmlns:cx7="http://schemas.microsoft.com/office/drawing/2016/5/13/chartex" xmlns:cx8="http://schemas.microsoft.com/office/drawing/2016/5/14/chartex" xmlns:mc="http://schemas.openxmlformats.org/markup-compatibility/2006" xmlns:aink="http://schemas.microsoft.com/office/drawing/2016/ink" xmlns:am3d="http://schemas.microsoft.com/office/drawing/2017/model3d" xmlns:o="urn:schemas-microsoft-com:office:office" xmlns:r="http://schemas.openxmlformats.org/officeDocument/2006/relationships" xmlns:m="http://schemas.openxmlformats.org/officeDocument/2006/math" xmlns:v="urn:schemas-microsoft-com:vml" xmlns:wp14="http://schemas.microsoft.com/office/word/2010/wordprocessingDrawing" xmlns:wp="http://schemas.openxmlformats.org/drawingml/2006/wordprocessingDrawing" xmlns:w10="urn:schemas-microsoft-com:office:word" xmlns:w="http://schemas.openxmlformats.org/wordprocessingml/2006/main" xmlns:w14="http://schemas.microsoft.com/office/word/2010/wordml" xmlns:w15="http://schemas.microsoft.com/office/word/2012/wordml" xmlns:w16cex="http://schemas.microsoft.com/office/word/2018/wordml/cex" xmlns:w16cid="http://schemas.microsoft.com/office/word/2016/wordml/cid" xmlns:w16="http://schemas.microsoft.com/office/word/2018/wordml" xmlns:w16sdtdh="http://schemas.microsoft.com/office/word/2020/wordml/sdtdatahash" xmlns:w16se="http://schemas.microsoft.com/office/word/2015/wordml/symex" xmlns:wpg="http://schemas.microsoft.com/office/word/2010/wordprocessingGroup" xmlns:wpi="http://schemas.microsoft.com/office/word/2010/wordprocessingInk" xmlns:wne="http://schemas.microsoft.com/office/word/2006/wordml" xmlns:wps="http://schemas.microsoft.com/office/word/2010/wordprocessingShape" mc:Ignorable="w14 w15 w16se w16cid w16 w16cex w16sdtdh wp14">
+<w:document xmlns:wpc="http://schemas.microsoft.com/office/word/2010/wordprocessingCanvas" xmlns:cx="http://schemas.microsoft.com/office/drawing/2014/chartex" xmlns:cx1="http://schemas.microsoft.com/office/drawing/2015/9/8/chartex" xmlns:cx2="http://schemas.microsoft.com/office/drawing/2015/10/21/chartex" xmlns:cx3="http://schemas.microsoft.com/office/drawing/2016/5/9/chartex" xmlns:cx4="http://schemas.microsoft.com/office/drawing/2016/5/10/chartex" xmlns:cx5="http://schemas.microsoft.com/office/drawing/2016/5/11/chartex" xmlns:cx6="http://schemas.microsoft.com/office/drawing/2016/5/12/chartex" xmlns:cx7="http://schemas.microsoft.com/office/drawing/2016/5/13/chartex" xmlns:cx8="http://schemas.microsoft.com/office/drawing/2016/5/14/chartex" xmlns:mc="http://schemas.openxmlformats.org/markup-compatibility/2006" xmlns:aink="http://schemas.microsoft.com/office/drawing/2016/ink" xmlns:am3d="http://schemas.microsoft.com/office/drawing/2017/model3d" xmlns:o="urn:schemas-microsoft-com:office:office" xmlns:oel="http://schemas.microsoft.com/office/2019/extlst" xmlns:r="http://schemas.openxmlformats.org/officeDocument/2006/relationships" xmlns:m="http://schemas.openxmlformats.org/officeDocument/2006/math" xmlns:v="urn:schemas-microsoft-com:vml" xmlns:wp14="http://schemas.microsoft.com/office/word/2010/wordprocessingDrawing" xmlns:wp="http://schemas.openxmlformats.org/drawingml/2006/wordprocessingDrawing" xmlns:w10="urn:schemas-microsoft-com:office:word" xmlns:w="http://schemas.openxmlformats.org/wordprocessingml/2006/main" xmlns:w14="http://schemas.microsoft.com/office/word/2010/wordml" xmlns:w15="http://schemas.microsoft.com/office/word/2012/wordml" xmlns:w16cex="http://schemas.microsoft.com/office/word/2018/wordml/cex" xmlns:w16cid="http://schemas.microsoft.com/office/word/2016/wordml/cid" xmlns:w16="http://schemas.microsoft.com/office/word/2018/wordml" xmlns:w16du="http://schemas.microsoft.com/office/word/2023/wordml/word16du" xmlns:w16sdtdh="http://schemas.microsoft.com/office/word/2020/wordml/sdtdatahash" xmlns:w16sdtfl="http://schemas.microsoft.com/office/word/2024/wordml/sdtformatlock" xmlns:w16se="http://schemas.microsoft.com/office/word/2015/wordml/symex" xmlns:wpg="http://schemas.microsoft.com/office/word/2010/wordprocessingGroup" xmlns:wpi="http://schemas.microsoft.com/office/word/2010/wordprocessingInk" xmlns:wne="http://schemas.microsoft.com/office/word/2006/wordml" xmlns:wps="http://schemas.microsoft.com/office/word/2010/wordprocessingShape" mc:Ignorable="w14 w15 w16se w16cid w16 w16cex w16sdtdh w16sdtfl w16du wp14">
   <w:body>
     <w:p>
       <w:pPr>
@@ -57,9 +57,19 @@
       <w:pPr>
         <w:pStyle w:val="Alcm"/>
       </w:pPr>
-      <w:r>
-        <w:t>Bid &amp; Lock</w:t>
-      </w:r>
+      <w:proofErr w:type="spellStart"/>
+      <w:r>
+        <w:t>Bid</w:t>
+      </w:r>
+      <w:proofErr w:type="spellEnd"/>
+      <w:r>
+        <w:t xml:space="preserve"> &amp; </w:t>
+      </w:r>
+      <w:proofErr w:type="spellStart"/>
+      <w:r>
+        <w:t>Lock</w:t>
+      </w:r>
+      <w:proofErr w:type="spellEnd"/>
     </w:p>
     <w:p>
       <w:pPr>
@@ -80,9 +90,19 @@
       <w:r>
         <w:br/>
       </w:r>
-      <w:r>
-        <w:t>Dobrocsi Csilla Robertné</w:t>
-      </w:r>
+      <w:proofErr w:type="spellStart"/>
+      <w:r>
+        <w:t>Dobrocsi</w:t>
+      </w:r>
+      <w:proofErr w:type="spellEnd"/>
+      <w:r>
+        <w:t xml:space="preserve"> Csilla </w:t>
+      </w:r>
+      <w:proofErr w:type="spellStart"/>
+      <w:r>
+        <w:t>Robertné</w:t>
+      </w:r>
+      <w:proofErr w:type="spellEnd"/>
       <w:r>
         <w:tab/>
         <w:t>Fodor Dominik Tamás</w:t>
@@ -143,7 +163,6 @@
           <w:docPartUnique/>
         </w:docPartObj>
       </w:sdtPr>
-      <w:sdtEndPr/>
       <w:sdtContent>
         <w:p>
           <w:pPr>
@@ -1836,18 +1855,60 @@
         <w:rPr>
           <w:color w:val="FF0000"/>
         </w:rPr>
-        <w:t>Le kell írni, hogy mely operációs rendszere(ke)n fut a program, és milyen egyéb szoftver komponensek szükségesek a működéshez (pl. .NET, DirectX, esetleg adatbázis-szerver és adatbázis-állományok, stb.) A beadott</w:t>
-      </w:r>
+        <w:t>Le kell írni, hogy mely operációs rendszere(</w:t>
+      </w:r>
+      <w:proofErr w:type="spellStart"/>
       <w:r>
         <w:rPr>
           <w:color w:val="FF0000"/>
         </w:rPr>
-        <w:t>Github-fiokban</w:t>
-      </w:r>
+        <w:t>ke</w:t>
+      </w:r>
+      <w:proofErr w:type="spellEnd"/>
       <w:r>
         <w:rPr>
           <w:color w:val="FF0000"/>
         </w:rPr>
+        <w:t xml:space="preserve">)n fut a program, és milyen egyéb szoftver komponensek szükségesek a működéshez (pl. .NET, </w:t>
+      </w:r>
+      <w:proofErr w:type="spellStart"/>
+      <w:r>
+        <w:rPr>
+          <w:color w:val="FF0000"/>
+        </w:rPr>
+        <w:t>DirectX</w:t>
+      </w:r>
+      <w:proofErr w:type="spellEnd"/>
+      <w:r>
+        <w:rPr>
+          <w:color w:val="FF0000"/>
+        </w:rPr>
+        <w:t xml:space="preserve">, esetleg adatbázis-szerver és adatbázis-állományok, stb.) A </w:t>
+      </w:r>
+      <w:proofErr w:type="spellStart"/>
+      <w:r>
+        <w:rPr>
+          <w:color w:val="FF0000"/>
+        </w:rPr>
+        <w:t>beadott</w:t>
+      </w:r>
+      <w:r>
+        <w:rPr>
+          <w:color w:val="FF0000"/>
+        </w:rPr>
+        <w:t>Github</w:t>
+      </w:r>
+      <w:proofErr w:type="spellEnd"/>
+      <w:r>
+        <w:rPr>
+          <w:color w:val="FF0000"/>
+        </w:rPr>
+        <w:t>-fiokban</w:t>
+      </w:r>
+      <w:r>
+        <w:rPr>
+          <w:color w:val="FF0000"/>
+        </w:rPr>
         <w:t xml:space="preserve"> ezeknek is ott kell lenniük. </w:t>
       </w:r>
     </w:p>
@@ -1861,7 +1922,21 @@
         <w:rPr>
           <w:color w:val="FF0000"/>
         </w:rPr>
-        <w:t xml:space="preserve">Ajánlott terjedelem: ½ -1 oldal, felsorolásszerűen leírva </w:t>
+        <w:t xml:space="preserve">Ajánlott terjedelem: ½ -1 oldal, </w:t>
+      </w:r>
+      <w:proofErr w:type="spellStart"/>
+      <w:r>
+        <w:rPr>
+          <w:color w:val="FF0000"/>
+        </w:rPr>
+        <w:t>felsorolásszerűen</w:t>
+      </w:r>
+      <w:proofErr w:type="spellEnd"/>
+      <w:r>
+        <w:rPr>
+          <w:color w:val="FF0000"/>
+        </w:rPr>
+        <w:t xml:space="preserve"> leírva </w:t>
       </w:r>
     </w:p>
     <w:p>
@@ -2169,7 +2244,21 @@
         <w:rPr>
           <w:color w:val="FF0000"/>
         </w:rPr>
-        <w:t>Ugyanakkor kerüld a laza stílust: rövidítések, smilie-k, szleng kizárva.</w:t>
+        <w:t xml:space="preserve">Ugyanakkor kerüld a laza stílust: rövidítések, </w:t>
+      </w:r>
+      <w:proofErr w:type="spellStart"/>
+      <w:r>
+        <w:rPr>
+          <w:color w:val="FF0000"/>
+        </w:rPr>
+        <w:t>smilie</w:t>
+      </w:r>
+      <w:proofErr w:type="spellEnd"/>
+      <w:r>
+        <w:rPr>
+          <w:color w:val="FF0000"/>
+        </w:rPr>
+        <w:t>-k, szleng kizárva.</w:t>
       </w:r>
     </w:p>
     <w:p>
@@ -2187,7 +2276,21 @@
         <w:rPr>
           <w:color w:val="FF0000"/>
         </w:rPr>
-        <w:t xml:space="preserve">Alkalmazz ábrákat, screenshot-okat , de a ne legyen túlzott a képek aránya a szöveghez képest. Kb. 2-3 oldalanként egy ábra megfelelő. </w:t>
+        <w:t xml:space="preserve">Alkalmazz ábrákat, </w:t>
+      </w:r>
+      <w:proofErr w:type="spellStart"/>
+      <w:r>
+        <w:rPr>
+          <w:color w:val="FF0000"/>
+        </w:rPr>
+        <w:t>screenshot-okat</w:t>
+      </w:r>
+      <w:proofErr w:type="spellEnd"/>
+      <w:r>
+        <w:rPr>
+          <w:color w:val="FF0000"/>
+        </w:rPr>
+        <w:t xml:space="preserve"> , de a ne legyen túlzott a képek aránya a szöveghez képest. Kb. 2-3 oldalanként egy ábra megfelelő. </w:t>
       </w:r>
     </w:p>
     <w:p>
@@ -2399,7 +2502,23 @@
         <w:t xml:space="preserve">A program lényeges függvényeinek, az osztályok metódusainak a specifikációja (mit valósít meg az adott függvény, illetve metódus, milyen paraméterei vannak, mi a visszatérési érték) </w:t>
       </w:r>
       <w:r>
-        <w:t xml:space="preserve"> Az algoritmizálható részek leírása valamilyen algoritmus-leíró eszközzel (struktogram,  pszeudo-kód, esetleg UML aktivitás-diagram) Ajánlott terjedelem: a feladat jellegétől függően 2-5 oldal. 5. Forráskód </w:t>
+        <w:t> Az algoritmizálható részek leírása valamilyen algoritmus-leíró eszközzel (</w:t>
+      </w:r>
+      <w:proofErr w:type="spellStart"/>
+      <w:r>
+        <w:t>struktogram</w:t>
+      </w:r>
+      <w:proofErr w:type="spellEnd"/>
+      <w:r>
+        <w:t xml:space="preserve">,  </w:t>
+      </w:r>
+      <w:proofErr w:type="spellStart"/>
+      <w:r>
+        <w:t>pszeudo</w:t>
+      </w:r>
+      <w:proofErr w:type="spellEnd"/>
+      <w:r>
+        <w:t xml:space="preserve">-kód, esetleg UML aktivitás-diagram) Ajánlott terjedelem: a feladat jellegétől függően 2-5 oldal. 5. Forráskód </w:t>
       </w:r>
       <w:r>
         <w:t xml:space="preserve"> A teljes forráskódot a nyomtatott dokumentációba nem kell beletenni! </w:t>
@@ -2524,7 +2643,14 @@
     </w:p>
     <w:p>
       <w:pPr>
-        <w:ind w:left="-76" w:firstLine="0"/>
+        <w:numPr>
+          <w:ilvl w:val="2"/>
+          <w:numId w:val="4"/>
+        </w:numPr>
+        <w:rPr>
+          <w:b/>
+          <w:bCs/>
+        </w:rPr>
       </w:pPr>
       <w:r>
         <w:t>Unit tesztek:</w:t>
@@ -2536,36 +2662,326 @@
       <w:r>
         <w:br/>
       </w:r>
-      <w:r>
+    </w:p>
+    <w:p>
+      <w:pPr>
+        <w:ind w:left="360" w:firstLine="0"/>
+        <w:rPr>
+          <w:b/>
+          <w:bCs/>
+        </w:rPr>
+      </w:pPr>
+      <w:proofErr w:type="spellStart"/>
+      <w:r>
+        <w:rPr>
+          <w:b/>
+          <w:bCs/>
+        </w:rPr>
+        <w:lastRenderedPageBreak/>
         <w:t>register</w:t>
       </w:r>
-      <w:r>
-        <w:t xml:space="preserve"> api: működik, üzenet: Sikeres regisztráció, rögzítette a fiókot az adatbázisban</w:t>
-      </w:r>
-      <w:r>
-        <w:br/>
-      </w:r>
+      <w:proofErr w:type="spellEnd"/>
+      <w:r>
+        <w:rPr>
+          <w:b/>
+          <w:bCs/>
+        </w:rPr>
+        <w:t xml:space="preserve"> </w:t>
+      </w:r>
+      <w:proofErr w:type="spellStart"/>
+      <w:r>
+        <w:rPr>
+          <w:b/>
+          <w:bCs/>
+        </w:rPr>
+        <w:t>api</w:t>
+      </w:r>
+      <w:proofErr w:type="spellEnd"/>
+    </w:p>
+    <w:p>
+      <w:pPr>
+        <w:pStyle w:val="Listaszerbekezds"/>
+        <w:numPr>
+          <w:ilvl w:val="0"/>
+          <w:numId w:val="13"/>
+        </w:numPr>
+      </w:pPr>
+      <w:r>
+        <w:rPr>
+          <w:b/>
+          <w:bCs/>
+        </w:rPr>
+        <w:t>Bemenet:</w:t>
+      </w:r>
+      <w:r>
+        <w:t xml:space="preserve"> érvényes regisztrációs adatok</w:t>
+      </w:r>
+    </w:p>
+    <w:p>
+      <w:pPr>
+        <w:numPr>
+          <w:ilvl w:val="0"/>
+          <w:numId w:val="13"/>
+        </w:numPr>
+      </w:pPr>
+      <w:r>
+        <w:rPr>
+          <w:b/>
+          <w:bCs/>
+        </w:rPr>
+        <w:t>Elvárt eredmény:</w:t>
+      </w:r>
+    </w:p>
+    <w:p>
+      <w:pPr>
+        <w:numPr>
+          <w:ilvl w:val="1"/>
+          <w:numId w:val="13"/>
+        </w:numPr>
+      </w:pPr>
+      <w:r>
+        <w:t xml:space="preserve">A konzolban megjelenik: </w:t>
+      </w:r>
+      <w:r>
+        <w:rPr>
+          <w:i/>
+          <w:iCs/>
+        </w:rPr>
+        <w:t>„sikeres regisztráció”</w:t>
+      </w:r>
+    </w:p>
+    <w:p>
+      <w:pPr>
+        <w:numPr>
+          <w:ilvl w:val="1"/>
+          <w:numId w:val="13"/>
+        </w:numPr>
+      </w:pPr>
+      <w:r>
+        <w:t>A felhasználó bekerül az adatbázisba</w:t>
+      </w:r>
+    </w:p>
+    <w:p>
+      <w:pPr>
+        <w:numPr>
+          <w:ilvl w:val="1"/>
+          <w:numId w:val="13"/>
+        </w:numPr>
+      </w:pPr>
+      <w:r>
+        <w:t>A függvény hiba nélkül lefut</w:t>
+      </w:r>
+    </w:p>
+    <w:p>
+      <w:pPr>
+        <w:ind w:left="432" w:firstLine="0"/>
+        <w:rPr>
+          <w:b/>
+          <w:bCs/>
+        </w:rPr>
+      </w:pPr>
+      <w:r>
+        <w:rPr>
+          <w:b/>
+          <w:bCs/>
+        </w:rPr>
+        <w:t>login API</w:t>
+      </w:r>
+    </w:p>
+    <w:p>
+      <w:pPr>
+        <w:numPr>
+          <w:ilvl w:val="0"/>
+          <w:numId w:val="14"/>
+        </w:numPr>
+      </w:pPr>
+      <w:r>
+        <w:rPr>
+          <w:b/>
+          <w:bCs/>
+        </w:rPr>
+        <w:t>Bemenet:</w:t>
+      </w:r>
+      <w:r>
+        <w:t xml:space="preserve"> a korábban létrehozott felhasználó adatai</w:t>
+      </w:r>
+    </w:p>
+    <w:p>
+      <w:pPr>
+        <w:numPr>
+          <w:ilvl w:val="0"/>
+          <w:numId w:val="14"/>
+        </w:numPr>
+      </w:pPr>
+      <w:r>
+        <w:rPr>
+          <w:b/>
+          <w:bCs/>
+        </w:rPr>
+        <w:t>Elvárt eredmény:</w:t>
+      </w:r>
+    </w:p>
+    <w:p>
+      <w:pPr>
+        <w:numPr>
+          <w:ilvl w:val="1"/>
+          <w:numId w:val="14"/>
+        </w:numPr>
+      </w:pPr>
+      <w:r>
+        <w:t xml:space="preserve">A konzolban megjelenik: </w:t>
+      </w:r>
+      <w:r>
+        <w:rPr>
+          <w:i/>
+          <w:iCs/>
+        </w:rPr>
+        <w:t>„sikeres bejelentkezés”</w:t>
+      </w:r>
+    </w:p>
+    <w:p>
+      <w:pPr>
+        <w:numPr>
+          <w:ilvl w:val="1"/>
+          <w:numId w:val="14"/>
+        </w:numPr>
+      </w:pPr>
+      <w:r>
+        <w:t xml:space="preserve">A bejelentkezés logikailag sikeres (pl. visszatérési érték </w:t>
+      </w:r>
+      <w:proofErr w:type="spellStart"/>
+      <w:r>
+        <w:t>true</w:t>
+      </w:r>
+      <w:proofErr w:type="spellEnd"/>
+      <w:r>
+        <w:t>, vagy nem dob hibát)</w:t>
+      </w:r>
+    </w:p>
+    <w:p>
+      <w:pPr>
+        <w:numPr>
+          <w:ilvl w:val="1"/>
+          <w:numId w:val="14"/>
+        </w:numPr>
+      </w:pPr>
       <w:r>
         <w:lastRenderedPageBreak/>
-        <w:t>login</w:t>
-      </w:r>
-      <w:r>
-        <w:t xml:space="preserve"> api</w:t>
-      </w:r>
-      <w:r>
-        <w:t>: működik, üzenet: Sikeres bejelentkezés, a  regisztrált fiókokkal be lehet jelentkezni</w:t>
+        <w:t>A függvény hiba nélkül lefut</w:t>
+      </w:r>
+    </w:p>
+    <w:p>
+      <w:pPr>
+        <w:ind w:firstLine="0"/>
+        <w:rPr>
+          <w:b/>
+          <w:bCs/>
+        </w:rPr>
+      </w:pPr>
+      <w:r>
+        <w:rPr>
+          <w:b/>
+          <w:bCs/>
+        </w:rPr>
+        <w:t>p/</w:t>
+      </w:r>
+      <w:proofErr w:type="spellStart"/>
+      <w:r>
+        <w:rPr>
+          <w:b/>
+          <w:bCs/>
+        </w:rPr>
+        <w:t>torles</w:t>
+      </w:r>
+      <w:proofErr w:type="spellEnd"/>
+      <w:r>
+        <w:rPr>
+          <w:b/>
+          <w:bCs/>
+        </w:rPr>
+        <w:t xml:space="preserve"> API</w:t>
+      </w:r>
+    </w:p>
+    <w:p>
+      <w:pPr>
+        <w:numPr>
+          <w:ilvl w:val="0"/>
+          <w:numId w:val="15"/>
+        </w:numPr>
+      </w:pPr>
+      <w:r>
+        <w:rPr>
+          <w:b/>
+          <w:bCs/>
+        </w:rPr>
+        <w:t>Bemenet:</w:t>
+      </w:r>
+      <w:r>
+        <w:t xml:space="preserve"> létező felhasználónév</w:t>
+      </w:r>
+    </w:p>
+    <w:p>
+      <w:pPr>
+        <w:numPr>
+          <w:ilvl w:val="0"/>
+          <w:numId w:val="15"/>
+        </w:numPr>
+      </w:pPr>
+      <w:r>
+        <w:rPr>
+          <w:b/>
+          <w:bCs/>
+        </w:rPr>
+        <w:t>Elvárt eredmény:</w:t>
+      </w:r>
+    </w:p>
+    <w:p>
+      <w:pPr>
+        <w:numPr>
+          <w:ilvl w:val="1"/>
+          <w:numId w:val="15"/>
+        </w:numPr>
+      </w:pPr>
+      <w:r>
+        <w:t xml:space="preserve">A konzolban megjelenik: </w:t>
+      </w:r>
+      <w:r>
+        <w:rPr>
+          <w:i/>
+          <w:iCs/>
+        </w:rPr>
+        <w:t>„sikeres törlés”</w:t>
+      </w:r>
+      <w:r>
+        <w:t xml:space="preserve"> (ha van ilyen üzenet)</w:t>
+      </w:r>
+    </w:p>
+    <w:p>
+      <w:pPr>
+        <w:numPr>
+          <w:ilvl w:val="1"/>
+          <w:numId w:val="15"/>
+        </w:numPr>
+      </w:pPr>
+      <w:r>
+        <w:t>A felhasználó törlődik az adatbázisból</w:t>
+      </w:r>
+    </w:p>
+    <w:p>
+      <w:pPr>
+        <w:numPr>
+          <w:ilvl w:val="1"/>
+          <w:numId w:val="15"/>
+        </w:numPr>
+      </w:pPr>
+      <w:r>
+        <w:t>A függvény hiba nélkül lefut</w:t>
       </w:r>
     </w:p>
     <w:p>
       <w:pPr>
         <w:ind w:left="-76" w:firstLine="0"/>
       </w:pPr>
-      <w:r>
-        <w:t>p/torles api működik, üzenet: Sikeres profil törlés, a fiókomat sikeresen kitörölte a felhasználónév alapján</w:t>
-      </w:r>
-      <w:r>
-        <w:br/>
-      </w:r>
     </w:p>
     <w:p>
       <w:pPr>
@@ -2667,7 +3083,11 @@
         <w:t xml:space="preserve">Felhasznált </w:t>
       </w:r>
       <w:r>
-        <w:t>Források és Irod</w:t>
+        <w:t xml:space="preserve">Források és </w:t>
+      </w:r>
+      <w:proofErr w:type="spellStart"/>
+      <w:r>
+        <w:t>Irod</w:t>
       </w:r>
       <w:r>
         <w:t>ALMA</w:t>
@@ -2677,6 +3097,7 @@
       </w:r>
       <w:bookmarkEnd w:id="26"/>
       <w:bookmarkEnd w:id="27"/>
+      <w:proofErr w:type="spellEnd"/>
     </w:p>
     <w:p>
       <w:r>
@@ -2846,7 +3267,7 @@
 </file>
 
 <file path=word/endnotes.xml><?xml version="1.0" encoding="utf-8"?>
-<w:endnotes xmlns:wpc="http://schemas.microsoft.com/office/word/2010/wordprocessingCanvas" xmlns:cx="http://schemas.microsoft.com/office/drawing/2014/chartex" xmlns:cx1="http://schemas.microsoft.com/office/drawing/2015/9/8/chartex" xmlns:cx2="http://schemas.microsoft.com/office/drawing/2015/10/21/chartex" xmlns:cx3="http://schemas.microsoft.com/office/drawing/2016/5/9/chartex" xmlns:cx4="http://schemas.microsoft.com/office/drawing/2016/5/10/chartex" xmlns:cx5="http://schemas.microsoft.com/office/drawing/2016/5/11/chartex" xmlns:cx6="http://schemas.microsoft.com/office/drawing/2016/5/12/chartex" xmlns:cx7="http://schemas.microsoft.com/office/drawing/2016/5/13/chartex" xmlns:cx8="http://schemas.microsoft.com/office/drawing/2016/5/14/chartex" xmlns:mc="http://schemas.openxmlformats.org/markup-compatibility/2006" xmlns:aink="http://schemas.microsoft.com/office/drawing/2016/ink" xmlns:am3d="http://schemas.microsoft.com/office/drawing/2017/model3d" xmlns:o="urn:schemas-microsoft-com:office:office" xmlns:r="http://schemas.openxmlformats.org/officeDocument/2006/relationships" xmlns:m="http://schemas.openxmlformats.org/officeDocument/2006/math" xmlns:v="urn:schemas-microsoft-com:vml" xmlns:wp14="http://schemas.microsoft.com/office/word/2010/wordprocessingDrawing" xmlns:wp="http://schemas.openxmlformats.org/drawingml/2006/wordprocessingDrawing" xmlns:w10="urn:schemas-microsoft-com:office:word" xmlns:w="http://schemas.openxmlformats.org/wordprocessingml/2006/main" xmlns:w14="http://schemas.microsoft.com/office/word/2010/wordml" xmlns:w15="http://schemas.microsoft.com/office/word/2012/wordml" xmlns:w16cex="http://schemas.microsoft.com/office/word/2018/wordml/cex" xmlns:w16cid="http://schemas.microsoft.com/office/word/2016/wordml/cid" xmlns:w16="http://schemas.microsoft.com/office/word/2018/wordml" xmlns:w16sdtdh="http://schemas.microsoft.com/office/word/2020/wordml/sdtdatahash" xmlns:w16se="http://schemas.microsoft.com/office/word/2015/wordml/symex" xmlns:wpg="http://schemas.microsoft.com/office/word/2010/wordprocessingGroup" xmlns:wpi="http://schemas.microsoft.com/office/word/2010/wordprocessingInk" xmlns:wne="http://schemas.microsoft.com/office/word/2006/wordml" xmlns:wps="http://schemas.microsoft.com/office/word/2010/wordprocessingShape" mc:Ignorable="w14 w15 w16se w16cid w16 w16cex w16sdtdh wp14">
+<w:endnotes xmlns:wpc="http://schemas.microsoft.com/office/word/2010/wordprocessingCanvas" xmlns:cx="http://schemas.microsoft.com/office/drawing/2014/chartex" xmlns:cx1="http://schemas.microsoft.com/office/drawing/2015/9/8/chartex" xmlns:cx2="http://schemas.microsoft.com/office/drawing/2015/10/21/chartex" xmlns:cx3="http://schemas.microsoft.com/office/drawing/2016/5/9/chartex" xmlns:cx4="http://schemas.microsoft.com/office/drawing/2016/5/10/chartex" xmlns:cx5="http://schemas.microsoft.com/office/drawing/2016/5/11/chartex" xmlns:cx6="http://schemas.microsoft.com/office/drawing/2016/5/12/chartex" xmlns:cx7="http://schemas.microsoft.com/office/drawing/2016/5/13/chartex" xmlns:cx8="http://schemas.microsoft.com/office/drawing/2016/5/14/chartex" xmlns:mc="http://schemas.openxmlformats.org/markup-compatibility/2006" xmlns:aink="http://schemas.microsoft.com/office/drawing/2016/ink" xmlns:am3d="http://schemas.microsoft.com/office/drawing/2017/model3d" xmlns:o="urn:schemas-microsoft-com:office:office" xmlns:oel="http://schemas.microsoft.com/office/2019/extlst" xmlns:r="http://schemas.openxmlformats.org/officeDocument/2006/relationships" xmlns:m="http://schemas.openxmlformats.org/officeDocument/2006/math" xmlns:v="urn:schemas-microsoft-com:vml" xmlns:wp14="http://schemas.microsoft.com/office/word/2010/wordprocessingDrawing" xmlns:wp="http://schemas.openxmlformats.org/drawingml/2006/wordprocessingDrawing" xmlns:w10="urn:schemas-microsoft-com:office:word" xmlns:w="http://schemas.openxmlformats.org/wordprocessingml/2006/main" xmlns:w14="http://schemas.microsoft.com/office/word/2010/wordml" xmlns:w15="http://schemas.microsoft.com/office/word/2012/wordml" xmlns:w16cex="http://schemas.microsoft.com/office/word/2018/wordml/cex" xmlns:w16cid="http://schemas.microsoft.com/office/word/2016/wordml/cid" xmlns:w16="http://schemas.microsoft.com/office/word/2018/wordml" xmlns:w16du="http://schemas.microsoft.com/office/word/2023/wordml/word16du" xmlns:w16sdtdh="http://schemas.microsoft.com/office/word/2020/wordml/sdtdatahash" xmlns:w16sdtfl="http://schemas.microsoft.com/office/word/2024/wordml/sdtformatlock" xmlns:w16se="http://schemas.microsoft.com/office/word/2015/wordml/symex" xmlns:wpg="http://schemas.microsoft.com/office/word/2010/wordprocessingGroup" xmlns:wpi="http://schemas.microsoft.com/office/word/2010/wordprocessingInk" xmlns:wne="http://schemas.microsoft.com/office/word/2006/wordml" xmlns:wps="http://schemas.microsoft.com/office/word/2010/wordprocessingShape" mc:Ignorable="w14 w15 w16se w16cid w16 w16cex w16sdtdh w16sdtfl w16du wp14">
   <w:endnote w:type="separator" w:id="-1">
     <w:p>
       <w:pPr>
@@ -2878,7 +3299,7 @@
 </file>
 
 <file path=word/footer1.xml><?xml version="1.0" encoding="utf-8"?>
-<w:ftr xmlns:wpc="http://schemas.microsoft.com/office/word/2010/wordprocessingCanvas" xmlns:cx="http://schemas.microsoft.com/office/drawing/2014/chartex" xmlns:cx1="http://schemas.microsoft.com/office/drawing/2015/9/8/chartex" xmlns:cx2="http://schemas.microsoft.com/office/drawing/2015/10/21/chartex" xmlns:cx3="http://schemas.microsoft.com/office/drawing/2016/5/9/chartex" xmlns:cx4="http://schemas.microsoft.com/office/drawing/2016/5/10/chartex" xmlns:cx5="http://schemas.microsoft.com/office/drawing/2016/5/11/chartex" xmlns:cx6="http://schemas.microsoft.com/office/drawing/2016/5/12/chartex" xmlns:cx7="http://schemas.microsoft.com/office/drawing/2016/5/13/chartex" xmlns:cx8="http://schemas.microsoft.com/office/drawing/2016/5/14/chartex" xmlns:mc="http://schemas.openxmlformats.org/markup-compatibility/2006" xmlns:aink="http://schemas.microsoft.com/office/drawing/2016/ink" xmlns:am3d="http://schemas.microsoft.com/office/drawing/2017/model3d" xmlns:o="urn:schemas-microsoft-com:office:office" xmlns:r="http://schemas.openxmlformats.org/officeDocument/2006/relationships" xmlns:m="http://schemas.openxmlformats.org/officeDocument/2006/math" xmlns:v="urn:schemas-microsoft-com:vml" xmlns:wp14="http://schemas.microsoft.com/office/word/2010/wordprocessingDrawing" xmlns:wp="http://schemas.openxmlformats.org/drawingml/2006/wordprocessingDrawing" xmlns:w10="urn:schemas-microsoft-com:office:word" xmlns:w="http://schemas.openxmlformats.org/wordprocessingml/2006/main" xmlns:w14="http://schemas.microsoft.com/office/word/2010/wordml" xmlns:w15="http://schemas.microsoft.com/office/word/2012/wordml" xmlns:w16cex="http://schemas.microsoft.com/office/word/2018/wordml/cex" xmlns:w16cid="http://schemas.microsoft.com/office/word/2016/wordml/cid" xmlns:w16="http://schemas.microsoft.com/office/word/2018/wordml" xmlns:w16sdtdh="http://schemas.microsoft.com/office/word/2020/wordml/sdtdatahash" xmlns:w16se="http://schemas.microsoft.com/office/word/2015/wordml/symex" xmlns:wpg="http://schemas.microsoft.com/office/word/2010/wordprocessingGroup" xmlns:wpi="http://schemas.microsoft.com/office/word/2010/wordprocessingInk" xmlns:wne="http://schemas.microsoft.com/office/word/2006/wordml" xmlns:wps="http://schemas.microsoft.com/office/word/2010/wordprocessingShape" mc:Ignorable="w14 w15 w16se w16cid w16 w16cex w16sdtdh wp14">
+<w:ftr xmlns:wpc="http://schemas.microsoft.com/office/word/2010/wordprocessingCanvas" xmlns:cx="http://schemas.microsoft.com/office/drawing/2014/chartex" xmlns:cx1="http://schemas.microsoft.com/office/drawing/2015/9/8/chartex" xmlns:cx2="http://schemas.microsoft.com/office/drawing/2015/10/21/chartex" xmlns:cx3="http://schemas.microsoft.com/office/drawing/2016/5/9/chartex" xmlns:cx4="http://schemas.microsoft.com/office/drawing/2016/5/10/chartex" xmlns:cx5="http://schemas.microsoft.com/office/drawing/2016/5/11/chartex" xmlns:cx6="http://schemas.microsoft.com/office/drawing/2016/5/12/chartex" xmlns:cx7="http://schemas.microsoft.com/office/drawing/2016/5/13/chartex" xmlns:cx8="http://schemas.microsoft.com/office/drawing/2016/5/14/chartex" xmlns:mc="http://schemas.openxmlformats.org/markup-compatibility/2006" xmlns:aink="http://schemas.microsoft.com/office/drawing/2016/ink" xmlns:am3d="http://schemas.microsoft.com/office/drawing/2017/model3d" xmlns:o="urn:schemas-microsoft-com:office:office" xmlns:oel="http://schemas.microsoft.com/office/2019/extlst" xmlns:r="http://schemas.openxmlformats.org/officeDocument/2006/relationships" xmlns:m="http://schemas.openxmlformats.org/officeDocument/2006/math" xmlns:v="urn:schemas-microsoft-com:vml" xmlns:wp14="http://schemas.microsoft.com/office/word/2010/wordprocessingDrawing" xmlns:wp="http://schemas.openxmlformats.org/drawingml/2006/wordprocessingDrawing" xmlns:w10="urn:schemas-microsoft-com:office:word" xmlns:w="http://schemas.openxmlformats.org/wordprocessingml/2006/main" xmlns:w14="http://schemas.microsoft.com/office/word/2010/wordml" xmlns:w15="http://schemas.microsoft.com/office/word/2012/wordml" xmlns:w16cex="http://schemas.microsoft.com/office/word/2018/wordml/cex" xmlns:w16cid="http://schemas.microsoft.com/office/word/2016/wordml/cid" xmlns:w16="http://schemas.microsoft.com/office/word/2018/wordml" xmlns:w16du="http://schemas.microsoft.com/office/word/2023/wordml/word16du" xmlns:w16sdtdh="http://schemas.microsoft.com/office/word/2020/wordml/sdtdatahash" xmlns:w16sdtfl="http://schemas.microsoft.com/office/word/2024/wordml/sdtformatlock" xmlns:w16se="http://schemas.microsoft.com/office/word/2015/wordml/symex" xmlns:wpg="http://schemas.microsoft.com/office/word/2010/wordprocessingGroup" xmlns:wpi="http://schemas.microsoft.com/office/word/2010/wordprocessingInk" xmlns:wne="http://schemas.microsoft.com/office/word/2006/wordml" xmlns:wps="http://schemas.microsoft.com/office/word/2010/wordprocessingShape" mc:Ignorable="w14 w15 w16se w16cid w16 w16cex w16sdtdh w16sdtfl w16du wp14">
   <w:p>
     <w:pPr>
       <w:pStyle w:val="llb"/>
@@ -2888,7 +3309,7 @@
         <w:rPr>
           <w:noProof/>
         </w:rPr>
-        <w:t>2026. 03. 19.</w:t>
+        <w:t>2026. 03. 25.</w:t>
       </w:r>
     </w:fldSimple>
     <w:r>
@@ -2917,7 +3338,7 @@
 </file>
 
 <file path=word/footer2.xml><?xml version="1.0" encoding="utf-8"?>
-<w:ftr xmlns:wpc="http://schemas.microsoft.com/office/word/2010/wordprocessingCanvas" xmlns:cx="http://schemas.microsoft.com/office/drawing/2014/chartex" xmlns:cx1="http://schemas.microsoft.com/office/drawing/2015/9/8/chartex" xmlns:cx2="http://schemas.microsoft.com/office/drawing/2015/10/21/chartex" xmlns:cx3="http://schemas.microsoft.com/office/drawing/2016/5/9/chartex" xmlns:cx4="http://schemas.microsoft.com/office/drawing/2016/5/10/chartex" xmlns:cx5="http://schemas.microsoft.com/office/drawing/2016/5/11/chartex" xmlns:cx6="http://schemas.microsoft.com/office/drawing/2016/5/12/chartex" xmlns:cx7="http://schemas.microsoft.com/office/drawing/2016/5/13/chartex" xmlns:cx8="http://schemas.microsoft.com/office/drawing/2016/5/14/chartex" xmlns:mc="http://schemas.openxmlformats.org/markup-compatibility/2006" xmlns:aink="http://schemas.microsoft.com/office/drawing/2016/ink" xmlns:am3d="http://schemas.microsoft.com/office/drawing/2017/model3d" xmlns:o="urn:schemas-microsoft-com:office:office" xmlns:r="http://schemas.openxmlformats.org/officeDocument/2006/relationships" xmlns:m="http://schemas.openxmlformats.org/officeDocument/2006/math" xmlns:v="urn:schemas-microsoft-com:vml" xmlns:wp14="http://schemas.microsoft.com/office/word/2010/wordprocessingDrawing" xmlns:wp="http://schemas.openxmlformats.org/drawingml/2006/wordprocessingDrawing" xmlns:w10="urn:schemas-microsoft-com:office:word" xmlns:w="http://schemas.openxmlformats.org/wordprocessingml/2006/main" xmlns:w14="http://schemas.microsoft.com/office/word/2010/wordml" xmlns:w15="http://schemas.microsoft.com/office/word/2012/wordml" xmlns:w16cex="http://schemas.microsoft.com/office/word/2018/wordml/cex" xmlns:w16cid="http://schemas.microsoft.com/office/word/2016/wordml/cid" xmlns:w16="http://schemas.microsoft.com/office/word/2018/wordml" xmlns:w16sdtdh="http://schemas.microsoft.com/office/word/2020/wordml/sdtdatahash" xmlns:w16se="http://schemas.microsoft.com/office/word/2015/wordml/symex" xmlns:wpg="http://schemas.microsoft.com/office/word/2010/wordprocessingGroup" xmlns:wpi="http://schemas.microsoft.com/office/word/2010/wordprocessingInk" xmlns:wne="http://schemas.microsoft.com/office/word/2006/wordml" xmlns:wps="http://schemas.microsoft.com/office/word/2010/wordprocessingShape" mc:Ignorable="w14 w15 w16se w16cid w16 w16cex w16sdtdh wp14">
+<w:ftr xmlns:wpc="http://schemas.microsoft.com/office/word/2010/wordprocessingCanvas" xmlns:cx="http://schemas.microsoft.com/office/drawing/2014/chartex" xmlns:cx1="http://schemas.microsoft.com/office/drawing/2015/9/8/chartex" xmlns:cx2="http://schemas.microsoft.com/office/drawing/2015/10/21/chartex" xmlns:cx3="http://schemas.microsoft.com/office/drawing/2016/5/9/chartex" xmlns:cx4="http://schemas.microsoft.com/office/drawing/2016/5/10/chartex" xmlns:cx5="http://schemas.microsoft.com/office/drawing/2016/5/11/chartex" xmlns:cx6="http://schemas.microsoft.com/office/drawing/2016/5/12/chartex" xmlns:cx7="http://schemas.microsoft.com/office/drawing/2016/5/13/chartex" xmlns:cx8="http://schemas.microsoft.com/office/drawing/2016/5/14/chartex" xmlns:mc="http://schemas.openxmlformats.org/markup-compatibility/2006" xmlns:aink="http://schemas.microsoft.com/office/drawing/2016/ink" xmlns:am3d="http://schemas.microsoft.com/office/drawing/2017/model3d" xmlns:o="urn:schemas-microsoft-com:office:office" xmlns:oel="http://schemas.microsoft.com/office/2019/extlst" xmlns:r="http://schemas.openxmlformats.org/officeDocument/2006/relationships" xmlns:m="http://schemas.openxmlformats.org/officeDocument/2006/math" xmlns:v="urn:schemas-microsoft-com:vml" xmlns:wp14="http://schemas.microsoft.com/office/word/2010/wordprocessingDrawing" xmlns:wp="http://schemas.openxmlformats.org/drawingml/2006/wordprocessingDrawing" xmlns:w10="urn:schemas-microsoft-com:office:word" xmlns:w="http://schemas.openxmlformats.org/wordprocessingml/2006/main" xmlns:w14="http://schemas.microsoft.com/office/word/2010/wordml" xmlns:w15="http://schemas.microsoft.com/office/word/2012/wordml" xmlns:w16cex="http://schemas.microsoft.com/office/word/2018/wordml/cex" xmlns:w16cid="http://schemas.microsoft.com/office/word/2016/wordml/cid" xmlns:w16="http://schemas.microsoft.com/office/word/2018/wordml" xmlns:w16du="http://schemas.microsoft.com/office/word/2023/wordml/word16du" xmlns:w16sdtdh="http://schemas.microsoft.com/office/word/2020/wordml/sdtdatahash" xmlns:w16sdtfl="http://schemas.microsoft.com/office/word/2024/wordml/sdtformatlock" xmlns:w16se="http://schemas.microsoft.com/office/word/2015/wordml/symex" xmlns:wpg="http://schemas.microsoft.com/office/word/2010/wordprocessingGroup" xmlns:wpi="http://schemas.microsoft.com/office/word/2010/wordprocessingInk" xmlns:wne="http://schemas.microsoft.com/office/word/2006/wordml" xmlns:wps="http://schemas.microsoft.com/office/word/2010/wordprocessingShape" mc:Ignorable="w14 w15 w16se w16cid w16 w16cex w16sdtdh w16sdtfl w16du wp14">
   <w:tbl>
     <w:tblPr>
       <w:tblW w:w="0" w:type="auto"/>
@@ -2978,7 +3399,7 @@
 </file>
 
 <file path=word/footnotes.xml><?xml version="1.0" encoding="utf-8"?>
-<w:footnotes xmlns:wpc="http://schemas.microsoft.com/office/word/2010/wordprocessingCanvas" xmlns:cx="http://schemas.microsoft.com/office/drawing/2014/chartex" xmlns:cx1="http://schemas.microsoft.com/office/drawing/2015/9/8/chartex" xmlns:cx2="http://schemas.microsoft.com/office/drawing/2015/10/21/chartex" xmlns:cx3="http://schemas.microsoft.com/office/drawing/2016/5/9/chartex" xmlns:cx4="http://schemas.microsoft.com/office/drawing/2016/5/10/chartex" xmlns:cx5="http://schemas.microsoft.com/office/drawing/2016/5/11/chartex" xmlns:cx6="http://schemas.microsoft.com/office/drawing/2016/5/12/chartex" xmlns:cx7="http://schemas.microsoft.com/office/drawing/2016/5/13/chartex" xmlns:cx8="http://schemas.microsoft.com/office/drawing/2016/5/14/chartex" xmlns:mc="http://schemas.openxmlformats.org/markup-compatibility/2006" xmlns:aink="http://schemas.microsoft.com/office/drawing/2016/ink" xmlns:am3d="http://schemas.microsoft.com/office/drawing/2017/model3d" xmlns:o="urn:schemas-microsoft-com:office:office" xmlns:r="http://schemas.openxmlformats.org/officeDocument/2006/relationships" xmlns:m="http://schemas.openxmlformats.org/officeDocument/2006/math" xmlns:v="urn:schemas-microsoft-com:vml" xmlns:wp14="http://schemas.microsoft.com/office/word/2010/wordprocessingDrawing" xmlns:wp="http://schemas.openxmlformats.org/drawingml/2006/wordprocessingDrawing" xmlns:w10="urn:schemas-microsoft-com:office:word" xmlns:w="http://schemas.openxmlformats.org/wordprocessingml/2006/main" xmlns:w14="http://schemas.microsoft.com/office/word/2010/wordml" xmlns:w15="http://schemas.microsoft.com/office/word/2012/wordml" xmlns:w16cex="http://schemas.microsoft.com/office/word/2018/wordml/cex" xmlns:w16cid="http://schemas.microsoft.com/office/word/2016/wordml/cid" xmlns:w16="http://schemas.microsoft.com/office/word/2018/wordml" xmlns:w16sdtdh="http://schemas.microsoft.com/office/word/2020/wordml/sdtdatahash" xmlns:w16se="http://schemas.microsoft.com/office/word/2015/wordml/symex" xmlns:wpg="http://schemas.microsoft.com/office/word/2010/wordprocessingGroup" xmlns:wpi="http://schemas.microsoft.com/office/word/2010/wordprocessingInk" xmlns:wne="http://schemas.microsoft.com/office/word/2006/wordml" xmlns:wps="http://schemas.microsoft.com/office/word/2010/wordprocessingShape" mc:Ignorable="w14 w15 w16se w16cid w16 w16cex w16sdtdh wp14">
+<w:footnotes xmlns:wpc="http://schemas.microsoft.com/office/word/2010/wordprocessingCanvas" xmlns:cx="http://schemas.microsoft.com/office/drawing/2014/chartex" xmlns:cx1="http://schemas.microsoft.com/office/drawing/2015/9/8/chartex" xmlns:cx2="http://schemas.microsoft.com/office/drawing/2015/10/21/chartex" xmlns:cx3="http://schemas.microsoft.com/office/drawing/2016/5/9/chartex" xmlns:cx4="http://schemas.microsoft.com/office/drawing/2016/5/10/chartex" xmlns:cx5="http://schemas.microsoft.com/office/drawing/2016/5/11/chartex" xmlns:cx6="http://schemas.microsoft.com/office/drawing/2016/5/12/chartex" xmlns:cx7="http://schemas.microsoft.com/office/drawing/2016/5/13/chartex" xmlns:cx8="http://schemas.microsoft.com/office/drawing/2016/5/14/chartex" xmlns:mc="http://schemas.openxmlformats.org/markup-compatibility/2006" xmlns:aink="http://schemas.microsoft.com/office/drawing/2016/ink" xmlns:am3d="http://schemas.microsoft.com/office/drawing/2017/model3d" xmlns:o="urn:schemas-microsoft-com:office:office" xmlns:oel="http://schemas.microsoft.com/office/2019/extlst" xmlns:r="http://schemas.openxmlformats.org/officeDocument/2006/relationships" xmlns:m="http://schemas.openxmlformats.org/officeDocument/2006/math" xmlns:v="urn:schemas-microsoft-com:vml" xmlns:wp14="http://schemas.microsoft.com/office/word/2010/wordprocessingDrawing" xmlns:wp="http://schemas.openxmlformats.org/drawingml/2006/wordprocessingDrawing" xmlns:w10="urn:schemas-microsoft-com:office:word" xmlns:w="http://schemas.openxmlformats.org/wordprocessingml/2006/main" xmlns:w14="http://schemas.microsoft.com/office/word/2010/wordml" xmlns:w15="http://schemas.microsoft.com/office/word/2012/wordml" xmlns:w16cex="http://schemas.microsoft.com/office/word/2018/wordml/cex" xmlns:w16cid="http://schemas.microsoft.com/office/word/2016/wordml/cid" xmlns:w16="http://schemas.microsoft.com/office/word/2018/wordml" xmlns:w16du="http://schemas.microsoft.com/office/word/2023/wordml/word16du" xmlns:w16sdtdh="http://schemas.microsoft.com/office/word/2020/wordml/sdtdatahash" xmlns:w16sdtfl="http://schemas.microsoft.com/office/word/2024/wordml/sdtformatlock" xmlns:w16se="http://schemas.microsoft.com/office/word/2015/wordml/symex" xmlns:wpg="http://schemas.microsoft.com/office/word/2010/wordprocessingGroup" xmlns:wpi="http://schemas.microsoft.com/office/word/2010/wordprocessingInk" xmlns:wne="http://schemas.microsoft.com/office/word/2006/wordml" xmlns:wps="http://schemas.microsoft.com/office/word/2010/wordprocessingShape" mc:Ignorable="w14 w15 w16se w16cid w16 w16cex w16sdtdh w16sdtfl w16du wp14">
   <w:footnote w:type="separator" w:id="-1">
     <w:p>
       <w:pPr>
@@ -3010,7 +3431,7 @@
 </file>
 
 <file path=word/header1.xml><?xml version="1.0" encoding="utf-8"?>
-<w:hdr xmlns:wpc="http://schemas.microsoft.com/office/word/2010/wordprocessingCanvas" xmlns:cx="http://schemas.microsoft.com/office/drawing/2014/chartex" xmlns:cx1="http://schemas.microsoft.com/office/drawing/2015/9/8/chartex" xmlns:cx2="http://schemas.microsoft.com/office/drawing/2015/10/21/chartex" xmlns:cx3="http://schemas.microsoft.com/office/drawing/2016/5/9/chartex" xmlns:cx4="http://schemas.microsoft.com/office/drawing/2016/5/10/chartex" xmlns:cx5="http://schemas.microsoft.com/office/drawing/2016/5/11/chartex" xmlns:cx6="http://schemas.microsoft.com/office/drawing/2016/5/12/chartex" xmlns:cx7="http://schemas.microsoft.com/office/drawing/2016/5/13/chartex" xmlns:cx8="http://schemas.microsoft.com/office/drawing/2016/5/14/chartex" xmlns:mc="http://schemas.openxmlformats.org/markup-compatibility/2006" xmlns:aink="http://schemas.microsoft.com/office/drawing/2016/ink" xmlns:am3d="http://schemas.microsoft.com/office/drawing/2017/model3d" xmlns:o="urn:schemas-microsoft-com:office:office" xmlns:r="http://schemas.openxmlformats.org/officeDocument/2006/relationships" xmlns:m="http://schemas.openxmlformats.org/officeDocument/2006/math" xmlns:v="urn:schemas-microsoft-com:vml" xmlns:wp14="http://schemas.microsoft.com/office/word/2010/wordprocessingDrawing" xmlns:wp="http://schemas.openxmlformats.org/drawingml/2006/wordprocessingDrawing" xmlns:w10="urn:schemas-microsoft-com:office:word" xmlns:w="http://schemas.openxmlformats.org/wordprocessingml/2006/main" xmlns:w14="http://schemas.microsoft.com/office/word/2010/wordml" xmlns:w15="http://schemas.microsoft.com/office/word/2012/wordml" xmlns:w16cex="http://schemas.microsoft.com/office/word/2018/wordml/cex" xmlns:w16cid="http://schemas.microsoft.com/office/word/2016/wordml/cid" xmlns:w16="http://schemas.microsoft.com/office/word/2018/wordml" xmlns:w16sdtdh="http://schemas.microsoft.com/office/word/2020/wordml/sdtdatahash" xmlns:w16se="http://schemas.microsoft.com/office/word/2015/wordml/symex" xmlns:wpg="http://schemas.microsoft.com/office/word/2010/wordprocessingGroup" xmlns:wpi="http://schemas.microsoft.com/office/word/2010/wordprocessingInk" xmlns:wne="http://schemas.microsoft.com/office/word/2006/wordml" xmlns:wps="http://schemas.microsoft.com/office/word/2010/wordprocessingShape" mc:Ignorable="w14 w15 w16se w16cid w16 w16cex w16sdtdh wp14">
+<w:hdr xmlns:wpc="http://schemas.microsoft.com/office/word/2010/wordprocessingCanvas" xmlns:cx="http://schemas.microsoft.com/office/drawing/2014/chartex" xmlns:cx1="http://schemas.microsoft.com/office/drawing/2015/9/8/chartex" xmlns:cx2="http://schemas.microsoft.com/office/drawing/2015/10/21/chartex" xmlns:cx3="http://schemas.microsoft.com/office/drawing/2016/5/9/chartex" xmlns:cx4="http://schemas.microsoft.com/office/drawing/2016/5/10/chartex" xmlns:cx5="http://schemas.microsoft.com/office/drawing/2016/5/11/chartex" xmlns:cx6="http://schemas.microsoft.com/office/drawing/2016/5/12/chartex" xmlns:cx7="http://schemas.microsoft.com/office/drawing/2016/5/13/chartex" xmlns:cx8="http://schemas.microsoft.com/office/drawing/2016/5/14/chartex" xmlns:mc="http://schemas.openxmlformats.org/markup-compatibility/2006" xmlns:aink="http://schemas.microsoft.com/office/drawing/2016/ink" xmlns:am3d="http://schemas.microsoft.com/office/drawing/2017/model3d" xmlns:o="urn:schemas-microsoft-com:office:office" xmlns:oel="http://schemas.microsoft.com/office/2019/extlst" xmlns:r="http://schemas.openxmlformats.org/officeDocument/2006/relationships" xmlns:m="http://schemas.openxmlformats.org/officeDocument/2006/math" xmlns:v="urn:schemas-microsoft-com:vml" xmlns:wp14="http://schemas.microsoft.com/office/word/2010/wordprocessingDrawing" xmlns:wp="http://schemas.openxmlformats.org/drawingml/2006/wordprocessingDrawing" xmlns:w10="urn:schemas-microsoft-com:office:word" xmlns:w="http://schemas.openxmlformats.org/wordprocessingml/2006/main" xmlns:w14="http://schemas.microsoft.com/office/word/2010/wordml" xmlns:w15="http://schemas.microsoft.com/office/word/2012/wordml" xmlns:w16cex="http://schemas.microsoft.com/office/word/2018/wordml/cex" xmlns:w16cid="http://schemas.microsoft.com/office/word/2016/wordml/cid" xmlns:w16="http://schemas.microsoft.com/office/word/2018/wordml" xmlns:w16du="http://schemas.microsoft.com/office/word/2023/wordml/word16du" xmlns:w16sdtdh="http://schemas.microsoft.com/office/word/2020/wordml/sdtdatahash" xmlns:w16sdtfl="http://schemas.microsoft.com/office/word/2024/wordml/sdtformatlock" xmlns:w16se="http://schemas.microsoft.com/office/word/2015/wordml/symex" xmlns:wpg="http://schemas.microsoft.com/office/word/2010/wordprocessingGroup" xmlns:wpi="http://schemas.microsoft.com/office/word/2010/wordprocessingInk" xmlns:wne="http://schemas.microsoft.com/office/word/2006/wordml" xmlns:wps="http://schemas.microsoft.com/office/word/2010/wordprocessingShape" mc:Ignorable="w14 w15 w16se w16cid w16 w16cex w16sdtdh w16sdtfl w16du wp14">
   <w:p>
     <w:pPr>
       <w:pStyle w:val="lfej"/>
@@ -3127,7 +3548,7 @@
 </file>
 
 <file path=word/header2.xml><?xml version="1.0" encoding="utf-8"?>
-<w:hdr xmlns:wpc="http://schemas.microsoft.com/office/word/2010/wordprocessingCanvas" xmlns:cx="http://schemas.microsoft.com/office/drawing/2014/chartex" xmlns:cx1="http://schemas.microsoft.com/office/drawing/2015/9/8/chartex" xmlns:cx2="http://schemas.microsoft.com/office/drawing/2015/10/21/chartex" xmlns:cx3="http://schemas.microsoft.com/office/drawing/2016/5/9/chartex" xmlns:cx4="http://schemas.microsoft.com/office/drawing/2016/5/10/chartex" xmlns:cx5="http://schemas.microsoft.com/office/drawing/2016/5/11/chartex" xmlns:cx6="http://schemas.microsoft.com/office/drawing/2016/5/12/chartex" xmlns:cx7="http://schemas.microsoft.com/office/drawing/2016/5/13/chartex" xmlns:cx8="http://schemas.microsoft.com/office/drawing/2016/5/14/chartex" xmlns:mc="http://schemas.openxmlformats.org/markup-compatibility/2006" xmlns:aink="http://schemas.microsoft.com/office/drawing/2016/ink" xmlns:am3d="http://schemas.microsoft.com/office/drawing/2017/model3d" xmlns:o="urn:schemas-microsoft-com:office:office" xmlns:r="http://schemas.openxmlformats.org/officeDocument/2006/relationships" xmlns:m="http://schemas.openxmlformats.org/officeDocument/2006/math" xmlns:v="urn:schemas-microsoft-com:vml" xmlns:wp14="http://schemas.microsoft.com/office/word/2010/wordprocessingDrawing" xmlns:wp="http://schemas.openxmlformats.org/drawingml/2006/wordprocessingDrawing" xmlns:w10="urn:schemas-microsoft-com:office:word" xmlns:w="http://schemas.openxmlformats.org/wordprocessingml/2006/main" xmlns:w14="http://schemas.microsoft.com/office/word/2010/wordml" xmlns:w15="http://schemas.microsoft.com/office/word/2012/wordml" xmlns:w16cex="http://schemas.microsoft.com/office/word/2018/wordml/cex" xmlns:w16cid="http://schemas.microsoft.com/office/word/2016/wordml/cid" xmlns:w16="http://schemas.microsoft.com/office/word/2018/wordml" xmlns:w16sdtdh="http://schemas.microsoft.com/office/word/2020/wordml/sdtdatahash" xmlns:w16se="http://schemas.microsoft.com/office/word/2015/wordml/symex" xmlns:wpg="http://schemas.microsoft.com/office/word/2010/wordprocessingGroup" xmlns:wpi="http://schemas.microsoft.com/office/word/2010/wordprocessingInk" xmlns:wne="http://schemas.microsoft.com/office/word/2006/wordml" xmlns:wps="http://schemas.microsoft.com/office/word/2010/wordprocessingShape" mc:Ignorable="w14 w15 w16se w16cid w16 w16cex w16sdtdh wp14">
+<w:hdr xmlns:wpc="http://schemas.microsoft.com/office/word/2010/wordprocessingCanvas" xmlns:cx="http://schemas.microsoft.com/office/drawing/2014/chartex" xmlns:cx1="http://schemas.microsoft.com/office/drawing/2015/9/8/chartex" xmlns:cx2="http://schemas.microsoft.com/office/drawing/2015/10/21/chartex" xmlns:cx3="http://schemas.microsoft.com/office/drawing/2016/5/9/chartex" xmlns:cx4="http://schemas.microsoft.com/office/drawing/2016/5/10/chartex" xmlns:cx5="http://schemas.microsoft.com/office/drawing/2016/5/11/chartex" xmlns:cx6="http://schemas.microsoft.com/office/drawing/2016/5/12/chartex" xmlns:cx7="http://schemas.microsoft.com/office/drawing/2016/5/13/chartex" xmlns:cx8="http://schemas.microsoft.com/office/drawing/2016/5/14/chartex" xmlns:mc="http://schemas.openxmlformats.org/markup-compatibility/2006" xmlns:aink="http://schemas.microsoft.com/office/drawing/2016/ink" xmlns:am3d="http://schemas.microsoft.com/office/drawing/2017/model3d" xmlns:o="urn:schemas-microsoft-com:office:office" xmlns:oel="http://schemas.microsoft.com/office/2019/extlst" xmlns:r="http://schemas.openxmlformats.org/officeDocument/2006/relationships" xmlns:m="http://schemas.openxmlformats.org/officeDocument/2006/math" xmlns:v="urn:schemas-microsoft-com:vml" xmlns:wp14="http://schemas.microsoft.com/office/word/2010/wordprocessingDrawing" xmlns:wp="http://schemas.openxmlformats.org/drawingml/2006/wordprocessingDrawing" xmlns:w10="urn:schemas-microsoft-com:office:word" xmlns:w="http://schemas.openxmlformats.org/wordprocessingml/2006/main" xmlns:w14="http://schemas.microsoft.com/office/word/2010/wordml" xmlns:w15="http://schemas.microsoft.com/office/word/2012/wordml" xmlns:w16cex="http://schemas.microsoft.com/office/word/2018/wordml/cex" xmlns:w16cid="http://schemas.microsoft.com/office/word/2016/wordml/cid" xmlns:w16="http://schemas.microsoft.com/office/word/2018/wordml" xmlns:w16du="http://schemas.microsoft.com/office/word/2023/wordml/word16du" xmlns:w16sdtdh="http://schemas.microsoft.com/office/word/2020/wordml/sdtdatahash" xmlns:w16sdtfl="http://schemas.microsoft.com/office/word/2024/wordml/sdtformatlock" xmlns:w16se="http://schemas.microsoft.com/office/word/2015/wordml/symex" xmlns:wpg="http://schemas.microsoft.com/office/word/2010/wordprocessingGroup" xmlns:wpi="http://schemas.microsoft.com/office/word/2010/wordprocessingInk" xmlns:wne="http://schemas.microsoft.com/office/word/2006/wordml" xmlns:wps="http://schemas.microsoft.com/office/word/2010/wordprocessingShape" mc:Ignorable="w14 w15 w16se w16cid w16 w16cex w16sdtdh w16sdtfl w16du wp14">
   <w:tbl>
     <w:tblPr>
       <w:tblW w:w="0" w:type="auto"/>
@@ -3188,7 +3609,7 @@
 </file>
 
 <file path=word/numbering.xml><?xml version="1.0" encoding="utf-8"?>
-<w:numbering xmlns:wpc="http://schemas.microsoft.com/office/word/2010/wordprocessingCanvas" xmlns:cx="http://schemas.microsoft.com/office/drawing/2014/chartex" xmlns:cx1="http://schemas.microsoft.com/office/drawing/2015/9/8/chartex" xmlns:cx2="http://schemas.microsoft.com/office/drawing/2015/10/21/chartex" xmlns:cx3="http://schemas.microsoft.com/office/drawing/2016/5/9/chartex" xmlns:cx4="http://schemas.microsoft.com/office/drawing/2016/5/10/chartex" xmlns:cx5="http://schemas.microsoft.com/office/drawing/2016/5/11/chartex" xmlns:cx6="http://schemas.microsoft.com/office/drawing/2016/5/12/chartex" xmlns:cx7="http://schemas.microsoft.com/office/drawing/2016/5/13/chartex" xmlns:cx8="http://schemas.microsoft.com/office/drawing/2016/5/14/chartex" xmlns:mc="http://schemas.openxmlformats.org/markup-compatibility/2006" xmlns:aink="http://schemas.microsoft.com/office/drawing/2016/ink" xmlns:am3d="http://schemas.microsoft.com/office/drawing/2017/model3d" xmlns:o="urn:schemas-microsoft-com:office:office" xmlns:r="http://schemas.openxmlformats.org/officeDocument/2006/relationships" xmlns:m="http://schemas.openxmlformats.org/officeDocument/2006/math" xmlns:v="urn:schemas-microsoft-com:vml" xmlns:wp14="http://schemas.microsoft.com/office/word/2010/wordprocessingDrawing" xmlns:wp="http://schemas.openxmlformats.org/drawingml/2006/wordprocessingDrawing" xmlns:w10="urn:schemas-microsoft-com:office:word" xmlns:w="http://schemas.openxmlformats.org/wordprocessingml/2006/main" xmlns:w14="http://schemas.microsoft.com/office/word/2010/wordml" xmlns:w15="http://schemas.microsoft.com/office/word/2012/wordml" xmlns:w16cex="http://schemas.microsoft.com/office/word/2018/wordml/cex" xmlns:w16cid="http://schemas.microsoft.com/office/word/2016/wordml/cid" xmlns:w16="http://schemas.microsoft.com/office/word/2018/wordml" xmlns:w16sdtdh="http://schemas.microsoft.com/office/word/2020/wordml/sdtdatahash" xmlns:w16se="http://schemas.microsoft.com/office/word/2015/wordml/symex" xmlns:wpg="http://schemas.microsoft.com/office/word/2010/wordprocessingGroup" xmlns:wpi="http://schemas.microsoft.com/office/word/2010/wordprocessingInk" xmlns:wne="http://schemas.microsoft.com/office/word/2006/wordml" xmlns:wps="http://schemas.microsoft.com/office/word/2010/wordprocessingShape" mc:Ignorable="w14 w15 w16se w16cid w16 w16cex w16sdtdh wp14">
+<w:numbering xmlns:wpc="http://schemas.microsoft.com/office/word/2010/wordprocessingCanvas" xmlns:cx="http://schemas.microsoft.com/office/drawing/2014/chartex" xmlns:cx1="http://schemas.microsoft.com/office/drawing/2015/9/8/chartex" xmlns:cx2="http://schemas.microsoft.com/office/drawing/2015/10/21/chartex" xmlns:cx3="http://schemas.microsoft.com/office/drawing/2016/5/9/chartex" xmlns:cx4="http://schemas.microsoft.com/office/drawing/2016/5/10/chartex" xmlns:cx5="http://schemas.microsoft.com/office/drawing/2016/5/11/chartex" xmlns:cx6="http://schemas.microsoft.com/office/drawing/2016/5/12/chartex" xmlns:cx7="http://schemas.microsoft.com/office/drawing/2016/5/13/chartex" xmlns:cx8="http://schemas.microsoft.com/office/drawing/2016/5/14/chartex" xmlns:mc="http://schemas.openxmlformats.org/markup-compatibility/2006" xmlns:aink="http://schemas.microsoft.com/office/drawing/2016/ink" xmlns:am3d="http://schemas.microsoft.com/office/drawing/2017/model3d" xmlns:o="urn:schemas-microsoft-com:office:office" xmlns:oel="http://schemas.microsoft.com/office/2019/extlst" xmlns:r="http://schemas.openxmlformats.org/officeDocument/2006/relationships" xmlns:m="http://schemas.openxmlformats.org/officeDocument/2006/math" xmlns:v="urn:schemas-microsoft-com:vml" xmlns:wp14="http://schemas.microsoft.com/office/word/2010/wordprocessingDrawing" xmlns:wp="http://schemas.openxmlformats.org/drawingml/2006/wordprocessingDrawing" xmlns:w10="urn:schemas-microsoft-com:office:word" xmlns:w="http://schemas.openxmlformats.org/wordprocessingml/2006/main" xmlns:w14="http://schemas.microsoft.com/office/word/2010/wordml" xmlns:w15="http://schemas.microsoft.com/office/word/2012/wordml" xmlns:w16cex="http://schemas.microsoft.com/office/word/2018/wordml/cex" xmlns:w16cid="http://schemas.microsoft.com/office/word/2016/wordml/cid" xmlns:w16="http://schemas.microsoft.com/office/word/2018/wordml" xmlns:w16du="http://schemas.microsoft.com/office/word/2023/wordml/word16du" xmlns:w16sdtdh="http://schemas.microsoft.com/office/word/2020/wordml/sdtdatahash" xmlns:w16sdtfl="http://schemas.microsoft.com/office/word/2024/wordml/sdtformatlock" xmlns:w16se="http://schemas.microsoft.com/office/word/2015/wordml/symex" xmlns:wpg="http://schemas.microsoft.com/office/word/2010/wordprocessingGroup" xmlns:wpi="http://schemas.microsoft.com/office/word/2010/wordprocessingInk" xmlns:wne="http://schemas.microsoft.com/office/word/2006/wordml" xmlns:wps="http://schemas.microsoft.com/office/word/2010/wordprocessingShape" mc:Ignorable="w14 w15 w16se w16cid w16 w16cex w16sdtdh w16sdtfl w16du wp14">
   <w:abstractNum w:abstractNumId="0" w15:restartNumberingAfterBreak="0">
     <w:nsid w:val="05140A7B"/>
     <w:multiLevelType w:val="hybridMultilevel"/>
@@ -3303,6 +3724,155 @@
     </w:lvl>
   </w:abstractNum>
   <w:abstractNum w:abstractNumId="1" w15:restartNumberingAfterBreak="0">
+    <w:nsid w:val="0A6B6D0F"/>
+    <w:multiLevelType w:val="multilevel"/>
+    <w:tmpl w:val="45728232"/>
+    <w:lvl w:ilvl="0">
+      <w:start w:val="1"/>
+      <w:numFmt w:val="bullet"/>
+      <w:lvlText w:val=""/>
+      <w:lvlJc w:val="left"/>
+      <w:pPr>
+        <w:tabs>
+          <w:tab w:val="num" w:pos="720"/>
+        </w:tabs>
+        <w:ind w:left="720" w:hanging="360"/>
+      </w:pPr>
+      <w:rPr>
+        <w:rFonts w:ascii="Symbol" w:hAnsi="Symbol" w:hint="default"/>
+        <w:sz w:val="20"/>
+      </w:rPr>
+    </w:lvl>
+    <w:lvl w:ilvl="1">
+      <w:start w:val="1"/>
+      <w:numFmt w:val="bullet"/>
+      <w:lvlText w:val="o"/>
+      <w:lvlJc w:val="left"/>
+      <w:pPr>
+        <w:tabs>
+          <w:tab w:val="num" w:pos="1440"/>
+        </w:tabs>
+        <w:ind w:left="1440" w:hanging="360"/>
+      </w:pPr>
+      <w:rPr>
+        <w:rFonts w:ascii="Courier New" w:hAnsi="Courier New" w:hint="default"/>
+        <w:sz w:val="20"/>
+      </w:rPr>
+    </w:lvl>
+    <w:lvl w:ilvl="2" w:tentative="1">
+      <w:start w:val="1"/>
+      <w:numFmt w:val="bullet"/>
+      <w:lvlText w:val=""/>
+      <w:lvlJc w:val="left"/>
+      <w:pPr>
+        <w:tabs>
+          <w:tab w:val="num" w:pos="2160"/>
+        </w:tabs>
+        <w:ind w:left="2160" w:hanging="360"/>
+      </w:pPr>
+      <w:rPr>
+        <w:rFonts w:ascii="Wingdings" w:hAnsi="Wingdings" w:hint="default"/>
+        <w:sz w:val="20"/>
+      </w:rPr>
+    </w:lvl>
+    <w:lvl w:ilvl="3" w:tentative="1">
+      <w:start w:val="1"/>
+      <w:numFmt w:val="bullet"/>
+      <w:lvlText w:val=""/>
+      <w:lvlJc w:val="left"/>
+      <w:pPr>
+        <w:tabs>
+          <w:tab w:val="num" w:pos="2880"/>
+        </w:tabs>
+        <w:ind w:left="2880" w:hanging="360"/>
+      </w:pPr>
+      <w:rPr>
+        <w:rFonts w:ascii="Wingdings" w:hAnsi="Wingdings" w:hint="default"/>
+        <w:sz w:val="20"/>
+      </w:rPr>
+    </w:lvl>
+    <w:lvl w:ilvl="4" w:tentative="1">
+      <w:start w:val="1"/>
+      <w:numFmt w:val="bullet"/>
+      <w:lvlText w:val=""/>
+      <w:lvlJc w:val="left"/>
+      <w:pPr>
+        <w:tabs>
+          <w:tab w:val="num" w:pos="3600"/>
+        </w:tabs>
+        <w:ind w:left="3600" w:hanging="360"/>
+      </w:pPr>
+      <w:rPr>
+        <w:rFonts w:ascii="Wingdings" w:hAnsi="Wingdings" w:hint="default"/>
+        <w:sz w:val="20"/>
+      </w:rPr>
+    </w:lvl>
+    <w:lvl w:ilvl="5" w:tentative="1">
+      <w:start w:val="1"/>
+      <w:numFmt w:val="bullet"/>
+      <w:lvlText w:val=""/>
+      <w:lvlJc w:val="left"/>
+      <w:pPr>
+        <w:tabs>
+          <w:tab w:val="num" w:pos="4320"/>
+        </w:tabs>
+        <w:ind w:left="4320" w:hanging="360"/>
+      </w:pPr>
+      <w:rPr>
+        <w:rFonts w:ascii="Wingdings" w:hAnsi="Wingdings" w:hint="default"/>
+        <w:sz w:val="20"/>
+      </w:rPr>
+    </w:lvl>
+    <w:lvl w:ilvl="6" w:tentative="1">
+      <w:start w:val="1"/>
+      <w:numFmt w:val="bullet"/>
+      <w:lvlText w:val=""/>
+      <w:lvlJc w:val="left"/>
+      <w:pPr>
+        <w:tabs>
+          <w:tab w:val="num" w:pos="5040"/>
+        </w:tabs>
+        <w:ind w:left="5040" w:hanging="360"/>
+      </w:pPr>
+      <w:rPr>
+        <w:rFonts w:ascii="Wingdings" w:hAnsi="Wingdings" w:hint="default"/>
+        <w:sz w:val="20"/>
+      </w:rPr>
+    </w:lvl>
+    <w:lvl w:ilvl="7" w:tentative="1">
+      <w:start w:val="1"/>
+      <w:numFmt w:val="bullet"/>
+      <w:lvlText w:val=""/>
+      <w:lvlJc w:val="left"/>
+      <w:pPr>
+        <w:tabs>
+          <w:tab w:val="num" w:pos="5760"/>
+        </w:tabs>
+        <w:ind w:left="5760" w:hanging="360"/>
+      </w:pPr>
+      <w:rPr>
+        <w:rFonts w:ascii="Wingdings" w:hAnsi="Wingdings" w:hint="default"/>
+        <w:sz w:val="20"/>
+      </w:rPr>
+    </w:lvl>
+    <w:lvl w:ilvl="8" w:tentative="1">
+      <w:start w:val="1"/>
+      <w:numFmt w:val="bullet"/>
+      <w:lvlText w:val=""/>
+      <w:lvlJc w:val="left"/>
+      <w:pPr>
+        <w:tabs>
+          <w:tab w:val="num" w:pos="6480"/>
+        </w:tabs>
+        <w:ind w:left="6480" w:hanging="360"/>
+      </w:pPr>
+      <w:rPr>
+        <w:rFonts w:ascii="Wingdings" w:hAnsi="Wingdings" w:hint="default"/>
+        <w:sz w:val="20"/>
+      </w:rPr>
+    </w:lvl>
+  </w:abstractNum>
+  <w:abstractNum w:abstractNumId="2" w15:restartNumberingAfterBreak="0">
     <w:nsid w:val="100A0E32"/>
     <w:multiLevelType w:val="hybridMultilevel"/>
     <w:tmpl w:val="A740AE26"/>
@@ -3415,7 +3985,7 @@
       </w:rPr>
     </w:lvl>
   </w:abstractNum>
-  <w:abstractNum w:abstractNumId="2" w15:restartNumberingAfterBreak="0">
+  <w:abstractNum w:abstractNumId="3" w15:restartNumberingAfterBreak="0">
     <w:nsid w:val="15687717"/>
     <w:multiLevelType w:val="hybridMultilevel"/>
     <w:tmpl w:val="009CD47E"/>
@@ -3528,7 +4098,7 @@
       </w:rPr>
     </w:lvl>
   </w:abstractNum>
-  <w:abstractNum w:abstractNumId="3" w15:restartNumberingAfterBreak="0">
+  <w:abstractNum w:abstractNumId="4" w15:restartNumberingAfterBreak="0">
     <w:nsid w:val="18467DDC"/>
     <w:multiLevelType w:val="hybridMultilevel"/>
     <w:tmpl w:val="85C418EE"/>
@@ -3641,7 +4211,7 @@
       </w:rPr>
     </w:lvl>
   </w:abstractNum>
-  <w:abstractNum w:abstractNumId="4" w15:restartNumberingAfterBreak="0">
+  <w:abstractNum w:abstractNumId="5" w15:restartNumberingAfterBreak="0">
     <w:nsid w:val="1B320454"/>
     <w:multiLevelType w:val="hybridMultilevel"/>
     <w:tmpl w:val="8F08C358"/>
@@ -3754,7 +4324,7 @@
       </w:rPr>
     </w:lvl>
   </w:abstractNum>
-  <w:abstractNum w:abstractNumId="5" w15:restartNumberingAfterBreak="0">
+  <w:abstractNum w:abstractNumId="6" w15:restartNumberingAfterBreak="0">
     <w:nsid w:val="1F8E3315"/>
     <w:multiLevelType w:val="multilevel"/>
     <w:tmpl w:val="CD30648C"/>
@@ -3867,7 +4437,156 @@
       </w:rPr>
     </w:lvl>
   </w:abstractNum>
-  <w:abstractNum w:abstractNumId="6" w15:restartNumberingAfterBreak="0">
+  <w:abstractNum w:abstractNumId="7" w15:restartNumberingAfterBreak="0">
+    <w:nsid w:val="28E21AF9"/>
+    <w:multiLevelType w:val="multilevel"/>
+    <w:tmpl w:val="FF368088"/>
+    <w:lvl w:ilvl="0">
+      <w:start w:val="1"/>
+      <w:numFmt w:val="bullet"/>
+      <w:lvlText w:val=""/>
+      <w:lvlJc w:val="left"/>
+      <w:pPr>
+        <w:tabs>
+          <w:tab w:val="num" w:pos="720"/>
+        </w:tabs>
+        <w:ind w:left="720" w:hanging="360"/>
+      </w:pPr>
+      <w:rPr>
+        <w:rFonts w:ascii="Symbol" w:hAnsi="Symbol" w:hint="default"/>
+        <w:sz w:val="20"/>
+      </w:rPr>
+    </w:lvl>
+    <w:lvl w:ilvl="1">
+      <w:start w:val="1"/>
+      <w:numFmt w:val="bullet"/>
+      <w:lvlText w:val="o"/>
+      <w:lvlJc w:val="left"/>
+      <w:pPr>
+        <w:tabs>
+          <w:tab w:val="num" w:pos="1440"/>
+        </w:tabs>
+        <w:ind w:left="1440" w:hanging="360"/>
+      </w:pPr>
+      <w:rPr>
+        <w:rFonts w:ascii="Courier New" w:hAnsi="Courier New" w:hint="default"/>
+        <w:sz w:val="20"/>
+      </w:rPr>
+    </w:lvl>
+    <w:lvl w:ilvl="2" w:tentative="1">
+      <w:start w:val="1"/>
+      <w:numFmt w:val="bullet"/>
+      <w:lvlText w:val=""/>
+      <w:lvlJc w:val="left"/>
+      <w:pPr>
+        <w:tabs>
+          <w:tab w:val="num" w:pos="2160"/>
+        </w:tabs>
+        <w:ind w:left="2160" w:hanging="360"/>
+      </w:pPr>
+      <w:rPr>
+        <w:rFonts w:ascii="Wingdings" w:hAnsi="Wingdings" w:hint="default"/>
+        <w:sz w:val="20"/>
+      </w:rPr>
+    </w:lvl>
+    <w:lvl w:ilvl="3" w:tentative="1">
+      <w:start w:val="1"/>
+      <w:numFmt w:val="bullet"/>
+      <w:lvlText w:val=""/>
+      <w:lvlJc w:val="left"/>
+      <w:pPr>
+        <w:tabs>
+          <w:tab w:val="num" w:pos="2880"/>
+        </w:tabs>
+        <w:ind w:left="2880" w:hanging="360"/>
+      </w:pPr>
+      <w:rPr>
+        <w:rFonts w:ascii="Wingdings" w:hAnsi="Wingdings" w:hint="default"/>
+        <w:sz w:val="20"/>
+      </w:rPr>
+    </w:lvl>
+    <w:lvl w:ilvl="4" w:tentative="1">
+      <w:start w:val="1"/>
+      <w:numFmt w:val="bullet"/>
+      <w:lvlText w:val=""/>
+      <w:lvlJc w:val="left"/>
+      <w:pPr>
+        <w:tabs>
+          <w:tab w:val="num" w:pos="3600"/>
+        </w:tabs>
+        <w:ind w:left="3600" w:hanging="360"/>
+      </w:pPr>
+      <w:rPr>
+        <w:rFonts w:ascii="Wingdings" w:hAnsi="Wingdings" w:hint="default"/>
+        <w:sz w:val="20"/>
+      </w:rPr>
+    </w:lvl>
+    <w:lvl w:ilvl="5" w:tentative="1">
+      <w:start w:val="1"/>
+      <w:numFmt w:val="bullet"/>
+      <w:lvlText w:val=""/>
+      <w:lvlJc w:val="left"/>
+      <w:pPr>
+        <w:tabs>
+          <w:tab w:val="num" w:pos="4320"/>
+        </w:tabs>
+        <w:ind w:left="4320" w:hanging="360"/>
+      </w:pPr>
+      <w:rPr>
+        <w:rFonts w:ascii="Wingdings" w:hAnsi="Wingdings" w:hint="default"/>
+        <w:sz w:val="20"/>
+      </w:rPr>
+    </w:lvl>
+    <w:lvl w:ilvl="6" w:tentative="1">
+      <w:start w:val="1"/>
+      <w:numFmt w:val="bullet"/>
+      <w:lvlText w:val=""/>
+      <w:lvlJc w:val="left"/>
+      <w:pPr>
+        <w:tabs>
+          <w:tab w:val="num" w:pos="5040"/>
+        </w:tabs>
+        <w:ind w:left="5040" w:hanging="360"/>
+      </w:pPr>
+      <w:rPr>
+        <w:rFonts w:ascii="Wingdings" w:hAnsi="Wingdings" w:hint="default"/>
+        <w:sz w:val="20"/>
+      </w:rPr>
+    </w:lvl>
+    <w:lvl w:ilvl="7" w:tentative="1">
+      <w:start w:val="1"/>
+      <w:numFmt w:val="bullet"/>
+      <w:lvlText w:val=""/>
+      <w:lvlJc w:val="left"/>
+      <w:pPr>
+        <w:tabs>
+          <w:tab w:val="num" w:pos="5760"/>
+        </w:tabs>
+        <w:ind w:left="5760" w:hanging="360"/>
+      </w:pPr>
+      <w:rPr>
+        <w:rFonts w:ascii="Wingdings" w:hAnsi="Wingdings" w:hint="default"/>
+        <w:sz w:val="20"/>
+      </w:rPr>
+    </w:lvl>
+    <w:lvl w:ilvl="8" w:tentative="1">
+      <w:start w:val="1"/>
+      <w:numFmt w:val="bullet"/>
+      <w:lvlText w:val=""/>
+      <w:lvlJc w:val="left"/>
+      <w:pPr>
+        <w:tabs>
+          <w:tab w:val="num" w:pos="6480"/>
+        </w:tabs>
+        <w:ind w:left="6480" w:hanging="360"/>
+      </w:pPr>
+      <w:rPr>
+        <w:rFonts w:ascii="Wingdings" w:hAnsi="Wingdings" w:hint="default"/>
+        <w:sz w:val="20"/>
+      </w:rPr>
+    </w:lvl>
+  </w:abstractNum>
+  <w:abstractNum w:abstractNumId="8" w15:restartNumberingAfterBreak="0">
     <w:nsid w:val="532A36A3"/>
     <w:multiLevelType w:val="hybridMultilevel"/>
     <w:tmpl w:val="82A475FE"/>
@@ -3953,7 +4672,7 @@
       </w:pPr>
     </w:lvl>
   </w:abstractNum>
-  <w:abstractNum w:abstractNumId="7" w15:restartNumberingAfterBreak="0">
+  <w:abstractNum w:abstractNumId="9" w15:restartNumberingAfterBreak="0">
     <w:nsid w:val="57F22669"/>
     <w:multiLevelType w:val="multilevel"/>
     <w:tmpl w:val="45E85A80"/>
@@ -4048,7 +4767,7 @@
       </w:pPr>
     </w:lvl>
   </w:abstractNum>
-  <w:abstractNum w:abstractNumId="8" w15:restartNumberingAfterBreak="0">
+  <w:abstractNum w:abstractNumId="10" w15:restartNumberingAfterBreak="0">
     <w:nsid w:val="5EF82D8B"/>
     <w:multiLevelType w:val="hybridMultilevel"/>
     <w:tmpl w:val="D80CDE0E"/>
@@ -4161,7 +4880,7 @@
       </w:rPr>
     </w:lvl>
   </w:abstractNum>
-  <w:abstractNum w:abstractNumId="9" w15:restartNumberingAfterBreak="0">
+  <w:abstractNum w:abstractNumId="11" w15:restartNumberingAfterBreak="0">
     <w:nsid w:val="5F2E42AC"/>
     <w:multiLevelType w:val="multilevel"/>
     <w:tmpl w:val="2CA65CB0"/>
@@ -4274,47 +4993,205 @@
       </w:rPr>
     </w:lvl>
   </w:abstractNum>
-  <w:num w:numId="1">
+  <w:abstractNum w:abstractNumId="12" w15:restartNumberingAfterBreak="0">
+    <w:nsid w:val="7909302F"/>
+    <w:multiLevelType w:val="multilevel"/>
+    <w:tmpl w:val="75C813BC"/>
+    <w:lvl w:ilvl="0">
+      <w:start w:val="1"/>
+      <w:numFmt w:val="bullet"/>
+      <w:lvlText w:val=""/>
+      <w:lvlJc w:val="left"/>
+      <w:pPr>
+        <w:tabs>
+          <w:tab w:val="num" w:pos="720"/>
+        </w:tabs>
+        <w:ind w:left="720" w:hanging="360"/>
+      </w:pPr>
+      <w:rPr>
+        <w:rFonts w:ascii="Symbol" w:hAnsi="Symbol" w:hint="default"/>
+        <w:sz w:val="20"/>
+      </w:rPr>
+    </w:lvl>
+    <w:lvl w:ilvl="1">
+      <w:start w:val="1"/>
+      <w:numFmt w:val="bullet"/>
+      <w:lvlText w:val="o"/>
+      <w:lvlJc w:val="left"/>
+      <w:pPr>
+        <w:tabs>
+          <w:tab w:val="num" w:pos="1440"/>
+        </w:tabs>
+        <w:ind w:left="1440" w:hanging="360"/>
+      </w:pPr>
+      <w:rPr>
+        <w:rFonts w:ascii="Courier New" w:hAnsi="Courier New" w:hint="default"/>
+        <w:sz w:val="20"/>
+      </w:rPr>
+    </w:lvl>
+    <w:lvl w:ilvl="2" w:tentative="1">
+      <w:start w:val="1"/>
+      <w:numFmt w:val="bullet"/>
+      <w:lvlText w:val=""/>
+      <w:lvlJc w:val="left"/>
+      <w:pPr>
+        <w:tabs>
+          <w:tab w:val="num" w:pos="2160"/>
+        </w:tabs>
+        <w:ind w:left="2160" w:hanging="360"/>
+      </w:pPr>
+      <w:rPr>
+        <w:rFonts w:ascii="Wingdings" w:hAnsi="Wingdings" w:hint="default"/>
+        <w:sz w:val="20"/>
+      </w:rPr>
+    </w:lvl>
+    <w:lvl w:ilvl="3" w:tentative="1">
+      <w:start w:val="1"/>
+      <w:numFmt w:val="bullet"/>
+      <w:lvlText w:val=""/>
+      <w:lvlJc w:val="left"/>
+      <w:pPr>
+        <w:tabs>
+          <w:tab w:val="num" w:pos="2880"/>
+        </w:tabs>
+        <w:ind w:left="2880" w:hanging="360"/>
+      </w:pPr>
+      <w:rPr>
+        <w:rFonts w:ascii="Wingdings" w:hAnsi="Wingdings" w:hint="default"/>
+        <w:sz w:val="20"/>
+      </w:rPr>
+    </w:lvl>
+    <w:lvl w:ilvl="4" w:tentative="1">
+      <w:start w:val="1"/>
+      <w:numFmt w:val="bullet"/>
+      <w:lvlText w:val=""/>
+      <w:lvlJc w:val="left"/>
+      <w:pPr>
+        <w:tabs>
+          <w:tab w:val="num" w:pos="3600"/>
+        </w:tabs>
+        <w:ind w:left="3600" w:hanging="360"/>
+      </w:pPr>
+      <w:rPr>
+        <w:rFonts w:ascii="Wingdings" w:hAnsi="Wingdings" w:hint="default"/>
+        <w:sz w:val="20"/>
+      </w:rPr>
+    </w:lvl>
+    <w:lvl w:ilvl="5" w:tentative="1">
+      <w:start w:val="1"/>
+      <w:numFmt w:val="bullet"/>
+      <w:lvlText w:val=""/>
+      <w:lvlJc w:val="left"/>
+      <w:pPr>
+        <w:tabs>
+          <w:tab w:val="num" w:pos="4320"/>
+        </w:tabs>
+        <w:ind w:left="4320" w:hanging="360"/>
+      </w:pPr>
+      <w:rPr>
+        <w:rFonts w:ascii="Wingdings" w:hAnsi="Wingdings" w:hint="default"/>
+        <w:sz w:val="20"/>
+      </w:rPr>
+    </w:lvl>
+    <w:lvl w:ilvl="6" w:tentative="1">
+      <w:start w:val="1"/>
+      <w:numFmt w:val="bullet"/>
+      <w:lvlText w:val=""/>
+      <w:lvlJc w:val="left"/>
+      <w:pPr>
+        <w:tabs>
+          <w:tab w:val="num" w:pos="5040"/>
+        </w:tabs>
+        <w:ind w:left="5040" w:hanging="360"/>
+      </w:pPr>
+      <w:rPr>
+        <w:rFonts w:ascii="Wingdings" w:hAnsi="Wingdings" w:hint="default"/>
+        <w:sz w:val="20"/>
+      </w:rPr>
+    </w:lvl>
+    <w:lvl w:ilvl="7" w:tentative="1">
+      <w:start w:val="1"/>
+      <w:numFmt w:val="bullet"/>
+      <w:lvlText w:val=""/>
+      <w:lvlJc w:val="left"/>
+      <w:pPr>
+        <w:tabs>
+          <w:tab w:val="num" w:pos="5760"/>
+        </w:tabs>
+        <w:ind w:left="5760" w:hanging="360"/>
+      </w:pPr>
+      <w:rPr>
+        <w:rFonts w:ascii="Wingdings" w:hAnsi="Wingdings" w:hint="default"/>
+        <w:sz w:val="20"/>
+      </w:rPr>
+    </w:lvl>
+    <w:lvl w:ilvl="8" w:tentative="1">
+      <w:start w:val="1"/>
+      <w:numFmt w:val="bullet"/>
+      <w:lvlText w:val=""/>
+      <w:lvlJc w:val="left"/>
+      <w:pPr>
+        <w:tabs>
+          <w:tab w:val="num" w:pos="6480"/>
+        </w:tabs>
+        <w:ind w:left="6480" w:hanging="360"/>
+      </w:pPr>
+      <w:rPr>
+        <w:rFonts w:ascii="Wingdings" w:hAnsi="Wingdings" w:hint="default"/>
+        <w:sz w:val="20"/>
+      </w:rPr>
+    </w:lvl>
+  </w:abstractNum>
+  <w:num w:numId="1" w16cid:durableId="1819569784">
+    <w:abstractNumId w:val="6"/>
+  </w:num>
+  <w:num w:numId="2" w16cid:durableId="1014654549">
+    <w:abstractNumId w:val="11"/>
+  </w:num>
+  <w:num w:numId="3" w16cid:durableId="1167554791">
+    <w:abstractNumId w:val="6"/>
+  </w:num>
+  <w:num w:numId="4" w16cid:durableId="642084536">
+    <w:abstractNumId w:val="9"/>
+  </w:num>
+  <w:num w:numId="5" w16cid:durableId="300812120">
     <w:abstractNumId w:val="5"/>
   </w:num>
-  <w:num w:numId="2">
+  <w:num w:numId="6" w16cid:durableId="41180091">
+    <w:abstractNumId w:val="0"/>
+  </w:num>
+  <w:num w:numId="7" w16cid:durableId="675888205">
+    <w:abstractNumId w:val="10"/>
+  </w:num>
+  <w:num w:numId="8" w16cid:durableId="362247531">
+    <w:abstractNumId w:val="3"/>
+  </w:num>
+  <w:num w:numId="9" w16cid:durableId="1656838646">
+    <w:abstractNumId w:val="2"/>
+  </w:num>
+  <w:num w:numId="10" w16cid:durableId="544374611">
+    <w:abstractNumId w:val="8"/>
+  </w:num>
+  <w:num w:numId="11" w16cid:durableId="1120799406">
+    <w:abstractNumId w:val="4"/>
+  </w:num>
+  <w:num w:numId="12" w16cid:durableId="605043074">
     <w:abstractNumId w:val="9"/>
   </w:num>
-  <w:num w:numId="3">
-    <w:abstractNumId w:val="5"/>
+  <w:num w:numId="13" w16cid:durableId="1127891429">
+    <w:abstractNumId w:val="12"/>
   </w:num>
-  <w:num w:numId="4">
+  <w:num w:numId="14" w16cid:durableId="785739219">
     <w:abstractNumId w:val="7"/>
   </w:num>
-  <w:num w:numId="5">
-    <w:abstractNumId w:val="4"/>
-  </w:num>
-  <w:num w:numId="6">
-    <w:abstractNumId w:val="0"/>
-  </w:num>
-  <w:num w:numId="7">
-    <w:abstractNumId w:val="8"/>
-  </w:num>
-  <w:num w:numId="8">
-    <w:abstractNumId w:val="2"/>
-  </w:num>
-  <w:num w:numId="9">
+  <w:num w:numId="15" w16cid:durableId="226305968">
     <w:abstractNumId w:val="1"/>
-  </w:num>
-  <w:num w:numId="10">
-    <w:abstractNumId w:val="6"/>
-  </w:num>
-  <w:num w:numId="11">
-    <w:abstractNumId w:val="3"/>
-  </w:num>
-  <w:num w:numId="12">
-    <w:abstractNumId w:val="7"/>
   </w:num>
 </w:numbering>
 </file>
 
 <file path=word/styles.xml><?xml version="1.0" encoding="utf-8"?>
-<w:styles xmlns:mc="http://schemas.openxmlformats.org/markup-compatibility/2006" xmlns:r="http://schemas.openxmlformats.org/officeDocument/2006/relationships" xmlns:w="http://schemas.openxmlformats.org/wordprocessingml/2006/main" xmlns:w14="http://schemas.microsoft.com/office/word/2010/wordml" xmlns:w15="http://schemas.microsoft.com/office/word/2012/wordml" xmlns:w16cex="http://schemas.microsoft.com/office/word/2018/wordml/cex" xmlns:w16cid="http://schemas.microsoft.com/office/word/2016/wordml/cid" xmlns:w16="http://schemas.microsoft.com/office/word/2018/wordml" xmlns:w16sdtdh="http://schemas.microsoft.com/office/word/2020/wordml/sdtdatahash" xmlns:w16se="http://schemas.microsoft.com/office/word/2015/wordml/symex" mc:Ignorable="w14 w15 w16se w16cid w16 w16cex w16sdtdh">
+<w:styles xmlns:mc="http://schemas.openxmlformats.org/markup-compatibility/2006" xmlns:r="http://schemas.openxmlformats.org/officeDocument/2006/relationships" xmlns:w="http://schemas.openxmlformats.org/wordprocessingml/2006/main" xmlns:w14="http://schemas.microsoft.com/office/word/2010/wordml" xmlns:w15="http://schemas.microsoft.com/office/word/2012/wordml" xmlns:w16cex="http://schemas.microsoft.com/office/word/2018/wordml/cex" xmlns:w16cid="http://schemas.microsoft.com/office/word/2016/wordml/cid" xmlns:w16="http://schemas.microsoft.com/office/word/2018/wordml" xmlns:w16du="http://schemas.microsoft.com/office/word/2023/wordml/word16du" xmlns:w16sdtdh="http://schemas.microsoft.com/office/word/2020/wordml/sdtdatahash" xmlns:w16sdtfl="http://schemas.microsoft.com/office/word/2024/wordml/sdtformatlock" xmlns:w16se="http://schemas.microsoft.com/office/word/2015/wordml/symex" mc:Ignorable="w14 w15 w16se w16cid w16 w16cex w16sdtdh w16sdtfl w16du">
   <w:docDefaults>
     <w:rPrDefault>
       <w:rPr>
@@ -4959,7 +5836,6 @@
   <w:style w:type="character" w:default="1" w:styleId="Bekezdsalapbettpusa">
     <w:name w:val="Default Paragraph Font"/>
     <w:uiPriority w:val="1"/>
-    <w:semiHidden/>
     <w:unhideWhenUsed/>
   </w:style>
   <w:style w:type="table" w:default="1" w:styleId="Normltblzat">

--- a/vizsgaremek_doku.docx
+++ b/vizsgaremek_doku.docx
@@ -1,6 +1,6 @@
 
 <file path=word/document.xml><?xml version="1.0" encoding="utf-8"?>
-<w:document xmlns:wpc="http://schemas.microsoft.com/office/word/2010/wordprocessingCanvas" xmlns:cx="http://schemas.microsoft.com/office/drawing/2014/chartex" xmlns:cx1="http://schemas.microsoft.com/office/drawing/2015/9/8/chartex" xmlns:cx2="http://schemas.microsoft.com/office/drawing/2015/10/21/chartex" xmlns:cx3="http://schemas.microsoft.com/office/drawing/2016/5/9/chartex" xmlns:cx4="http://schemas.microsoft.com/office/drawing/2016/5/10/chartex" xmlns:cx5="http://schemas.microsoft.com/office/drawing/2016/5/11/chartex" xmlns:cx6="http://schemas.microsoft.com/office/drawing/2016/5/12/chartex" xmlns:cx7="http://schemas.microsoft.com/office/drawing/2016/5/13/chartex" xmlns:cx8="http://schemas.microsoft.com/office/drawing/2016/5/14/chartex" xmlns:mc="http://schemas.openxmlformats.org/markup-compatibility/2006" xmlns:aink="http://schemas.microsoft.com/office/drawing/2016/ink" xmlns:am3d="http://schemas.microsoft.com/office/drawing/2017/model3d" xmlns:o="urn:schemas-microsoft-com:office:office" xmlns:oel="http://schemas.microsoft.com/office/2019/extlst" xmlns:r="http://schemas.openxmlformats.org/officeDocument/2006/relationships" xmlns:m="http://schemas.openxmlformats.org/officeDocument/2006/math" xmlns:v="urn:schemas-microsoft-com:vml" xmlns:wp14="http://schemas.microsoft.com/office/word/2010/wordprocessingDrawing" xmlns:wp="http://schemas.openxmlformats.org/drawingml/2006/wordprocessingDrawing" xmlns:w10="urn:schemas-microsoft-com:office:word" xmlns:w="http://schemas.openxmlformats.org/wordprocessingml/2006/main" xmlns:w14="http://schemas.microsoft.com/office/word/2010/wordml" xmlns:w15="http://schemas.microsoft.com/office/word/2012/wordml" xmlns:w16cex="http://schemas.microsoft.com/office/word/2018/wordml/cex" xmlns:w16cid="http://schemas.microsoft.com/office/word/2016/wordml/cid" xmlns:w16="http://schemas.microsoft.com/office/word/2018/wordml" xmlns:w16du="http://schemas.microsoft.com/office/word/2023/wordml/word16du" xmlns:w16sdtdh="http://schemas.microsoft.com/office/word/2020/wordml/sdtdatahash" xmlns:w16sdtfl="http://schemas.microsoft.com/office/word/2024/wordml/sdtformatlock" xmlns:w16se="http://schemas.microsoft.com/office/word/2015/wordml/symex" xmlns:wpg="http://schemas.microsoft.com/office/word/2010/wordprocessingGroup" xmlns:wpi="http://schemas.microsoft.com/office/word/2010/wordprocessingInk" xmlns:wne="http://schemas.microsoft.com/office/word/2006/wordml" xmlns:wps="http://schemas.microsoft.com/office/word/2010/wordprocessingShape" mc:Ignorable="w14 w15 w16se w16cid w16 w16cex w16sdtdh w16sdtfl w16du wp14">
+<w:document xmlns:wpc="http://schemas.microsoft.com/office/word/2010/wordprocessingCanvas" xmlns:cx="http://schemas.microsoft.com/office/drawing/2014/chartex" xmlns:cx1="http://schemas.microsoft.com/office/drawing/2015/9/8/chartex" xmlns:cx2="http://schemas.microsoft.com/office/drawing/2015/10/21/chartex" xmlns:cx3="http://schemas.microsoft.com/office/drawing/2016/5/9/chartex" xmlns:cx4="http://schemas.microsoft.com/office/drawing/2016/5/10/chartex" xmlns:cx5="http://schemas.microsoft.com/office/drawing/2016/5/11/chartex" xmlns:cx6="http://schemas.microsoft.com/office/drawing/2016/5/12/chartex" xmlns:cx7="http://schemas.microsoft.com/office/drawing/2016/5/13/chartex" xmlns:cx8="http://schemas.microsoft.com/office/drawing/2016/5/14/chartex" xmlns:mc="http://schemas.openxmlformats.org/markup-compatibility/2006" xmlns:aink="http://schemas.microsoft.com/office/drawing/2016/ink" xmlns:am3d="http://schemas.microsoft.com/office/drawing/2017/model3d" xmlns:o="urn:schemas-microsoft-com:office:office" xmlns:r="http://schemas.openxmlformats.org/officeDocument/2006/relationships" xmlns:m="http://schemas.openxmlformats.org/officeDocument/2006/math" xmlns:v="urn:schemas-microsoft-com:vml" xmlns:wp14="http://schemas.microsoft.com/office/word/2010/wordprocessingDrawing" xmlns:wp="http://schemas.openxmlformats.org/drawingml/2006/wordprocessingDrawing" xmlns:w10="urn:schemas-microsoft-com:office:word" xmlns:w="http://schemas.openxmlformats.org/wordprocessingml/2006/main" xmlns:w14="http://schemas.microsoft.com/office/word/2010/wordml" xmlns:w15="http://schemas.microsoft.com/office/word/2012/wordml" xmlns:w16cex="http://schemas.microsoft.com/office/word/2018/wordml/cex" xmlns:w16cid="http://schemas.microsoft.com/office/word/2016/wordml/cid" xmlns:w16="http://schemas.microsoft.com/office/word/2018/wordml" xmlns:w16sdtdh="http://schemas.microsoft.com/office/word/2020/wordml/sdtdatahash" xmlns:w16se="http://schemas.microsoft.com/office/word/2015/wordml/symex" xmlns:wpg="http://schemas.microsoft.com/office/word/2010/wordprocessingGroup" xmlns:wpi="http://schemas.microsoft.com/office/word/2010/wordprocessingInk" xmlns:wne="http://schemas.microsoft.com/office/word/2006/wordml" xmlns:wps="http://schemas.microsoft.com/office/word/2010/wordprocessingShape" mc:Ignorable="w14 w15 w16se w16cid w16 w16cex w16sdtdh wp14">
   <w:body>
     <w:p>
       <w:pPr>
@@ -119,6 +119,7 @@
       <w:r>
         <w:t xml:space="preserve">Lantos </w:t>
       </w:r>
+      <w:proofErr w:type="gramStart"/>
       <w:r>
         <w:t>P</w:t>
       </w:r>
@@ -126,7 +127,11 @@
         <w:t>éter</w:t>
       </w:r>
       <w:r>
-        <w:t xml:space="preserve">,         </w:t>
+        <w:t xml:space="preserve">,   </w:t>
+      </w:r>
+      <w:proofErr w:type="gramEnd"/>
+      <w:r>
+        <w:t xml:space="preserve">      </w:t>
       </w:r>
       <w:r>
         <w:tab/>
@@ -163,6 +168,7 @@
           <w:docPartUnique/>
         </w:docPartObj>
       </w:sdtPr>
+      <w:sdtEndPr/>
       <w:sdtContent>
         <w:p>
           <w:pPr>
@@ -1883,7 +1889,21 @@
         <w:rPr>
           <w:color w:val="FF0000"/>
         </w:rPr>
-        <w:t xml:space="preserve">, esetleg adatbázis-szerver és adatbázis-állományok, stb.) A </w:t>
+        <w:t xml:space="preserve">, esetleg adatbázis-szerver és </w:t>
+      </w:r>
+      <w:proofErr w:type="gramStart"/>
+      <w:r>
+        <w:rPr>
+          <w:color w:val="FF0000"/>
+        </w:rPr>
+        <w:t>adatbázis-állományok,</w:t>
+      </w:r>
+      <w:proofErr w:type="gramEnd"/>
+      <w:r>
+        <w:rPr>
+          <w:color w:val="FF0000"/>
+        </w:rPr>
+        <w:t xml:space="preserve"> stb.) A </w:t>
       </w:r>
       <w:proofErr w:type="spellStart"/>
       <w:r>
@@ -2013,7 +2033,21 @@
         <w:rPr>
           <w:color w:val="FF0000"/>
         </w:rPr>
-        <w:t>Módosító ablak(1. kép)</w:t>
+        <w:t xml:space="preserve">Módosító </w:t>
+      </w:r>
+      <w:proofErr w:type="gramStart"/>
+      <w:r>
+        <w:rPr>
+          <w:color w:val="FF0000"/>
+        </w:rPr>
+        <w:t>ablak(</w:t>
+      </w:r>
+      <w:proofErr w:type="gramEnd"/>
+      <w:r>
+        <w:rPr>
+          <w:color w:val="FF0000"/>
+        </w:rPr>
+        <w:t>1. kép)</w:t>
       </w:r>
     </w:p>
     <w:p>
@@ -2283,14 +2317,28 @@
         <w:rPr>
           <w:color w:val="FF0000"/>
         </w:rPr>
-        <w:t>screenshot-okat</w:t>
+        <w:t>screenshot-</w:t>
+      </w:r>
+      <w:proofErr w:type="gramStart"/>
+      <w:r>
+        <w:rPr>
+          <w:color w:val="FF0000"/>
+        </w:rPr>
+        <w:t>okat</w:t>
       </w:r>
       <w:proofErr w:type="spellEnd"/>
       <w:r>
         <w:rPr>
           <w:color w:val="FF0000"/>
         </w:rPr>
-        <w:t xml:space="preserve"> , de a ne legyen túlzott a képek aránya a szöveghez képest. Kb. 2-3 oldalanként egy ábra megfelelő. </w:t>
+        <w:t xml:space="preserve"> ,</w:t>
+      </w:r>
+      <w:proofErr w:type="gramEnd"/>
+      <w:r>
+        <w:rPr>
+          <w:color w:val="FF0000"/>
+        </w:rPr>
+        <w:t xml:space="preserve"> de a ne legyen túlzott a képek aránya a szöveghez képest. Kb. 2-3 oldalanként egy ábra megfelelő. </w:t>
       </w:r>
     </w:p>
     <w:p>
@@ -2336,7 +2384,15 @@
     </w:p>
     <w:p>
       <w:r>
-        <w:t>Fel kell sorolnod az összes olyan szoftver eszközt amelyet a program fejlesztéséhez, illetve a dokumentáció készítéséhez felhasználtál. (Pl. programozási nyelv, fejlesztői környezet, adatbázis-kezelő rendszer, kép-, szöveg-, zeneszerkesztő program stb.)</w:t>
+        <w:t xml:space="preserve">Fel kell sorolnod az összes olyan szoftver </w:t>
+      </w:r>
+      <w:proofErr w:type="gramStart"/>
+      <w:r>
+        <w:t>eszközt</w:t>
+      </w:r>
+      <w:proofErr w:type="gramEnd"/>
+      <w:r>
+        <w:t xml:space="preserve"> amelyet a program fejlesztéséhez, illetve a dokumentáció készítéséhez felhasználtál. (Pl. programozási nyelv, fejlesztői környezet, adatbázis-kezelő rendszer, kép-, szöveg-, zeneszerkesztő program stb.)</w:t>
       </w:r>
     </w:p>
     <w:p>
@@ -2505,6 +2561,7 @@
         <w:t> Az algoritmizálható részek leírása valamilyen algoritmus-leíró eszközzel (</w:t>
       </w:r>
       <w:proofErr w:type="spellStart"/>
+      <w:proofErr w:type="gramStart"/>
       <w:r>
         <w:t>struktogram</w:t>
       </w:r>
@@ -2517,6 +2574,7 @@
         <w:t>pszeudo</w:t>
       </w:r>
       <w:proofErr w:type="spellEnd"/>
+      <w:proofErr w:type="gramEnd"/>
       <w:r>
         <w:t xml:space="preserve">-kód, esetleg UML aktivitás-diagram) Ajánlott terjedelem: a feladat jellegétől függően 2-5 oldal. 5. Forráskód </w:t>
       </w:r>
@@ -2643,10 +2701,7 @@
     </w:p>
     <w:p>
       <w:pPr>
-        <w:numPr>
-          <w:ilvl w:val="2"/>
-          <w:numId w:val="4"/>
-        </w:numPr>
+        <w:ind w:firstLine="0"/>
         <w:rPr>
           <w:b/>
           <w:bCs/>
@@ -2976,6 +3031,69 @@
       </w:pPr>
       <w:r>
         <w:t>A függvény hiba nélkül lefut</w:t>
+      </w:r>
+    </w:p>
+    <w:p>
+      <w:pPr>
+        <w:ind w:firstLine="0"/>
+      </w:pPr>
+      <w:r>
+        <w:t>Integrációs teszt</w:t>
+      </w:r>
+    </w:p>
+    <w:p>
+      <w:pPr>
+        <w:ind w:firstLine="0"/>
+      </w:pPr>
+      <w:r>
+        <w:t>Az árverések oldalon a frontend sikeresen működik a backenddel, lekéri az árverések információit.</w:t>
+      </w:r>
+      <w:r>
+        <w:t xml:space="preserve"> Ha a licitálás gombra kattint a felhasználó meghívja az </w:t>
+      </w:r>
+      <w:proofErr w:type="spellStart"/>
+      <w:r>
+        <w:t>arveresinfo</w:t>
+      </w:r>
+      <w:proofErr w:type="spellEnd"/>
+      <w:r>
+        <w:t>:/</w:t>
+      </w:r>
+      <w:proofErr w:type="spellStart"/>
+      <w:r>
+        <w:t>id</w:t>
+      </w:r>
+      <w:proofErr w:type="spellEnd"/>
+      <w:r>
+        <w:t xml:space="preserve"> </w:t>
+      </w:r>
+      <w:proofErr w:type="spellStart"/>
+      <w:r>
+        <w:t>apit</w:t>
+      </w:r>
+      <w:proofErr w:type="spellEnd"/>
+      <w:r>
+        <w:t xml:space="preserve"> és ha valamelyik árverésre megyünk rá az adott árveréshez tartozó ID alapján nyitja meg a licitáló oldalt.</w:t>
+      </w:r>
+    </w:p>
+    <w:p>
+      <w:pPr>
+        <w:ind w:firstLine="0"/>
+      </w:pPr>
+      <w:r>
+        <w:lastRenderedPageBreak/>
+        <w:t xml:space="preserve">A licitáló </w:t>
+      </w:r>
+      <w:proofErr w:type="gramStart"/>
+      <w:r>
+        <w:t>oldalon</w:t>
+      </w:r>
+      <w:proofErr w:type="gramEnd"/>
+      <w:r>
+        <w:t xml:space="preserve"> ha </w:t>
+      </w:r>
+      <w:r>
+        <w:t>licitálok egy árverésen elmenti a legnagyobb összeget ami hozzá lett adva</w:t>
       </w:r>
     </w:p>
     <w:p>
@@ -3267,7 +3385,7 @@
 </file>
 
 <file path=word/endnotes.xml><?xml version="1.0" encoding="utf-8"?>
-<w:endnotes xmlns:wpc="http://schemas.microsoft.com/office/word/2010/wordprocessingCanvas" xmlns:cx="http://schemas.microsoft.com/office/drawing/2014/chartex" xmlns:cx1="http://schemas.microsoft.com/office/drawing/2015/9/8/chartex" xmlns:cx2="http://schemas.microsoft.com/office/drawing/2015/10/21/chartex" xmlns:cx3="http://schemas.microsoft.com/office/drawing/2016/5/9/chartex" xmlns:cx4="http://schemas.microsoft.com/office/drawing/2016/5/10/chartex" xmlns:cx5="http://schemas.microsoft.com/office/drawing/2016/5/11/chartex" xmlns:cx6="http://schemas.microsoft.com/office/drawing/2016/5/12/chartex" xmlns:cx7="http://schemas.microsoft.com/office/drawing/2016/5/13/chartex" xmlns:cx8="http://schemas.microsoft.com/office/drawing/2016/5/14/chartex" xmlns:mc="http://schemas.openxmlformats.org/markup-compatibility/2006" xmlns:aink="http://schemas.microsoft.com/office/drawing/2016/ink" xmlns:am3d="http://schemas.microsoft.com/office/drawing/2017/model3d" xmlns:o="urn:schemas-microsoft-com:office:office" xmlns:oel="http://schemas.microsoft.com/office/2019/extlst" xmlns:r="http://schemas.openxmlformats.org/officeDocument/2006/relationships" xmlns:m="http://schemas.openxmlformats.org/officeDocument/2006/math" xmlns:v="urn:schemas-microsoft-com:vml" xmlns:wp14="http://schemas.microsoft.com/office/word/2010/wordprocessingDrawing" xmlns:wp="http://schemas.openxmlformats.org/drawingml/2006/wordprocessingDrawing" xmlns:w10="urn:schemas-microsoft-com:office:word" xmlns:w="http://schemas.openxmlformats.org/wordprocessingml/2006/main" xmlns:w14="http://schemas.microsoft.com/office/word/2010/wordml" xmlns:w15="http://schemas.microsoft.com/office/word/2012/wordml" xmlns:w16cex="http://schemas.microsoft.com/office/word/2018/wordml/cex" xmlns:w16cid="http://schemas.microsoft.com/office/word/2016/wordml/cid" xmlns:w16="http://schemas.microsoft.com/office/word/2018/wordml" xmlns:w16du="http://schemas.microsoft.com/office/word/2023/wordml/word16du" xmlns:w16sdtdh="http://schemas.microsoft.com/office/word/2020/wordml/sdtdatahash" xmlns:w16sdtfl="http://schemas.microsoft.com/office/word/2024/wordml/sdtformatlock" xmlns:w16se="http://schemas.microsoft.com/office/word/2015/wordml/symex" xmlns:wpg="http://schemas.microsoft.com/office/word/2010/wordprocessingGroup" xmlns:wpi="http://schemas.microsoft.com/office/word/2010/wordprocessingInk" xmlns:wne="http://schemas.microsoft.com/office/word/2006/wordml" xmlns:wps="http://schemas.microsoft.com/office/word/2010/wordprocessingShape" mc:Ignorable="w14 w15 w16se w16cid w16 w16cex w16sdtdh w16sdtfl w16du wp14">
+<w:endnotes xmlns:wpc="http://schemas.microsoft.com/office/word/2010/wordprocessingCanvas" xmlns:cx="http://schemas.microsoft.com/office/drawing/2014/chartex" xmlns:cx1="http://schemas.microsoft.com/office/drawing/2015/9/8/chartex" xmlns:cx2="http://schemas.microsoft.com/office/drawing/2015/10/21/chartex" xmlns:cx3="http://schemas.microsoft.com/office/drawing/2016/5/9/chartex" xmlns:cx4="http://schemas.microsoft.com/office/drawing/2016/5/10/chartex" xmlns:cx5="http://schemas.microsoft.com/office/drawing/2016/5/11/chartex" xmlns:cx6="http://schemas.microsoft.com/office/drawing/2016/5/12/chartex" xmlns:cx7="http://schemas.microsoft.com/office/drawing/2016/5/13/chartex" xmlns:cx8="http://schemas.microsoft.com/office/drawing/2016/5/14/chartex" xmlns:mc="http://schemas.openxmlformats.org/markup-compatibility/2006" xmlns:aink="http://schemas.microsoft.com/office/drawing/2016/ink" xmlns:am3d="http://schemas.microsoft.com/office/drawing/2017/model3d" xmlns:o="urn:schemas-microsoft-com:office:office" xmlns:r="http://schemas.openxmlformats.org/officeDocument/2006/relationships" xmlns:m="http://schemas.openxmlformats.org/officeDocument/2006/math" xmlns:v="urn:schemas-microsoft-com:vml" xmlns:wp14="http://schemas.microsoft.com/office/word/2010/wordprocessingDrawing" xmlns:wp="http://schemas.openxmlformats.org/drawingml/2006/wordprocessingDrawing" xmlns:w10="urn:schemas-microsoft-com:office:word" xmlns:w="http://schemas.openxmlformats.org/wordprocessingml/2006/main" xmlns:w14="http://schemas.microsoft.com/office/word/2010/wordml" xmlns:w15="http://schemas.microsoft.com/office/word/2012/wordml" xmlns:w16cex="http://schemas.microsoft.com/office/word/2018/wordml/cex" xmlns:w16cid="http://schemas.microsoft.com/office/word/2016/wordml/cid" xmlns:w16="http://schemas.microsoft.com/office/word/2018/wordml" xmlns:w16sdtdh="http://schemas.microsoft.com/office/word/2020/wordml/sdtdatahash" xmlns:w16se="http://schemas.microsoft.com/office/word/2015/wordml/symex" xmlns:wpg="http://schemas.microsoft.com/office/word/2010/wordprocessingGroup" xmlns:wpi="http://schemas.microsoft.com/office/word/2010/wordprocessingInk" xmlns:wne="http://schemas.microsoft.com/office/word/2006/wordml" xmlns:wps="http://schemas.microsoft.com/office/word/2010/wordprocessingShape" mc:Ignorable="w14 w15 w16se w16cid w16 w16cex w16sdtdh wp14">
   <w:endnote w:type="separator" w:id="-1">
     <w:p>
       <w:pPr>
@@ -3299,19 +3417,32 @@
 </file>
 
 <file path=word/footer1.xml><?xml version="1.0" encoding="utf-8"?>
-<w:ftr xmlns:wpc="http://schemas.microsoft.com/office/word/2010/wordprocessingCanvas" xmlns:cx="http://schemas.microsoft.com/office/drawing/2014/chartex" xmlns:cx1="http://schemas.microsoft.com/office/drawing/2015/9/8/chartex" xmlns:cx2="http://schemas.microsoft.com/office/drawing/2015/10/21/chartex" xmlns:cx3="http://schemas.microsoft.com/office/drawing/2016/5/9/chartex" xmlns:cx4="http://schemas.microsoft.com/office/drawing/2016/5/10/chartex" xmlns:cx5="http://schemas.microsoft.com/office/drawing/2016/5/11/chartex" xmlns:cx6="http://schemas.microsoft.com/office/drawing/2016/5/12/chartex" xmlns:cx7="http://schemas.microsoft.com/office/drawing/2016/5/13/chartex" xmlns:cx8="http://schemas.microsoft.com/office/drawing/2016/5/14/chartex" xmlns:mc="http://schemas.openxmlformats.org/markup-compatibility/2006" xmlns:aink="http://schemas.microsoft.com/office/drawing/2016/ink" xmlns:am3d="http://schemas.microsoft.com/office/drawing/2017/model3d" xmlns:o="urn:schemas-microsoft-com:office:office" xmlns:oel="http://schemas.microsoft.com/office/2019/extlst" xmlns:r="http://schemas.openxmlformats.org/officeDocument/2006/relationships" xmlns:m="http://schemas.openxmlformats.org/officeDocument/2006/math" xmlns:v="urn:schemas-microsoft-com:vml" xmlns:wp14="http://schemas.microsoft.com/office/word/2010/wordprocessingDrawing" xmlns:wp="http://schemas.openxmlformats.org/drawingml/2006/wordprocessingDrawing" xmlns:w10="urn:schemas-microsoft-com:office:word" xmlns:w="http://schemas.openxmlformats.org/wordprocessingml/2006/main" xmlns:w14="http://schemas.microsoft.com/office/word/2010/wordml" xmlns:w15="http://schemas.microsoft.com/office/word/2012/wordml" xmlns:w16cex="http://schemas.microsoft.com/office/word/2018/wordml/cex" xmlns:w16cid="http://schemas.microsoft.com/office/word/2016/wordml/cid" xmlns:w16="http://schemas.microsoft.com/office/word/2018/wordml" xmlns:w16du="http://schemas.microsoft.com/office/word/2023/wordml/word16du" xmlns:w16sdtdh="http://schemas.microsoft.com/office/word/2020/wordml/sdtdatahash" xmlns:w16sdtfl="http://schemas.microsoft.com/office/word/2024/wordml/sdtformatlock" xmlns:w16se="http://schemas.microsoft.com/office/word/2015/wordml/symex" xmlns:wpg="http://schemas.microsoft.com/office/word/2010/wordprocessingGroup" xmlns:wpi="http://schemas.microsoft.com/office/word/2010/wordprocessingInk" xmlns:wne="http://schemas.microsoft.com/office/word/2006/wordml" xmlns:wps="http://schemas.microsoft.com/office/word/2010/wordprocessingShape" mc:Ignorable="w14 w15 w16se w16cid w16 w16cex w16sdtdh w16sdtfl w16du wp14">
+<w:ftr xmlns:wpc="http://schemas.microsoft.com/office/word/2010/wordprocessingCanvas" xmlns:cx="http://schemas.microsoft.com/office/drawing/2014/chartex" xmlns:cx1="http://schemas.microsoft.com/office/drawing/2015/9/8/chartex" xmlns:cx2="http://schemas.microsoft.com/office/drawing/2015/10/21/chartex" xmlns:cx3="http://schemas.microsoft.com/office/drawing/2016/5/9/chartex" xmlns:cx4="http://schemas.microsoft.com/office/drawing/2016/5/10/chartex" xmlns:cx5="http://schemas.microsoft.com/office/drawing/2016/5/11/chartex" xmlns:cx6="http://schemas.microsoft.com/office/drawing/2016/5/12/chartex" xmlns:cx7="http://schemas.microsoft.com/office/drawing/2016/5/13/chartex" xmlns:cx8="http://schemas.microsoft.com/office/drawing/2016/5/14/chartex" xmlns:mc="http://schemas.openxmlformats.org/markup-compatibility/2006" xmlns:aink="http://schemas.microsoft.com/office/drawing/2016/ink" xmlns:am3d="http://schemas.microsoft.com/office/drawing/2017/model3d" xmlns:o="urn:schemas-microsoft-com:office:office" xmlns:r="http://schemas.openxmlformats.org/officeDocument/2006/relationships" xmlns:m="http://schemas.openxmlformats.org/officeDocument/2006/math" xmlns:v="urn:schemas-microsoft-com:vml" xmlns:wp14="http://schemas.microsoft.com/office/word/2010/wordprocessingDrawing" xmlns:wp="http://schemas.openxmlformats.org/drawingml/2006/wordprocessingDrawing" xmlns:w10="urn:schemas-microsoft-com:office:word" xmlns:w="http://schemas.openxmlformats.org/wordprocessingml/2006/main" xmlns:w14="http://schemas.microsoft.com/office/word/2010/wordml" xmlns:w15="http://schemas.microsoft.com/office/word/2012/wordml" xmlns:w16cex="http://schemas.microsoft.com/office/word/2018/wordml/cex" xmlns:w16cid="http://schemas.microsoft.com/office/word/2016/wordml/cid" xmlns:w16="http://schemas.microsoft.com/office/word/2018/wordml" xmlns:w16sdtdh="http://schemas.microsoft.com/office/word/2020/wordml/sdtdatahash" xmlns:w16se="http://schemas.microsoft.com/office/word/2015/wordml/symex" xmlns:wpg="http://schemas.microsoft.com/office/word/2010/wordprocessingGroup" xmlns:wpi="http://schemas.microsoft.com/office/word/2010/wordprocessingInk" xmlns:wne="http://schemas.microsoft.com/office/word/2006/wordml" xmlns:wps="http://schemas.microsoft.com/office/word/2010/wordprocessingShape" mc:Ignorable="w14 w15 w16se w16cid w16 w16cex w16sdtdh wp14">
   <w:p>
     <w:pPr>
       <w:pStyle w:val="llb"/>
     </w:pPr>
-    <w:fldSimple w:instr=" DATE   \* MERGEFORMAT ">
-      <w:r>
-        <w:rPr>
-          <w:noProof/>
-        </w:rPr>
-        <w:t>2026. 03. 25.</w:t>
-      </w:r>
-    </w:fldSimple>
+    <w:r>
+      <w:fldChar w:fldCharType="begin"/>
+    </w:r>
+    <w:r>
+      <w:instrText xml:space="preserve"> DATE   \* MERGEFORMAT </w:instrText>
+    </w:r>
+    <w:r>
+      <w:fldChar w:fldCharType="separate"/>
+    </w:r>
+    <w:r>
+      <w:rPr>
+        <w:noProof/>
+      </w:rPr>
+      <w:t>2026. 03. 30.</w:t>
+    </w:r>
+    <w:r>
+      <w:rPr>
+        <w:noProof/>
+      </w:rPr>
+      <w:fldChar w:fldCharType="end"/>
+    </w:r>
     <w:r>
       <w:tab/>
     </w:r>
@@ -3338,7 +3469,7 @@
 </file>
 
 <file path=word/footer2.xml><?xml version="1.0" encoding="utf-8"?>
-<w:ftr xmlns:wpc="http://schemas.microsoft.com/office/word/2010/wordprocessingCanvas" xmlns:cx="http://schemas.microsoft.com/office/drawing/2014/chartex" xmlns:cx1="http://schemas.microsoft.com/office/drawing/2015/9/8/chartex" xmlns:cx2="http://schemas.microsoft.com/office/drawing/2015/10/21/chartex" xmlns:cx3="http://schemas.microsoft.com/office/drawing/2016/5/9/chartex" xmlns:cx4="http://schemas.microsoft.com/office/drawing/2016/5/10/chartex" xmlns:cx5="http://schemas.microsoft.com/office/drawing/2016/5/11/chartex" xmlns:cx6="http://schemas.microsoft.com/office/drawing/2016/5/12/chartex" xmlns:cx7="http://schemas.microsoft.com/office/drawing/2016/5/13/chartex" xmlns:cx8="http://schemas.microsoft.com/office/drawing/2016/5/14/chartex" xmlns:mc="http://schemas.openxmlformats.org/markup-compatibility/2006" xmlns:aink="http://schemas.microsoft.com/office/drawing/2016/ink" xmlns:am3d="http://schemas.microsoft.com/office/drawing/2017/model3d" xmlns:o="urn:schemas-microsoft-com:office:office" xmlns:oel="http://schemas.microsoft.com/office/2019/extlst" xmlns:r="http://schemas.openxmlformats.org/officeDocument/2006/relationships" xmlns:m="http://schemas.openxmlformats.org/officeDocument/2006/math" xmlns:v="urn:schemas-microsoft-com:vml" xmlns:wp14="http://schemas.microsoft.com/office/word/2010/wordprocessingDrawing" xmlns:wp="http://schemas.openxmlformats.org/drawingml/2006/wordprocessingDrawing" xmlns:w10="urn:schemas-microsoft-com:office:word" xmlns:w="http://schemas.openxmlformats.org/wordprocessingml/2006/main" xmlns:w14="http://schemas.microsoft.com/office/word/2010/wordml" xmlns:w15="http://schemas.microsoft.com/office/word/2012/wordml" xmlns:w16cex="http://schemas.microsoft.com/office/word/2018/wordml/cex" xmlns:w16cid="http://schemas.microsoft.com/office/word/2016/wordml/cid" xmlns:w16="http://schemas.microsoft.com/office/word/2018/wordml" xmlns:w16du="http://schemas.microsoft.com/office/word/2023/wordml/word16du" xmlns:w16sdtdh="http://schemas.microsoft.com/office/word/2020/wordml/sdtdatahash" xmlns:w16sdtfl="http://schemas.microsoft.com/office/word/2024/wordml/sdtformatlock" xmlns:w16se="http://schemas.microsoft.com/office/word/2015/wordml/symex" xmlns:wpg="http://schemas.microsoft.com/office/word/2010/wordprocessingGroup" xmlns:wpi="http://schemas.microsoft.com/office/word/2010/wordprocessingInk" xmlns:wne="http://schemas.microsoft.com/office/word/2006/wordml" xmlns:wps="http://schemas.microsoft.com/office/word/2010/wordprocessingShape" mc:Ignorable="w14 w15 w16se w16cid w16 w16cex w16sdtdh w16sdtfl w16du wp14">
+<w:ftr xmlns:wpc="http://schemas.microsoft.com/office/word/2010/wordprocessingCanvas" xmlns:cx="http://schemas.microsoft.com/office/drawing/2014/chartex" xmlns:cx1="http://schemas.microsoft.com/office/drawing/2015/9/8/chartex" xmlns:cx2="http://schemas.microsoft.com/office/drawing/2015/10/21/chartex" xmlns:cx3="http://schemas.microsoft.com/office/drawing/2016/5/9/chartex" xmlns:cx4="http://schemas.microsoft.com/office/drawing/2016/5/10/chartex" xmlns:cx5="http://schemas.microsoft.com/office/drawing/2016/5/11/chartex" xmlns:cx6="http://schemas.microsoft.com/office/drawing/2016/5/12/chartex" xmlns:cx7="http://schemas.microsoft.com/office/drawing/2016/5/13/chartex" xmlns:cx8="http://schemas.microsoft.com/office/drawing/2016/5/14/chartex" xmlns:mc="http://schemas.openxmlformats.org/markup-compatibility/2006" xmlns:aink="http://schemas.microsoft.com/office/drawing/2016/ink" xmlns:am3d="http://schemas.microsoft.com/office/drawing/2017/model3d" xmlns:o="urn:schemas-microsoft-com:office:office" xmlns:r="http://schemas.openxmlformats.org/officeDocument/2006/relationships" xmlns:m="http://schemas.openxmlformats.org/officeDocument/2006/math" xmlns:v="urn:schemas-microsoft-com:vml" xmlns:wp14="http://schemas.microsoft.com/office/word/2010/wordprocessingDrawing" xmlns:wp="http://schemas.openxmlformats.org/drawingml/2006/wordprocessingDrawing" xmlns:w10="urn:schemas-microsoft-com:office:word" xmlns:w="http://schemas.openxmlformats.org/wordprocessingml/2006/main" xmlns:w14="http://schemas.microsoft.com/office/word/2010/wordml" xmlns:w15="http://schemas.microsoft.com/office/word/2012/wordml" xmlns:w16cex="http://schemas.microsoft.com/office/word/2018/wordml/cex" xmlns:w16cid="http://schemas.microsoft.com/office/word/2016/wordml/cid" xmlns:w16="http://schemas.microsoft.com/office/word/2018/wordml" xmlns:w16sdtdh="http://schemas.microsoft.com/office/word/2020/wordml/sdtdatahash" xmlns:w16se="http://schemas.microsoft.com/office/word/2015/wordml/symex" xmlns:wpg="http://schemas.microsoft.com/office/word/2010/wordprocessingGroup" xmlns:wpi="http://schemas.microsoft.com/office/word/2010/wordprocessingInk" xmlns:wne="http://schemas.microsoft.com/office/word/2006/wordml" xmlns:wps="http://schemas.microsoft.com/office/word/2010/wordprocessingShape" mc:Ignorable="w14 w15 w16se w16cid w16 w16cex w16sdtdh wp14">
   <w:tbl>
     <w:tblPr>
       <w:tblW w:w="0" w:type="auto"/>
@@ -3399,7 +3530,7 @@
 </file>
 
 <file path=word/footnotes.xml><?xml version="1.0" encoding="utf-8"?>
-<w:footnotes xmlns:wpc="http://schemas.microsoft.com/office/word/2010/wordprocessingCanvas" xmlns:cx="http://schemas.microsoft.com/office/drawing/2014/chartex" xmlns:cx1="http://schemas.microsoft.com/office/drawing/2015/9/8/chartex" xmlns:cx2="http://schemas.microsoft.com/office/drawing/2015/10/21/chartex" xmlns:cx3="http://schemas.microsoft.com/office/drawing/2016/5/9/chartex" xmlns:cx4="http://schemas.microsoft.com/office/drawing/2016/5/10/chartex" xmlns:cx5="http://schemas.microsoft.com/office/drawing/2016/5/11/chartex" xmlns:cx6="http://schemas.microsoft.com/office/drawing/2016/5/12/chartex" xmlns:cx7="http://schemas.microsoft.com/office/drawing/2016/5/13/chartex" xmlns:cx8="http://schemas.microsoft.com/office/drawing/2016/5/14/chartex" xmlns:mc="http://schemas.openxmlformats.org/markup-compatibility/2006" xmlns:aink="http://schemas.microsoft.com/office/drawing/2016/ink" xmlns:am3d="http://schemas.microsoft.com/office/drawing/2017/model3d" xmlns:o="urn:schemas-microsoft-com:office:office" xmlns:oel="http://schemas.microsoft.com/office/2019/extlst" xmlns:r="http://schemas.openxmlformats.org/officeDocument/2006/relationships" xmlns:m="http://schemas.openxmlformats.org/officeDocument/2006/math" xmlns:v="urn:schemas-microsoft-com:vml" xmlns:wp14="http://schemas.microsoft.com/office/word/2010/wordprocessingDrawing" xmlns:wp="http://schemas.openxmlformats.org/drawingml/2006/wordprocessingDrawing" xmlns:w10="urn:schemas-microsoft-com:office:word" xmlns:w="http://schemas.openxmlformats.org/wordprocessingml/2006/main" xmlns:w14="http://schemas.microsoft.com/office/word/2010/wordml" xmlns:w15="http://schemas.microsoft.com/office/word/2012/wordml" xmlns:w16cex="http://schemas.microsoft.com/office/word/2018/wordml/cex" xmlns:w16cid="http://schemas.microsoft.com/office/word/2016/wordml/cid" xmlns:w16="http://schemas.microsoft.com/office/word/2018/wordml" xmlns:w16du="http://schemas.microsoft.com/office/word/2023/wordml/word16du" xmlns:w16sdtdh="http://schemas.microsoft.com/office/word/2020/wordml/sdtdatahash" xmlns:w16sdtfl="http://schemas.microsoft.com/office/word/2024/wordml/sdtformatlock" xmlns:w16se="http://schemas.microsoft.com/office/word/2015/wordml/symex" xmlns:wpg="http://schemas.microsoft.com/office/word/2010/wordprocessingGroup" xmlns:wpi="http://schemas.microsoft.com/office/word/2010/wordprocessingInk" xmlns:wne="http://schemas.microsoft.com/office/word/2006/wordml" xmlns:wps="http://schemas.microsoft.com/office/word/2010/wordprocessingShape" mc:Ignorable="w14 w15 w16se w16cid w16 w16cex w16sdtdh w16sdtfl w16du wp14">
+<w:footnotes xmlns:wpc="http://schemas.microsoft.com/office/word/2010/wordprocessingCanvas" xmlns:cx="http://schemas.microsoft.com/office/drawing/2014/chartex" xmlns:cx1="http://schemas.microsoft.com/office/drawing/2015/9/8/chartex" xmlns:cx2="http://schemas.microsoft.com/office/drawing/2015/10/21/chartex" xmlns:cx3="http://schemas.microsoft.com/office/drawing/2016/5/9/chartex" xmlns:cx4="http://schemas.microsoft.com/office/drawing/2016/5/10/chartex" xmlns:cx5="http://schemas.microsoft.com/office/drawing/2016/5/11/chartex" xmlns:cx6="http://schemas.microsoft.com/office/drawing/2016/5/12/chartex" xmlns:cx7="http://schemas.microsoft.com/office/drawing/2016/5/13/chartex" xmlns:cx8="http://schemas.microsoft.com/office/drawing/2016/5/14/chartex" xmlns:mc="http://schemas.openxmlformats.org/markup-compatibility/2006" xmlns:aink="http://schemas.microsoft.com/office/drawing/2016/ink" xmlns:am3d="http://schemas.microsoft.com/office/drawing/2017/model3d" xmlns:o="urn:schemas-microsoft-com:office:office" xmlns:r="http://schemas.openxmlformats.org/officeDocument/2006/relationships" xmlns:m="http://schemas.openxmlformats.org/officeDocument/2006/math" xmlns:v="urn:schemas-microsoft-com:vml" xmlns:wp14="http://schemas.microsoft.com/office/word/2010/wordprocessingDrawing" xmlns:wp="http://schemas.openxmlformats.org/drawingml/2006/wordprocessingDrawing" xmlns:w10="urn:schemas-microsoft-com:office:word" xmlns:w="http://schemas.openxmlformats.org/wordprocessingml/2006/main" xmlns:w14="http://schemas.microsoft.com/office/word/2010/wordml" xmlns:w15="http://schemas.microsoft.com/office/word/2012/wordml" xmlns:w16cex="http://schemas.microsoft.com/office/word/2018/wordml/cex" xmlns:w16cid="http://schemas.microsoft.com/office/word/2016/wordml/cid" xmlns:w16="http://schemas.microsoft.com/office/word/2018/wordml" xmlns:w16sdtdh="http://schemas.microsoft.com/office/word/2020/wordml/sdtdatahash" xmlns:w16se="http://schemas.microsoft.com/office/word/2015/wordml/symex" xmlns:wpg="http://schemas.microsoft.com/office/word/2010/wordprocessingGroup" xmlns:wpi="http://schemas.microsoft.com/office/word/2010/wordprocessingInk" xmlns:wne="http://schemas.microsoft.com/office/word/2006/wordml" xmlns:wps="http://schemas.microsoft.com/office/word/2010/wordprocessingShape" mc:Ignorable="w14 w15 w16se w16cid w16 w16cex w16sdtdh wp14">
   <w:footnote w:type="separator" w:id="-1">
     <w:p>
       <w:pPr>
@@ -3431,7 +3562,7 @@
 </file>
 
 <file path=word/header1.xml><?xml version="1.0" encoding="utf-8"?>
-<w:hdr xmlns:wpc="http://schemas.microsoft.com/office/word/2010/wordprocessingCanvas" xmlns:cx="http://schemas.microsoft.com/office/drawing/2014/chartex" xmlns:cx1="http://schemas.microsoft.com/office/drawing/2015/9/8/chartex" xmlns:cx2="http://schemas.microsoft.com/office/drawing/2015/10/21/chartex" xmlns:cx3="http://schemas.microsoft.com/office/drawing/2016/5/9/chartex" xmlns:cx4="http://schemas.microsoft.com/office/drawing/2016/5/10/chartex" xmlns:cx5="http://schemas.microsoft.com/office/drawing/2016/5/11/chartex" xmlns:cx6="http://schemas.microsoft.com/office/drawing/2016/5/12/chartex" xmlns:cx7="http://schemas.microsoft.com/office/drawing/2016/5/13/chartex" xmlns:cx8="http://schemas.microsoft.com/office/drawing/2016/5/14/chartex" xmlns:mc="http://schemas.openxmlformats.org/markup-compatibility/2006" xmlns:aink="http://schemas.microsoft.com/office/drawing/2016/ink" xmlns:am3d="http://schemas.microsoft.com/office/drawing/2017/model3d" xmlns:o="urn:schemas-microsoft-com:office:office" xmlns:oel="http://schemas.microsoft.com/office/2019/extlst" xmlns:r="http://schemas.openxmlformats.org/officeDocument/2006/relationships" xmlns:m="http://schemas.openxmlformats.org/officeDocument/2006/math" xmlns:v="urn:schemas-microsoft-com:vml" xmlns:wp14="http://schemas.microsoft.com/office/word/2010/wordprocessingDrawing" xmlns:wp="http://schemas.openxmlformats.org/drawingml/2006/wordprocessingDrawing" xmlns:w10="urn:schemas-microsoft-com:office:word" xmlns:w="http://schemas.openxmlformats.org/wordprocessingml/2006/main" xmlns:w14="http://schemas.microsoft.com/office/word/2010/wordml" xmlns:w15="http://schemas.microsoft.com/office/word/2012/wordml" xmlns:w16cex="http://schemas.microsoft.com/office/word/2018/wordml/cex" xmlns:w16cid="http://schemas.microsoft.com/office/word/2016/wordml/cid" xmlns:w16="http://schemas.microsoft.com/office/word/2018/wordml" xmlns:w16du="http://schemas.microsoft.com/office/word/2023/wordml/word16du" xmlns:w16sdtdh="http://schemas.microsoft.com/office/word/2020/wordml/sdtdatahash" xmlns:w16sdtfl="http://schemas.microsoft.com/office/word/2024/wordml/sdtformatlock" xmlns:w16se="http://schemas.microsoft.com/office/word/2015/wordml/symex" xmlns:wpg="http://schemas.microsoft.com/office/word/2010/wordprocessingGroup" xmlns:wpi="http://schemas.microsoft.com/office/word/2010/wordprocessingInk" xmlns:wne="http://schemas.microsoft.com/office/word/2006/wordml" xmlns:wps="http://schemas.microsoft.com/office/word/2010/wordprocessingShape" mc:Ignorable="w14 w15 w16se w16cid w16 w16cex w16sdtdh w16sdtfl w16du wp14">
+<w:hdr xmlns:wpc="http://schemas.microsoft.com/office/word/2010/wordprocessingCanvas" xmlns:cx="http://schemas.microsoft.com/office/drawing/2014/chartex" xmlns:cx1="http://schemas.microsoft.com/office/drawing/2015/9/8/chartex" xmlns:cx2="http://schemas.microsoft.com/office/drawing/2015/10/21/chartex" xmlns:cx3="http://schemas.microsoft.com/office/drawing/2016/5/9/chartex" xmlns:cx4="http://schemas.microsoft.com/office/drawing/2016/5/10/chartex" xmlns:cx5="http://schemas.microsoft.com/office/drawing/2016/5/11/chartex" xmlns:cx6="http://schemas.microsoft.com/office/drawing/2016/5/12/chartex" xmlns:cx7="http://schemas.microsoft.com/office/drawing/2016/5/13/chartex" xmlns:cx8="http://schemas.microsoft.com/office/drawing/2016/5/14/chartex" xmlns:mc="http://schemas.openxmlformats.org/markup-compatibility/2006" xmlns:aink="http://schemas.microsoft.com/office/drawing/2016/ink" xmlns:am3d="http://schemas.microsoft.com/office/drawing/2017/model3d" xmlns:o="urn:schemas-microsoft-com:office:office" xmlns:r="http://schemas.openxmlformats.org/officeDocument/2006/relationships" xmlns:m="http://schemas.openxmlformats.org/officeDocument/2006/math" xmlns:v="urn:schemas-microsoft-com:vml" xmlns:wp14="http://schemas.microsoft.com/office/word/2010/wordprocessingDrawing" xmlns:wp="http://schemas.openxmlformats.org/drawingml/2006/wordprocessingDrawing" xmlns:w10="urn:schemas-microsoft-com:office:word" xmlns:w="http://schemas.openxmlformats.org/wordprocessingml/2006/main" xmlns:w14="http://schemas.microsoft.com/office/word/2010/wordml" xmlns:w15="http://schemas.microsoft.com/office/word/2012/wordml" xmlns:w16cex="http://schemas.microsoft.com/office/word/2018/wordml/cex" xmlns:w16cid="http://schemas.microsoft.com/office/word/2016/wordml/cid" xmlns:w16="http://schemas.microsoft.com/office/word/2018/wordml" xmlns:w16sdtdh="http://schemas.microsoft.com/office/word/2020/wordml/sdtdatahash" xmlns:w16se="http://schemas.microsoft.com/office/word/2015/wordml/symex" xmlns:wpg="http://schemas.microsoft.com/office/word/2010/wordprocessingGroup" xmlns:wpi="http://schemas.microsoft.com/office/word/2010/wordprocessingInk" xmlns:wne="http://schemas.microsoft.com/office/word/2006/wordml" xmlns:wps="http://schemas.microsoft.com/office/word/2010/wordprocessingShape" mc:Ignorable="w14 w15 w16se w16cid w16 w16cex w16sdtdh wp14">
   <w:p>
     <w:pPr>
       <w:pStyle w:val="lfej"/>
@@ -3548,7 +3679,7 @@
 </file>
 
 <file path=word/header2.xml><?xml version="1.0" encoding="utf-8"?>
-<w:hdr xmlns:wpc="http://schemas.microsoft.com/office/word/2010/wordprocessingCanvas" xmlns:cx="http://schemas.microsoft.com/office/drawing/2014/chartex" xmlns:cx1="http://schemas.microsoft.com/office/drawing/2015/9/8/chartex" xmlns:cx2="http://schemas.microsoft.com/office/drawing/2015/10/21/chartex" xmlns:cx3="http://schemas.microsoft.com/office/drawing/2016/5/9/chartex" xmlns:cx4="http://schemas.microsoft.com/office/drawing/2016/5/10/chartex" xmlns:cx5="http://schemas.microsoft.com/office/drawing/2016/5/11/chartex" xmlns:cx6="http://schemas.microsoft.com/office/drawing/2016/5/12/chartex" xmlns:cx7="http://schemas.microsoft.com/office/drawing/2016/5/13/chartex" xmlns:cx8="http://schemas.microsoft.com/office/drawing/2016/5/14/chartex" xmlns:mc="http://schemas.openxmlformats.org/markup-compatibility/2006" xmlns:aink="http://schemas.microsoft.com/office/drawing/2016/ink" xmlns:am3d="http://schemas.microsoft.com/office/drawing/2017/model3d" xmlns:o="urn:schemas-microsoft-com:office:office" xmlns:oel="http://schemas.microsoft.com/office/2019/extlst" xmlns:r="http://schemas.openxmlformats.org/officeDocument/2006/relationships" xmlns:m="http://schemas.openxmlformats.org/officeDocument/2006/math" xmlns:v="urn:schemas-microsoft-com:vml" xmlns:wp14="http://schemas.microsoft.com/office/word/2010/wordprocessingDrawing" xmlns:wp="http://schemas.openxmlformats.org/drawingml/2006/wordprocessingDrawing" xmlns:w10="urn:schemas-microsoft-com:office:word" xmlns:w="http://schemas.openxmlformats.org/wordprocessingml/2006/main" xmlns:w14="http://schemas.microsoft.com/office/word/2010/wordml" xmlns:w15="http://schemas.microsoft.com/office/word/2012/wordml" xmlns:w16cex="http://schemas.microsoft.com/office/word/2018/wordml/cex" xmlns:w16cid="http://schemas.microsoft.com/office/word/2016/wordml/cid" xmlns:w16="http://schemas.microsoft.com/office/word/2018/wordml" xmlns:w16du="http://schemas.microsoft.com/office/word/2023/wordml/word16du" xmlns:w16sdtdh="http://schemas.microsoft.com/office/word/2020/wordml/sdtdatahash" xmlns:w16sdtfl="http://schemas.microsoft.com/office/word/2024/wordml/sdtformatlock" xmlns:w16se="http://schemas.microsoft.com/office/word/2015/wordml/symex" xmlns:wpg="http://schemas.microsoft.com/office/word/2010/wordprocessingGroup" xmlns:wpi="http://schemas.microsoft.com/office/word/2010/wordprocessingInk" xmlns:wne="http://schemas.microsoft.com/office/word/2006/wordml" xmlns:wps="http://schemas.microsoft.com/office/word/2010/wordprocessingShape" mc:Ignorable="w14 w15 w16se w16cid w16 w16cex w16sdtdh w16sdtfl w16du wp14">
+<w:hdr xmlns:wpc="http://schemas.microsoft.com/office/word/2010/wordprocessingCanvas" xmlns:cx="http://schemas.microsoft.com/office/drawing/2014/chartex" xmlns:cx1="http://schemas.microsoft.com/office/drawing/2015/9/8/chartex" xmlns:cx2="http://schemas.microsoft.com/office/drawing/2015/10/21/chartex" xmlns:cx3="http://schemas.microsoft.com/office/drawing/2016/5/9/chartex" xmlns:cx4="http://schemas.microsoft.com/office/drawing/2016/5/10/chartex" xmlns:cx5="http://schemas.microsoft.com/office/drawing/2016/5/11/chartex" xmlns:cx6="http://schemas.microsoft.com/office/drawing/2016/5/12/chartex" xmlns:cx7="http://schemas.microsoft.com/office/drawing/2016/5/13/chartex" xmlns:cx8="http://schemas.microsoft.com/office/drawing/2016/5/14/chartex" xmlns:mc="http://schemas.openxmlformats.org/markup-compatibility/2006" xmlns:aink="http://schemas.microsoft.com/office/drawing/2016/ink" xmlns:am3d="http://schemas.microsoft.com/office/drawing/2017/model3d" xmlns:o="urn:schemas-microsoft-com:office:office" xmlns:r="http://schemas.openxmlformats.org/officeDocument/2006/relationships" xmlns:m="http://schemas.openxmlformats.org/officeDocument/2006/math" xmlns:v="urn:schemas-microsoft-com:vml" xmlns:wp14="http://schemas.microsoft.com/office/word/2010/wordprocessingDrawing" xmlns:wp="http://schemas.openxmlformats.org/drawingml/2006/wordprocessingDrawing" xmlns:w10="urn:schemas-microsoft-com:office:word" xmlns:w="http://schemas.openxmlformats.org/wordprocessingml/2006/main" xmlns:w14="http://schemas.microsoft.com/office/word/2010/wordml" xmlns:w15="http://schemas.microsoft.com/office/word/2012/wordml" xmlns:w16cex="http://schemas.microsoft.com/office/word/2018/wordml/cex" xmlns:w16cid="http://schemas.microsoft.com/office/word/2016/wordml/cid" xmlns:w16="http://schemas.microsoft.com/office/word/2018/wordml" xmlns:w16sdtdh="http://schemas.microsoft.com/office/word/2020/wordml/sdtdatahash" xmlns:w16se="http://schemas.microsoft.com/office/word/2015/wordml/symex" xmlns:wpg="http://schemas.microsoft.com/office/word/2010/wordprocessingGroup" xmlns:wpi="http://schemas.microsoft.com/office/word/2010/wordprocessingInk" xmlns:wne="http://schemas.microsoft.com/office/word/2006/wordml" xmlns:wps="http://schemas.microsoft.com/office/word/2010/wordprocessingShape" mc:Ignorable="w14 w15 w16se w16cid w16 w16cex w16sdtdh wp14">
   <w:tbl>
     <w:tblPr>
       <w:tblW w:w="0" w:type="auto"/>
@@ -3609,7 +3740,7 @@
 </file>
 
 <file path=word/numbering.xml><?xml version="1.0" encoding="utf-8"?>
-<w:numbering xmlns:wpc="http://schemas.microsoft.com/office/word/2010/wordprocessingCanvas" xmlns:cx="http://schemas.microsoft.com/office/drawing/2014/chartex" xmlns:cx1="http://schemas.microsoft.com/office/drawing/2015/9/8/chartex" xmlns:cx2="http://schemas.microsoft.com/office/drawing/2015/10/21/chartex" xmlns:cx3="http://schemas.microsoft.com/office/drawing/2016/5/9/chartex" xmlns:cx4="http://schemas.microsoft.com/office/drawing/2016/5/10/chartex" xmlns:cx5="http://schemas.microsoft.com/office/drawing/2016/5/11/chartex" xmlns:cx6="http://schemas.microsoft.com/office/drawing/2016/5/12/chartex" xmlns:cx7="http://schemas.microsoft.com/office/drawing/2016/5/13/chartex" xmlns:cx8="http://schemas.microsoft.com/office/drawing/2016/5/14/chartex" xmlns:mc="http://schemas.openxmlformats.org/markup-compatibility/2006" xmlns:aink="http://schemas.microsoft.com/office/drawing/2016/ink" xmlns:am3d="http://schemas.microsoft.com/office/drawing/2017/model3d" xmlns:o="urn:schemas-microsoft-com:office:office" xmlns:oel="http://schemas.microsoft.com/office/2019/extlst" xmlns:r="http://schemas.openxmlformats.org/officeDocument/2006/relationships" xmlns:m="http://schemas.openxmlformats.org/officeDocument/2006/math" xmlns:v="urn:schemas-microsoft-com:vml" xmlns:wp14="http://schemas.microsoft.com/office/word/2010/wordprocessingDrawing" xmlns:wp="http://schemas.openxmlformats.org/drawingml/2006/wordprocessingDrawing" xmlns:w10="urn:schemas-microsoft-com:office:word" xmlns:w="http://schemas.openxmlformats.org/wordprocessingml/2006/main" xmlns:w14="http://schemas.microsoft.com/office/word/2010/wordml" xmlns:w15="http://schemas.microsoft.com/office/word/2012/wordml" xmlns:w16cex="http://schemas.microsoft.com/office/word/2018/wordml/cex" xmlns:w16cid="http://schemas.microsoft.com/office/word/2016/wordml/cid" xmlns:w16="http://schemas.microsoft.com/office/word/2018/wordml" xmlns:w16du="http://schemas.microsoft.com/office/word/2023/wordml/word16du" xmlns:w16sdtdh="http://schemas.microsoft.com/office/word/2020/wordml/sdtdatahash" xmlns:w16sdtfl="http://schemas.microsoft.com/office/word/2024/wordml/sdtformatlock" xmlns:w16se="http://schemas.microsoft.com/office/word/2015/wordml/symex" xmlns:wpg="http://schemas.microsoft.com/office/word/2010/wordprocessingGroup" xmlns:wpi="http://schemas.microsoft.com/office/word/2010/wordprocessingInk" xmlns:wne="http://schemas.microsoft.com/office/word/2006/wordml" xmlns:wps="http://schemas.microsoft.com/office/word/2010/wordprocessingShape" mc:Ignorable="w14 w15 w16se w16cid w16 w16cex w16sdtdh w16sdtfl w16du wp14">
+<w:numbering xmlns:wpc="http://schemas.microsoft.com/office/word/2010/wordprocessingCanvas" xmlns:cx="http://schemas.microsoft.com/office/drawing/2014/chartex" xmlns:cx1="http://schemas.microsoft.com/office/drawing/2015/9/8/chartex" xmlns:cx2="http://schemas.microsoft.com/office/drawing/2015/10/21/chartex" xmlns:cx3="http://schemas.microsoft.com/office/drawing/2016/5/9/chartex" xmlns:cx4="http://schemas.microsoft.com/office/drawing/2016/5/10/chartex" xmlns:cx5="http://schemas.microsoft.com/office/drawing/2016/5/11/chartex" xmlns:cx6="http://schemas.microsoft.com/office/drawing/2016/5/12/chartex" xmlns:cx7="http://schemas.microsoft.com/office/drawing/2016/5/13/chartex" xmlns:cx8="http://schemas.microsoft.com/office/drawing/2016/5/14/chartex" xmlns:mc="http://schemas.openxmlformats.org/markup-compatibility/2006" xmlns:aink="http://schemas.microsoft.com/office/drawing/2016/ink" xmlns:am3d="http://schemas.microsoft.com/office/drawing/2017/model3d" xmlns:o="urn:schemas-microsoft-com:office:office" xmlns:r="http://schemas.openxmlformats.org/officeDocument/2006/relationships" xmlns:m="http://schemas.openxmlformats.org/officeDocument/2006/math" xmlns:v="urn:schemas-microsoft-com:vml" xmlns:wp14="http://schemas.microsoft.com/office/word/2010/wordprocessingDrawing" xmlns:wp="http://schemas.openxmlformats.org/drawingml/2006/wordprocessingDrawing" xmlns:w10="urn:schemas-microsoft-com:office:word" xmlns:w="http://schemas.openxmlformats.org/wordprocessingml/2006/main" xmlns:w14="http://schemas.microsoft.com/office/word/2010/wordml" xmlns:w15="http://schemas.microsoft.com/office/word/2012/wordml" xmlns:w16cex="http://schemas.microsoft.com/office/word/2018/wordml/cex" xmlns:w16cid="http://schemas.microsoft.com/office/word/2016/wordml/cid" xmlns:w16="http://schemas.microsoft.com/office/word/2018/wordml" xmlns:w16sdtdh="http://schemas.microsoft.com/office/word/2020/wordml/sdtdatahash" xmlns:w16se="http://schemas.microsoft.com/office/word/2015/wordml/symex" xmlns:wpg="http://schemas.microsoft.com/office/word/2010/wordprocessingGroup" xmlns:wpi="http://schemas.microsoft.com/office/word/2010/wordprocessingInk" xmlns:wne="http://schemas.microsoft.com/office/word/2006/wordml" xmlns:wps="http://schemas.microsoft.com/office/word/2010/wordprocessingShape" mc:Ignorable="w14 w15 w16se w16cid w16 w16cex w16sdtdh wp14">
   <w:abstractNum w:abstractNumId="0" w15:restartNumberingAfterBreak="0">
     <w:nsid w:val="05140A7B"/>
     <w:multiLevelType w:val="hybridMultilevel"/>
@@ -5142,56 +5273,56 @@
       </w:rPr>
     </w:lvl>
   </w:abstractNum>
-  <w:num w:numId="1" w16cid:durableId="1819569784">
+  <w:num w:numId="1">
     <w:abstractNumId w:val="6"/>
   </w:num>
-  <w:num w:numId="2" w16cid:durableId="1014654549">
+  <w:num w:numId="2">
     <w:abstractNumId w:val="11"/>
   </w:num>
-  <w:num w:numId="3" w16cid:durableId="1167554791">
+  <w:num w:numId="3">
     <w:abstractNumId w:val="6"/>
   </w:num>
-  <w:num w:numId="4" w16cid:durableId="642084536">
+  <w:num w:numId="4">
     <w:abstractNumId w:val="9"/>
   </w:num>
-  <w:num w:numId="5" w16cid:durableId="300812120">
+  <w:num w:numId="5">
     <w:abstractNumId w:val="5"/>
   </w:num>
-  <w:num w:numId="6" w16cid:durableId="41180091">
+  <w:num w:numId="6">
     <w:abstractNumId w:val="0"/>
   </w:num>
-  <w:num w:numId="7" w16cid:durableId="675888205">
+  <w:num w:numId="7">
     <w:abstractNumId w:val="10"/>
   </w:num>
-  <w:num w:numId="8" w16cid:durableId="362247531">
+  <w:num w:numId="8">
     <w:abstractNumId w:val="3"/>
   </w:num>
-  <w:num w:numId="9" w16cid:durableId="1656838646">
+  <w:num w:numId="9">
     <w:abstractNumId w:val="2"/>
   </w:num>
-  <w:num w:numId="10" w16cid:durableId="544374611">
+  <w:num w:numId="10">
     <w:abstractNumId w:val="8"/>
   </w:num>
-  <w:num w:numId="11" w16cid:durableId="1120799406">
+  <w:num w:numId="11">
     <w:abstractNumId w:val="4"/>
   </w:num>
-  <w:num w:numId="12" w16cid:durableId="605043074">
+  <w:num w:numId="12">
     <w:abstractNumId w:val="9"/>
   </w:num>
-  <w:num w:numId="13" w16cid:durableId="1127891429">
+  <w:num w:numId="13">
     <w:abstractNumId w:val="12"/>
   </w:num>
-  <w:num w:numId="14" w16cid:durableId="785739219">
+  <w:num w:numId="14">
     <w:abstractNumId w:val="7"/>
   </w:num>
-  <w:num w:numId="15" w16cid:durableId="226305968">
+  <w:num w:numId="15">
     <w:abstractNumId w:val="1"/>
   </w:num>
 </w:numbering>
 </file>
 
 <file path=word/styles.xml><?xml version="1.0" encoding="utf-8"?>
-<w:styles xmlns:mc="http://schemas.openxmlformats.org/markup-compatibility/2006" xmlns:r="http://schemas.openxmlformats.org/officeDocument/2006/relationships" xmlns:w="http://schemas.openxmlformats.org/wordprocessingml/2006/main" xmlns:w14="http://schemas.microsoft.com/office/word/2010/wordml" xmlns:w15="http://schemas.microsoft.com/office/word/2012/wordml" xmlns:w16cex="http://schemas.microsoft.com/office/word/2018/wordml/cex" xmlns:w16cid="http://schemas.microsoft.com/office/word/2016/wordml/cid" xmlns:w16="http://schemas.microsoft.com/office/word/2018/wordml" xmlns:w16du="http://schemas.microsoft.com/office/word/2023/wordml/word16du" xmlns:w16sdtdh="http://schemas.microsoft.com/office/word/2020/wordml/sdtdatahash" xmlns:w16sdtfl="http://schemas.microsoft.com/office/word/2024/wordml/sdtformatlock" xmlns:w16se="http://schemas.microsoft.com/office/word/2015/wordml/symex" mc:Ignorable="w14 w15 w16se w16cid w16 w16cex w16sdtdh w16sdtfl w16du">
+<w:styles xmlns:mc="http://schemas.openxmlformats.org/markup-compatibility/2006" xmlns:r="http://schemas.openxmlformats.org/officeDocument/2006/relationships" xmlns:w="http://schemas.openxmlformats.org/wordprocessingml/2006/main" xmlns:w14="http://schemas.microsoft.com/office/word/2010/wordml" xmlns:w15="http://schemas.microsoft.com/office/word/2012/wordml" xmlns:w16cex="http://schemas.microsoft.com/office/word/2018/wordml/cex" xmlns:w16cid="http://schemas.microsoft.com/office/word/2016/wordml/cid" xmlns:w16="http://schemas.microsoft.com/office/word/2018/wordml" xmlns:w16sdtdh="http://schemas.microsoft.com/office/word/2020/wordml/sdtdatahash" xmlns:w16se="http://schemas.microsoft.com/office/word/2015/wordml/symex" mc:Ignorable="w14 w15 w16se w16cid w16 w16cex w16sdtdh">
   <w:docDefaults>
     <w:rPrDefault>
       <w:rPr>
@@ -5836,6 +5967,7 @@
   <w:style w:type="character" w:default="1" w:styleId="Bekezdsalapbettpusa">
     <w:name w:val="Default Paragraph Font"/>
     <w:uiPriority w:val="1"/>
+    <w:semiHidden/>
     <w:unhideWhenUsed/>
   </w:style>
   <w:style w:type="table" w:default="1" w:styleId="Normltblzat">
@@ -6643,6 +6775,12 @@
 </file>
 
 <file path=customXml/item1.xml><?xml version="1.0" encoding="utf-8"?>
+<p:properties xmlns:p="http://schemas.microsoft.com/office/2006/metadata/properties" xmlns:xsi="http://www.w3.org/2001/XMLSchema-instance" xmlns:pc="http://schemas.microsoft.com/office/infopath/2007/PartnerControls">
+  <documentManagement/>
+</p:properties>
+</file>
+
+<file path=customXml/item2.xml><?xml version="1.0" encoding="utf-8"?>
 <?mso-contentType ?>
 <FormTemplates xmlns="http://schemas.microsoft.com/sharepoint/v3/contenttype/forms">
   <Display>DocumentLibraryForm</Display>
@@ -6651,17 +6789,7 @@
 </FormTemplates>
 </file>
 
-<file path=customXml/item2.xml><?xml version="1.0" encoding="utf-8"?>
-<p:properties xmlns:p="http://schemas.microsoft.com/office/2006/metadata/properties" xmlns:xsi="http://www.w3.org/2001/XMLSchema-instance" xmlns:pc="http://schemas.microsoft.com/office/infopath/2007/PartnerControls">
-  <documentManagement/>
-</p:properties>
-</file>
-
 <file path=customXml/item3.xml><?xml version="1.0" encoding="utf-8"?>
-<b:Sources xmlns:b="http://schemas.openxmlformats.org/officeDocument/2006/bibliography" xmlns="http://schemas.openxmlformats.org/officeDocument/2006/bibliography" SelectedStyle="\APA.XSL" StyleName="APA"/>
-</file>
-
-<file path=customXml/item4.xml><?xml version="1.0" encoding="utf-8"?>
 <ct:contentTypeSchema xmlns:ct="http://schemas.microsoft.com/office/2006/metadata/contentType" xmlns:ma="http://schemas.microsoft.com/office/2006/metadata/properties/metaAttributes" ct:_="" ma:_="" ma:contentTypeName="Dokumentum" ma:contentTypeID="0x010100A68ACE93D0DEBA4D8A5EE55AD7C8D291" ma:contentTypeVersion="0" ma:contentTypeDescription="Új dokumentum létrehozása." ma:contentTypeScope="" ma:versionID="938c6fba1452f923f2ea492e382da0ce">
   <xsd:schema xmlns:xsd="http://www.w3.org/2001/XMLSchema" xmlns:xs="http://www.w3.org/2001/XMLSchema" xmlns:p="http://schemas.microsoft.com/office/2006/metadata/properties" targetNamespace="http://schemas.microsoft.com/office/2006/metadata/properties" ma:root="true" ma:fieldsID="842132b1d35b662612c3cf288125e263">
     <xsd:element name="properties">
@@ -6775,15 +6903,11 @@
 </ct:contentTypeSchema>
 </file>
 
-<file path=customXml/itemProps1.xml><?xml version="1.0" encoding="utf-8"?>
-<ds:datastoreItem xmlns:ds="http://schemas.openxmlformats.org/officeDocument/2006/customXml" ds:itemID="{49E9CE2F-4863-430F-A73B-CD3063AB172E}">
-  <ds:schemaRefs>
-    <ds:schemaRef ds:uri="http://schemas.microsoft.com/sharepoint/v3/contenttype/forms"/>
-  </ds:schemaRefs>
-</ds:datastoreItem>
+<file path=customXml/item4.xml><?xml version="1.0" encoding="utf-8"?>
+<b:Sources xmlns:b="http://schemas.openxmlformats.org/officeDocument/2006/bibliography" xmlns="http://schemas.openxmlformats.org/officeDocument/2006/bibliography" SelectedStyle="\APA.XSL" StyleName="APA"/>
 </file>
 
-<file path=customXml/itemProps2.xml><?xml version="1.0" encoding="utf-8"?>
+<file path=customXml/itemProps1.xml><?xml version="1.0" encoding="utf-8"?>
 <ds:datastoreItem xmlns:ds="http://schemas.openxmlformats.org/officeDocument/2006/customXml" ds:itemID="{4683CF39-CBC1-469A-88EA-F31417A0D119}">
   <ds:schemaRefs>
     <ds:schemaRef ds:uri="http://schemas.microsoft.com/office/2006/metadata/properties"/>
@@ -6792,15 +6916,15 @@
 </ds:datastoreItem>
 </file>
 
-<file path=customXml/itemProps3.xml><?xml version="1.0" encoding="utf-8"?>
-<ds:datastoreItem xmlns:ds="http://schemas.openxmlformats.org/officeDocument/2006/customXml" ds:itemID="{31D8A198-B5FD-41D1-8F98-20D226CAF475}">
+<file path=customXml/itemProps2.xml><?xml version="1.0" encoding="utf-8"?>
+<ds:datastoreItem xmlns:ds="http://schemas.openxmlformats.org/officeDocument/2006/customXml" ds:itemID="{49E9CE2F-4863-430F-A73B-CD3063AB172E}">
   <ds:schemaRefs>
-    <ds:schemaRef ds:uri="http://schemas.openxmlformats.org/officeDocument/2006/bibliography"/>
+    <ds:schemaRef ds:uri="http://schemas.microsoft.com/sharepoint/v3/contenttype/forms"/>
   </ds:schemaRefs>
 </ds:datastoreItem>
 </file>
 
-<file path=customXml/itemProps4.xml><?xml version="1.0" encoding="utf-8"?>
+<file path=customXml/itemProps3.xml><?xml version="1.0" encoding="utf-8"?>
 <ds:datastoreItem xmlns:ds="http://schemas.openxmlformats.org/officeDocument/2006/customXml" ds:itemID="{AE40C25B-A472-468B-AE3F-5868DB08A665}">
   <ds:schemaRefs>
     <ds:schemaRef ds:uri="http://schemas.microsoft.com/office/2006/metadata/contentType"/>
@@ -6814,4 +6938,12 @@
     <ds:schemaRef ds:uri="http://schemas.microsoft.com/office/infopath/2007/PartnerControls"/>
   </ds:schemaRefs>
 </ds:datastoreItem>
+</file>
+
+<file path=customXml/itemProps4.xml><?xml version="1.0" encoding="utf-8"?>
+<ds:datastoreItem xmlns:ds="http://schemas.openxmlformats.org/officeDocument/2006/customXml" ds:itemID="{31D8A198-B5FD-41D1-8F98-20D226CAF475}">
+  <ds:schemaRefs>
+    <ds:schemaRef ds:uri="http://schemas.openxmlformats.org/officeDocument/2006/bibliography"/>
+  </ds:schemaRefs>
+</ds:datastoreItem>
 </file>
--- a/vizsgaremek_doku.docx
+++ b/vizsgaremek_doku.docx
@@ -3043,58 +3043,677 @@
     </w:p>
     <w:p>
       <w:pPr>
-        <w:ind w:firstLine="0"/>
-      </w:pPr>
-      <w:r>
-        <w:t>Az árverések oldalon a frontend sikeresen működik a backenddel, lekéri az árverések információit.</w:t>
-      </w:r>
-      <w:r>
-        <w:t xml:space="preserve"> Ha a licitálás gombra kattint a felhasználó meghívja az </w:t>
+        <w:ind w:left="-76" w:firstLine="0"/>
+        <w:rPr>
+          <w:b/>
+          <w:bCs/>
+        </w:rPr>
+      </w:pPr>
+      <w:r>
+        <w:rPr>
+          <w:b/>
+          <w:bCs/>
+        </w:rPr>
+        <w:t>Árverések</w:t>
+      </w:r>
+    </w:p>
+    <w:p>
+      <w:pPr>
+        <w:pStyle w:val="NormlWeb"/>
+      </w:pPr>
+      <w:proofErr w:type="gramStart"/>
+      <w:r>
+        <w:rPr>
+          <w:rFonts w:hAnsi="Symbol"/>
+        </w:rPr>
+        <w:t></w:t>
+      </w:r>
+      <w:r>
+        <w:t xml:space="preserve">  </w:t>
+      </w:r>
+      <w:r>
+        <w:rPr>
+          <w:rStyle w:val="Kiemels2"/>
+          <w:rFonts w:eastAsiaTheme="majorEastAsia"/>
+        </w:rPr>
+        <w:t>Teszt</w:t>
+      </w:r>
+      <w:proofErr w:type="gramEnd"/>
+      <w:r>
+        <w:rPr>
+          <w:rStyle w:val="Kiemels2"/>
+          <w:rFonts w:eastAsiaTheme="majorEastAsia"/>
+        </w:rPr>
+        <w:t xml:space="preserve"> célja:</w:t>
+      </w:r>
+      <w:r>
+        <w:t xml:space="preserve"> Ellenőrizni, hogy a frontend megfelelően kommunikál a backend API-</w:t>
       </w:r>
       <w:proofErr w:type="spellStart"/>
       <w:r>
+        <w:t>val</w:t>
+      </w:r>
+      <w:proofErr w:type="spellEnd"/>
+      <w:r>
+        <w:t xml:space="preserve"> az árverések listázása és a licitálási folyamat indítása során.</w:t>
+      </w:r>
+    </w:p>
+    <w:p>
+      <w:pPr>
+        <w:pStyle w:val="NormlWeb"/>
+      </w:pPr>
+      <w:proofErr w:type="gramStart"/>
+      <w:r>
+        <w:rPr>
+          <w:rFonts w:hAnsi="Symbol"/>
+        </w:rPr>
+        <w:t></w:t>
+      </w:r>
+      <w:r>
+        <w:t xml:space="preserve">  </w:t>
+      </w:r>
+      <w:r>
+        <w:rPr>
+          <w:rStyle w:val="Kiemels2"/>
+          <w:rFonts w:eastAsiaTheme="majorEastAsia"/>
+        </w:rPr>
+        <w:t>Lépések</w:t>
+      </w:r>
+      <w:proofErr w:type="gramEnd"/>
+      <w:r>
+        <w:rPr>
+          <w:rStyle w:val="Kiemels2"/>
+          <w:rFonts w:eastAsiaTheme="majorEastAsia"/>
+        </w:rPr>
+        <w:t>:</w:t>
+      </w:r>
+    </w:p>
+    <w:p>
+      <w:pPr>
+        <w:pStyle w:val="NormlWeb"/>
+        <w:numPr>
+          <w:ilvl w:val="0"/>
+          <w:numId w:val="16"/>
+        </w:numPr>
+      </w:pPr>
+      <w:r>
+        <w:lastRenderedPageBreak/>
+        <w:t xml:space="preserve">Megnyitottam az </w:t>
+      </w:r>
+      <w:r>
+        <w:rPr>
+          <w:rStyle w:val="Kiemels"/>
+          <w:rFonts w:eastAsiaTheme="majorEastAsia"/>
+        </w:rPr>
+        <w:t>Árverések</w:t>
+      </w:r>
+      <w:r>
+        <w:t xml:space="preserve"> oldalt.</w:t>
+      </w:r>
+    </w:p>
+    <w:p>
+      <w:pPr>
+        <w:pStyle w:val="NormlWeb"/>
+        <w:numPr>
+          <w:ilvl w:val="0"/>
+          <w:numId w:val="16"/>
+        </w:numPr>
+      </w:pPr>
+      <w:r>
+        <w:t>A frontend lekérte a backendtől az árverések listáját (</w:t>
+      </w:r>
+      <w:r>
+        <w:rPr>
+          <w:rStyle w:val="HTML-kd"/>
+          <w:rFonts w:eastAsiaTheme="majorEastAsia"/>
+        </w:rPr>
+        <w:t>/</w:t>
+      </w:r>
+      <w:proofErr w:type="spellStart"/>
+      <w:r>
+        <w:rPr>
+          <w:rStyle w:val="HTML-kd"/>
+          <w:rFonts w:eastAsiaTheme="majorEastAsia"/>
+        </w:rPr>
+        <w:t>arveresek</w:t>
+      </w:r>
+      <w:proofErr w:type="spellEnd"/>
+      <w:r>
+        <w:t xml:space="preserve"> </w:t>
+      </w:r>
+      <w:proofErr w:type="spellStart"/>
+      <w:r>
+        <w:t>endpoint</w:t>
+      </w:r>
+      <w:proofErr w:type="spellEnd"/>
+      <w:r>
+        <w:t>).</w:t>
+      </w:r>
+    </w:p>
+    <w:p>
+      <w:pPr>
+        <w:pStyle w:val="NormlWeb"/>
+        <w:numPr>
+          <w:ilvl w:val="0"/>
+          <w:numId w:val="16"/>
+        </w:numPr>
+      </w:pPr>
+      <w:r>
+        <w:t xml:space="preserve">A listában egy tetszőleges árverésnél a </w:t>
+      </w:r>
+      <w:r>
+        <w:rPr>
+          <w:rStyle w:val="Kiemels"/>
+          <w:rFonts w:eastAsiaTheme="majorEastAsia"/>
+        </w:rPr>
+        <w:t>Licitálás</w:t>
+      </w:r>
+      <w:r>
+        <w:t xml:space="preserve"> gombra kattintottam.</w:t>
+      </w:r>
+    </w:p>
+    <w:p>
+      <w:pPr>
+        <w:pStyle w:val="NormlWeb"/>
+        <w:numPr>
+          <w:ilvl w:val="0"/>
+          <w:numId w:val="16"/>
+        </w:numPr>
+      </w:pPr>
+      <w:r>
+        <w:t>A frontend meghívta az adott árverés részleteit lekérő API-t (</w:t>
+      </w:r>
+      <w:r>
+        <w:rPr>
+          <w:rStyle w:val="HTML-kd"/>
+          <w:rFonts w:eastAsiaTheme="majorEastAsia"/>
+        </w:rPr>
+        <w:t>/</w:t>
+      </w:r>
+      <w:proofErr w:type="spellStart"/>
+      <w:r>
+        <w:rPr>
+          <w:rStyle w:val="HTML-kd"/>
+          <w:rFonts w:eastAsiaTheme="majorEastAsia"/>
+        </w:rPr>
         <w:t>arveresinfo</w:t>
       </w:r>
       <w:proofErr w:type="spellEnd"/>
       <w:r>
-        <w:t>:/</w:t>
+        <w:rPr>
+          <w:rStyle w:val="HTML-kd"/>
+          <w:rFonts w:eastAsiaTheme="majorEastAsia"/>
+        </w:rPr>
+        <w:t>/{</w:t>
       </w:r>
       <w:proofErr w:type="spellStart"/>
       <w:r>
+        <w:rPr>
+          <w:rStyle w:val="HTML-kd"/>
+          <w:rFonts w:eastAsiaTheme="majorEastAsia"/>
+        </w:rPr>
         <w:t>id</w:t>
       </w:r>
       <w:proofErr w:type="spellEnd"/>
       <w:r>
-        <w:t xml:space="preserve"> </w:t>
+        <w:rPr>
+          <w:rStyle w:val="HTML-kd"/>
+          <w:rFonts w:eastAsiaTheme="majorEastAsia"/>
+        </w:rPr>
+        <w:t>}</w:t>
+      </w:r>
+      <w:r>
+        <w:t>).</w:t>
+      </w:r>
+    </w:p>
+    <w:p>
+      <w:pPr>
+        <w:pStyle w:val="NormlWeb"/>
+        <w:numPr>
+          <w:ilvl w:val="0"/>
+          <w:numId w:val="16"/>
+        </w:numPr>
+      </w:pPr>
+      <w:r>
+        <w:t>A rendszer az adott árverés ID-ja alapján megnyitotta a licitáló oldalt.</w:t>
+      </w:r>
+    </w:p>
+    <w:p>
+      <w:pPr>
+        <w:pStyle w:val="NormlWeb"/>
+        <w:numPr>
+          <w:ilvl w:val="0"/>
+          <w:numId w:val="16"/>
+        </w:numPr>
+      </w:pPr>
+      <w:r>
+        <w:t>Licitáltam az oldalon, a legmagasabb összeget feldolgozta és elmentette, sikeresen meghívta a (</w:t>
       </w:r>
       <w:proofErr w:type="spellStart"/>
       <w:r>
-        <w:t>apit</w:t>
+        <w:t>arveresinfo</w:t>
       </w:r>
       <w:proofErr w:type="spellEnd"/>
       <w:r>
-        <w:t xml:space="preserve"> és ha valamelyik árverésre megyünk rá az adott árveréshez tartozó ID alapján nyitja meg a licitáló oldalt.</w:t>
-      </w:r>
-    </w:p>
-    <w:p>
-      <w:pPr>
-        <w:ind w:firstLine="0"/>
-      </w:pPr>
-      <w:r>
+        <w:t>/update</w:t>
+      </w:r>
+      <w:r>
+        <w:t>) API-t</w:t>
+      </w:r>
+    </w:p>
+    <w:p>
+      <w:pPr>
+        <w:pStyle w:val="NormlWeb"/>
+        <w:ind w:left="720"/>
+      </w:pPr>
+    </w:p>
+    <w:p>
+      <w:pPr>
+        <w:pStyle w:val="NormlWeb"/>
+      </w:pPr>
+      <w:proofErr w:type="gramStart"/>
+      <w:r>
+        <w:rPr>
+          <w:rFonts w:hAnsi="Symbol"/>
+        </w:rPr>
+        <w:t></w:t>
+      </w:r>
+      <w:r>
+        <w:t xml:space="preserve">  </w:t>
+      </w:r>
+      <w:r>
+        <w:rPr>
+          <w:rStyle w:val="Kiemels2"/>
+          <w:rFonts w:eastAsiaTheme="majorEastAsia"/>
+        </w:rPr>
+        <w:t>Elvárt</w:t>
+      </w:r>
+      <w:proofErr w:type="gramEnd"/>
+      <w:r>
+        <w:rPr>
+          <w:rStyle w:val="Kiemels2"/>
+          <w:rFonts w:eastAsiaTheme="majorEastAsia"/>
+        </w:rPr>
+        <w:t xml:space="preserve"> eredmény:</w:t>
+      </w:r>
+      <w:r>
+        <w:t xml:space="preserve"> A licitáló oldal a megfelelő árverés adataival jelenik meg.</w:t>
+      </w:r>
+    </w:p>
+    <w:p>
+      <w:pPr>
+        <w:pStyle w:val="NormlWeb"/>
+      </w:pPr>
+      <w:proofErr w:type="gramStart"/>
+      <w:r>
+        <w:rPr>
+          <w:rFonts w:hAnsi="Symbol"/>
+        </w:rPr>
+        <w:t></w:t>
+      </w:r>
+      <w:r>
+        <w:t xml:space="preserve">  </w:t>
+      </w:r>
+      <w:r>
+        <w:rPr>
+          <w:rStyle w:val="Kiemels2"/>
+          <w:rFonts w:eastAsiaTheme="majorEastAsia"/>
+        </w:rPr>
+        <w:t>Tényleges</w:t>
+      </w:r>
+      <w:proofErr w:type="gramEnd"/>
+      <w:r>
+        <w:rPr>
+          <w:rStyle w:val="Kiemels2"/>
+          <w:rFonts w:eastAsiaTheme="majorEastAsia"/>
+        </w:rPr>
+        <w:t xml:space="preserve"> eredmény:</w:t>
+      </w:r>
+      <w:r>
+        <w:t xml:space="preserve"> Az oldal helyesen megnyílt, és a backendből érkező adatok megjelentek</w:t>
+      </w:r>
+    </w:p>
+    <w:p>
+      <w:pPr>
+        <w:pStyle w:val="NormlWeb"/>
+      </w:pPr>
+    </w:p>
+    <w:p>
+      <w:pPr>
+        <w:pStyle w:val="NormlWeb"/>
+      </w:pPr>
+      <w:r>
+        <w:t>A</w:t>
+      </w:r>
+      <w:r>
+        <w:rPr>
+          <w:b/>
+          <w:bCs/>
+        </w:rPr>
+        <w:t xml:space="preserve"> raktárak</w:t>
+      </w:r>
+      <w:r>
+        <w:t xml:space="preserve"> oldalon a frontend sikeresen kommunikál a backenddel: a raktárak adatai az adatbázisból érkeznek, a backend API helyesen szolgáltatja az információkat, amelyeket a frontend megfelelően megjelenít.</w:t>
+      </w:r>
+    </w:p>
+    <w:p>
+      <w:pPr>
+        <w:pStyle w:val="NormlWeb"/>
+        <w:rPr>
+          <w:b/>
+          <w:bCs/>
+        </w:rPr>
+      </w:pPr>
+      <w:proofErr w:type="spellStart"/>
+      <w:r>
+        <w:rPr>
+          <w:b/>
+          <w:bCs/>
+        </w:rPr>
+        <w:t>regisztáció</w:t>
+      </w:r>
+      <w:proofErr w:type="spellEnd"/>
+    </w:p>
+    <w:p>
+      <w:pPr>
+        <w:pStyle w:val="NormlWeb"/>
+      </w:pPr>
+      <w:proofErr w:type="gramStart"/>
+      <w:r>
+        <w:rPr>
+          <w:rFonts w:hAnsi="Symbol"/>
+        </w:rPr>
         <w:lastRenderedPageBreak/>
-        <w:t xml:space="preserve">A licitáló </w:t>
-      </w:r>
+        <w:t></w:t>
+      </w:r>
+      <w:r>
+        <w:t xml:space="preserve">  Megnyitottam</w:t>
+      </w:r>
+      <w:proofErr w:type="gramEnd"/>
+      <w:r>
+        <w:t xml:space="preserve"> a regisztrációs oldalt.</w:t>
+      </w:r>
+    </w:p>
+    <w:p>
+      <w:pPr>
+        <w:pStyle w:val="NormlWeb"/>
+      </w:pPr>
       <w:proofErr w:type="gramStart"/>
       <w:r>
-        <w:t>oldalon</w:t>
+        <w:rPr>
+          <w:rFonts w:hAnsi="Symbol"/>
+        </w:rPr>
+        <w:t></w:t>
+      </w:r>
+      <w:r>
+        <w:t xml:space="preserve">  Kitöltöttem</w:t>
       </w:r>
       <w:proofErr w:type="gramEnd"/>
       <w:r>
-        <w:t xml:space="preserve"> ha </w:t>
-      </w:r>
-      <w:r>
-        <w:t>licitálok egy árverésen elmenti a legnagyobb összeget ami hozzá lett adva</w:t>
-      </w:r>
+        <w:t xml:space="preserve"> a szükséges mezőket (név, e</w:t>
+      </w:r>
+      <w:r>
+        <w:noBreakHyphen/>
+        <w:t>mail, jelszó stb.).</w:t>
+      </w:r>
+    </w:p>
+    <w:p>
+      <w:pPr>
+        <w:pStyle w:val="NormlWeb"/>
+      </w:pPr>
+      <w:proofErr w:type="gramStart"/>
+      <w:r>
+        <w:rPr>
+          <w:rFonts w:hAnsi="Symbol"/>
+        </w:rPr>
+        <w:t></w:t>
+      </w:r>
+      <w:r>
+        <w:t xml:space="preserve">  Rákattintottam</w:t>
+      </w:r>
+      <w:proofErr w:type="gramEnd"/>
+      <w:r>
+        <w:t xml:space="preserve"> a </w:t>
+      </w:r>
+      <w:r>
+        <w:rPr>
+          <w:rStyle w:val="Kiemels2"/>
+          <w:rFonts w:eastAsiaTheme="majorEastAsia"/>
+        </w:rPr>
+        <w:t>Regisztráció</w:t>
+      </w:r>
+      <w:r>
+        <w:t xml:space="preserve"> gombra.</w:t>
+      </w:r>
+    </w:p>
+    <w:p>
+      <w:pPr>
+        <w:pStyle w:val="NormlWeb"/>
+      </w:pPr>
+      <w:proofErr w:type="gramStart"/>
+      <w:r>
+        <w:rPr>
+          <w:rFonts w:hAnsi="Symbol"/>
+        </w:rPr>
+        <w:t></w:t>
+      </w:r>
+      <w:r>
+        <w:t xml:space="preserve">  A</w:t>
+      </w:r>
+      <w:proofErr w:type="gramEnd"/>
+      <w:r>
+        <w:t xml:space="preserve"> rendszer feldolgozta a megadott adatokat.</w:t>
+      </w:r>
+    </w:p>
+    <w:p>
+      <w:pPr>
+        <w:pStyle w:val="NormlWeb"/>
+      </w:pPr>
+      <w:proofErr w:type="gramStart"/>
+      <w:r>
+        <w:rPr>
+          <w:rFonts w:hAnsi="Symbol"/>
+        </w:rPr>
+        <w:t></w:t>
+      </w:r>
+      <w:r>
+        <w:t xml:space="preserve">  A</w:t>
+      </w:r>
+      <w:proofErr w:type="gramEnd"/>
+      <w:r>
+        <w:t xml:space="preserve"> regisztráció sikeresen megtörtént, a rendszer visszajelzést adott a sikeres műveletről.</w:t>
+      </w:r>
+    </w:p>
+    <w:p>
+      <w:pPr>
+        <w:pStyle w:val="NormlWeb"/>
+        <w:rPr>
+          <w:b/>
+          <w:bCs/>
+        </w:rPr>
+      </w:pPr>
+    </w:p>
+    <w:p>
+      <w:pPr>
+        <w:pStyle w:val="NormlWeb"/>
+        <w:rPr>
+          <w:b/>
+          <w:bCs/>
+        </w:rPr>
+      </w:pPr>
+      <w:r>
+        <w:rPr>
+          <w:b/>
+          <w:bCs/>
+        </w:rPr>
+        <w:t>bejelentkezés</w:t>
+      </w:r>
+    </w:p>
+    <w:p>
+      <w:pPr>
+        <w:pStyle w:val="NormlWeb"/>
+      </w:pPr>
+      <w:r>
+        <w:rPr>
+          <w:b/>
+          <w:bCs/>
+        </w:rPr>
+        <w:t xml:space="preserve">elvárt eredmény: </w:t>
+      </w:r>
+      <w:r>
+        <w:t>sikeresen bejelentkezik a regisztrált fiókkal</w:t>
+      </w:r>
+    </w:p>
+    <w:p>
+      <w:pPr>
+        <w:pStyle w:val="NormlWeb"/>
+      </w:pPr>
+      <w:r>
+        <w:rPr>
+          <w:b/>
+          <w:bCs/>
+        </w:rPr>
+        <w:t>tényleges eredmény</w:t>
+      </w:r>
+      <w:r>
+        <w:t>:</w:t>
+      </w:r>
+      <w:r>
+        <w:t xml:space="preserve"> sikeres a bejelentkezés</w:t>
+      </w:r>
+    </w:p>
+    <w:p>
+      <w:pPr>
+        <w:pStyle w:val="NormlWeb"/>
+        <w:rPr>
+          <w:b/>
+          <w:bCs/>
+        </w:rPr>
+      </w:pPr>
+      <w:r>
+        <w:rPr>
+          <w:b/>
+          <w:bCs/>
+        </w:rPr>
+        <w:t>lépések</w:t>
+      </w:r>
+      <w:r>
+        <w:rPr>
+          <w:b/>
+          <w:bCs/>
+        </w:rPr>
+        <w:t>:</w:t>
+      </w:r>
+    </w:p>
+    <w:p>
+      <w:pPr>
+        <w:pStyle w:val="NormlWeb"/>
+      </w:pPr>
+      <w:proofErr w:type="gramStart"/>
+      <w:r>
+        <w:rPr>
+          <w:rFonts w:hAnsi="Symbol"/>
+        </w:rPr>
+        <w:t></w:t>
+      </w:r>
+      <w:r>
+        <w:t xml:space="preserve">  Megnyitottam</w:t>
+      </w:r>
+      <w:proofErr w:type="gramEnd"/>
+      <w:r>
+        <w:t xml:space="preserve"> a bejelentkezési oldalt.</w:t>
+      </w:r>
+    </w:p>
+    <w:p>
+      <w:pPr>
+        <w:pStyle w:val="NormlWeb"/>
+      </w:pPr>
+      <w:proofErr w:type="gramStart"/>
+      <w:r>
+        <w:rPr>
+          <w:rFonts w:hAnsi="Symbol"/>
+        </w:rPr>
+        <w:lastRenderedPageBreak/>
+        <w:t></w:t>
+      </w:r>
+      <w:r>
+        <w:t xml:space="preserve">  Beírtam</w:t>
+      </w:r>
+      <w:proofErr w:type="gramEnd"/>
+      <w:r>
+        <w:t xml:space="preserve"> a regisztrált fiókom adatait.</w:t>
+      </w:r>
+    </w:p>
+    <w:p>
+      <w:pPr>
+        <w:pStyle w:val="NormlWeb"/>
+      </w:pPr>
+      <w:proofErr w:type="gramStart"/>
+      <w:r>
+        <w:rPr>
+          <w:rFonts w:hAnsi="Symbol"/>
+        </w:rPr>
+        <w:t></w:t>
+      </w:r>
+      <w:r>
+        <w:t xml:space="preserve">  A</w:t>
+      </w:r>
+      <w:proofErr w:type="gramEnd"/>
+      <w:r>
+        <w:t xml:space="preserve"> rendszer elfogadta a megadott adatokat, a bejelentkezés sikeres volt.</w:t>
+      </w:r>
+    </w:p>
+    <w:p>
+      <w:pPr>
+        <w:pStyle w:val="NormlWeb"/>
+      </w:pPr>
+      <w:proofErr w:type="gramStart"/>
+      <w:r>
+        <w:rPr>
+          <w:rFonts w:hAnsi="Symbol"/>
+        </w:rPr>
+        <w:t></w:t>
+      </w:r>
+      <w:r>
+        <w:t xml:space="preserve">  A</w:t>
+      </w:r>
+      <w:proofErr w:type="gramEnd"/>
+      <w:r>
+        <w:t xml:space="preserve"> bejelentkezés után azonban nem irányít át a profil oldalra, pedig ez lenne az elvárt működés.</w:t>
+      </w:r>
+    </w:p>
+    <w:p>
+      <w:pPr>
+        <w:pStyle w:val="NormlWeb"/>
+      </w:pPr>
+    </w:p>
+    <w:p>
+      <w:pPr>
+        <w:pStyle w:val="NormlWeb"/>
+      </w:pPr>
+    </w:p>
+    <w:p>
+      <w:pPr>
+        <w:pStyle w:val="NormlWeb"/>
+        <w:rPr>
+          <w:b/>
+          <w:bCs/>
+        </w:rPr>
+      </w:pPr>
+    </w:p>
+    <w:p>
+      <w:pPr>
+        <w:pStyle w:val="NormlWeb"/>
+        <w:rPr>
+          <w:b/>
+          <w:bCs/>
+        </w:rPr>
+      </w:pPr>
+    </w:p>
+    <w:p>
+      <w:pPr>
+        <w:ind w:left="-76" w:firstLine="0"/>
+      </w:pPr>
     </w:p>
     <w:p>
       <w:pPr>
@@ -3422,27 +4041,14 @@
     <w:pPr>
       <w:pStyle w:val="llb"/>
     </w:pPr>
-    <w:r>
-      <w:fldChar w:fldCharType="begin"/>
-    </w:r>
-    <w:r>
-      <w:instrText xml:space="preserve"> DATE   \* MERGEFORMAT </w:instrText>
-    </w:r>
-    <w:r>
-      <w:fldChar w:fldCharType="separate"/>
-    </w:r>
-    <w:r>
-      <w:rPr>
-        <w:noProof/>
-      </w:rPr>
-      <w:t>2026. 03. 30.</w:t>
-    </w:r>
-    <w:r>
-      <w:rPr>
-        <w:noProof/>
-      </w:rPr>
-      <w:fldChar w:fldCharType="end"/>
-    </w:r>
+    <w:fldSimple w:instr=" DATE   \* MERGEFORMAT ">
+      <w:r>
+        <w:rPr>
+          <w:noProof/>
+        </w:rPr>
+        <w:t>2026. 03. 30.</w:t>
+      </w:r>
+    </w:fldSimple>
     <w:r>
       <w:tab/>
     </w:r>
@@ -5273,6 +5879,155 @@
       </w:rPr>
     </w:lvl>
   </w:abstractNum>
+  <w:abstractNum w:abstractNumId="13" w15:restartNumberingAfterBreak="0">
+    <w:nsid w:val="796266FF"/>
+    <w:multiLevelType w:val="multilevel"/>
+    <w:tmpl w:val="16D69618"/>
+    <w:lvl w:ilvl="0">
+      <w:start w:val="1"/>
+      <w:numFmt w:val="bullet"/>
+      <w:lvlText w:val=""/>
+      <w:lvlJc w:val="left"/>
+      <w:pPr>
+        <w:tabs>
+          <w:tab w:val="num" w:pos="720"/>
+        </w:tabs>
+        <w:ind w:left="720" w:hanging="360"/>
+      </w:pPr>
+      <w:rPr>
+        <w:rFonts w:ascii="Symbol" w:hAnsi="Symbol" w:hint="default"/>
+        <w:sz w:val="20"/>
+      </w:rPr>
+    </w:lvl>
+    <w:lvl w:ilvl="1" w:tentative="1">
+      <w:start w:val="1"/>
+      <w:numFmt w:val="bullet"/>
+      <w:lvlText w:val="o"/>
+      <w:lvlJc w:val="left"/>
+      <w:pPr>
+        <w:tabs>
+          <w:tab w:val="num" w:pos="1440"/>
+        </w:tabs>
+        <w:ind w:left="1440" w:hanging="360"/>
+      </w:pPr>
+      <w:rPr>
+        <w:rFonts w:ascii="Courier New" w:hAnsi="Courier New" w:hint="default"/>
+        <w:sz w:val="20"/>
+      </w:rPr>
+    </w:lvl>
+    <w:lvl w:ilvl="2" w:tentative="1">
+      <w:start w:val="1"/>
+      <w:numFmt w:val="bullet"/>
+      <w:lvlText w:val=""/>
+      <w:lvlJc w:val="left"/>
+      <w:pPr>
+        <w:tabs>
+          <w:tab w:val="num" w:pos="2160"/>
+        </w:tabs>
+        <w:ind w:left="2160" w:hanging="360"/>
+      </w:pPr>
+      <w:rPr>
+        <w:rFonts w:ascii="Wingdings" w:hAnsi="Wingdings" w:hint="default"/>
+        <w:sz w:val="20"/>
+      </w:rPr>
+    </w:lvl>
+    <w:lvl w:ilvl="3" w:tentative="1">
+      <w:start w:val="1"/>
+      <w:numFmt w:val="bullet"/>
+      <w:lvlText w:val=""/>
+      <w:lvlJc w:val="left"/>
+      <w:pPr>
+        <w:tabs>
+          <w:tab w:val="num" w:pos="2880"/>
+        </w:tabs>
+        <w:ind w:left="2880" w:hanging="360"/>
+      </w:pPr>
+      <w:rPr>
+        <w:rFonts w:ascii="Wingdings" w:hAnsi="Wingdings" w:hint="default"/>
+        <w:sz w:val="20"/>
+      </w:rPr>
+    </w:lvl>
+    <w:lvl w:ilvl="4" w:tentative="1">
+      <w:start w:val="1"/>
+      <w:numFmt w:val="bullet"/>
+      <w:lvlText w:val=""/>
+      <w:lvlJc w:val="left"/>
+      <w:pPr>
+        <w:tabs>
+          <w:tab w:val="num" w:pos="3600"/>
+        </w:tabs>
+        <w:ind w:left="3600" w:hanging="360"/>
+      </w:pPr>
+      <w:rPr>
+        <w:rFonts w:ascii="Wingdings" w:hAnsi="Wingdings" w:hint="default"/>
+        <w:sz w:val="20"/>
+      </w:rPr>
+    </w:lvl>
+    <w:lvl w:ilvl="5" w:tentative="1">
+      <w:start w:val="1"/>
+      <w:numFmt w:val="bullet"/>
+      <w:lvlText w:val=""/>
+      <w:lvlJc w:val="left"/>
+      <w:pPr>
+        <w:tabs>
+          <w:tab w:val="num" w:pos="4320"/>
+        </w:tabs>
+        <w:ind w:left="4320" w:hanging="360"/>
+      </w:pPr>
+      <w:rPr>
+        <w:rFonts w:ascii="Wingdings" w:hAnsi="Wingdings" w:hint="default"/>
+        <w:sz w:val="20"/>
+      </w:rPr>
+    </w:lvl>
+    <w:lvl w:ilvl="6" w:tentative="1">
+      <w:start w:val="1"/>
+      <w:numFmt w:val="bullet"/>
+      <w:lvlText w:val=""/>
+      <w:lvlJc w:val="left"/>
+      <w:pPr>
+        <w:tabs>
+          <w:tab w:val="num" w:pos="5040"/>
+        </w:tabs>
+        <w:ind w:left="5040" w:hanging="360"/>
+      </w:pPr>
+      <w:rPr>
+        <w:rFonts w:ascii="Wingdings" w:hAnsi="Wingdings" w:hint="default"/>
+        <w:sz w:val="20"/>
+      </w:rPr>
+    </w:lvl>
+    <w:lvl w:ilvl="7" w:tentative="1">
+      <w:start w:val="1"/>
+      <w:numFmt w:val="bullet"/>
+      <w:lvlText w:val=""/>
+      <w:lvlJc w:val="left"/>
+      <w:pPr>
+        <w:tabs>
+          <w:tab w:val="num" w:pos="5760"/>
+        </w:tabs>
+        <w:ind w:left="5760" w:hanging="360"/>
+      </w:pPr>
+      <w:rPr>
+        <w:rFonts w:ascii="Wingdings" w:hAnsi="Wingdings" w:hint="default"/>
+        <w:sz w:val="20"/>
+      </w:rPr>
+    </w:lvl>
+    <w:lvl w:ilvl="8" w:tentative="1">
+      <w:start w:val="1"/>
+      <w:numFmt w:val="bullet"/>
+      <w:lvlText w:val=""/>
+      <w:lvlJc w:val="left"/>
+      <w:pPr>
+        <w:tabs>
+          <w:tab w:val="num" w:pos="6480"/>
+        </w:tabs>
+        <w:ind w:left="6480" w:hanging="360"/>
+      </w:pPr>
+      <w:rPr>
+        <w:rFonts w:ascii="Wingdings" w:hAnsi="Wingdings" w:hint="default"/>
+        <w:sz w:val="20"/>
+      </w:rPr>
+    </w:lvl>
+  </w:abstractNum>
   <w:num w:numId="1">
     <w:abstractNumId w:val="6"/>
   </w:num>
@@ -5317,6 +6072,9 @@
   </w:num>
   <w:num w:numId="15">
     <w:abstractNumId w:val="1"/>
+  </w:num>
+  <w:num w:numId="16">
+    <w:abstractNumId w:val="13"/>
   </w:num>
 </w:numbering>
 </file>
@@ -6486,6 +7244,58 @@
       </w:tblBorders>
     </w:tblPr>
   </w:style>
+  <w:style w:type="paragraph" w:styleId="NormlWeb">
+    <w:name w:val="Normal (Web)"/>
+    <w:basedOn w:val="Norml"/>
+    <w:uiPriority w:val="99"/>
+    <w:semiHidden/>
+    <w:unhideWhenUsed/>
+    <w:rsid w:val="005706F9"/>
+    <w:pPr>
+      <w:spacing w:before="100" w:beforeAutospacing="1" w:after="100" w:afterAutospacing="1" w:line="240" w:lineRule="auto"/>
+      <w:ind w:firstLine="0"/>
+    </w:pPr>
+    <w:rPr>
+      <w:rFonts w:eastAsia="Times New Roman" w:cs="Times New Roman"/>
+      <w:szCs w:val="24"/>
+      <w:lang w:eastAsia="hu-HU"/>
+    </w:rPr>
+  </w:style>
+  <w:style w:type="character" w:styleId="Kiemels2">
+    <w:name w:val="Strong"/>
+    <w:basedOn w:val="Bekezdsalapbettpusa"/>
+    <w:uiPriority w:val="22"/>
+    <w:qFormat/>
+    <w:rsid w:val="005706F9"/>
+    <w:rPr>
+      <w:b/>
+      <w:bCs/>
+    </w:rPr>
+  </w:style>
+  <w:style w:type="character" w:styleId="Kiemels">
+    <w:name w:val="Emphasis"/>
+    <w:basedOn w:val="Bekezdsalapbettpusa"/>
+    <w:uiPriority w:val="20"/>
+    <w:qFormat/>
+    <w:rsid w:val="005706F9"/>
+    <w:rPr>
+      <w:i/>
+      <w:iCs/>
+    </w:rPr>
+  </w:style>
+  <w:style w:type="character" w:styleId="HTML-kd">
+    <w:name w:val="HTML Code"/>
+    <w:basedOn w:val="Bekezdsalapbettpusa"/>
+    <w:uiPriority w:val="99"/>
+    <w:semiHidden/>
+    <w:unhideWhenUsed/>
+    <w:rsid w:val="005706F9"/>
+    <w:rPr>
+      <w:rFonts w:ascii="Courier New" w:eastAsia="Times New Roman" w:hAnsi="Courier New" w:cs="Courier New"/>
+      <w:sz w:val="20"/>
+      <w:szCs w:val="20"/>
+    </w:rPr>
+  </w:style>
 </w:styles>
 </file>
 
@@ -6775,12 +7585,6 @@
 </file>
 
 <file path=customXml/item1.xml><?xml version="1.0" encoding="utf-8"?>
-<p:properties xmlns:p="http://schemas.microsoft.com/office/2006/metadata/properties" xmlns:xsi="http://www.w3.org/2001/XMLSchema-instance" xmlns:pc="http://schemas.microsoft.com/office/infopath/2007/PartnerControls">
-  <documentManagement/>
-</p:properties>
-</file>
-
-<file path=customXml/item2.xml><?xml version="1.0" encoding="utf-8"?>
 <?mso-contentType ?>
 <FormTemplates xmlns="http://schemas.microsoft.com/sharepoint/v3/contenttype/forms">
   <Display>DocumentLibraryForm</Display>
@@ -6789,7 +7593,17 @@
 </FormTemplates>
 </file>
 
+<file path=customXml/item2.xml><?xml version="1.0" encoding="utf-8"?>
+<p:properties xmlns:p="http://schemas.microsoft.com/office/2006/metadata/properties" xmlns:xsi="http://www.w3.org/2001/XMLSchema-instance" xmlns:pc="http://schemas.microsoft.com/office/infopath/2007/PartnerControls">
+  <documentManagement/>
+</p:properties>
+</file>
+
 <file path=customXml/item3.xml><?xml version="1.0" encoding="utf-8"?>
+<b:Sources xmlns:b="http://schemas.openxmlformats.org/officeDocument/2006/bibliography" xmlns="http://schemas.openxmlformats.org/officeDocument/2006/bibliography" SelectedStyle="\APA.XSL" StyleName="APA"/>
+</file>
+
+<file path=customXml/item4.xml><?xml version="1.0" encoding="utf-8"?>
 <ct:contentTypeSchema xmlns:ct="http://schemas.microsoft.com/office/2006/metadata/contentType" xmlns:ma="http://schemas.microsoft.com/office/2006/metadata/properties/metaAttributes" ct:_="" ma:_="" ma:contentTypeName="Dokumentum" ma:contentTypeID="0x010100A68ACE93D0DEBA4D8A5EE55AD7C8D291" ma:contentTypeVersion="0" ma:contentTypeDescription="Új dokumentum létrehozása." ma:contentTypeScope="" ma:versionID="938c6fba1452f923f2ea492e382da0ce">
   <xsd:schema xmlns:xsd="http://www.w3.org/2001/XMLSchema" xmlns:xs="http://www.w3.org/2001/XMLSchema" xmlns:p="http://schemas.microsoft.com/office/2006/metadata/properties" targetNamespace="http://schemas.microsoft.com/office/2006/metadata/properties" ma:root="true" ma:fieldsID="842132b1d35b662612c3cf288125e263">
     <xsd:element name="properties">
@@ -6903,11 +7717,15 @@
 </ct:contentTypeSchema>
 </file>
 
-<file path=customXml/item4.xml><?xml version="1.0" encoding="utf-8"?>
-<b:Sources xmlns:b="http://schemas.openxmlformats.org/officeDocument/2006/bibliography" xmlns="http://schemas.openxmlformats.org/officeDocument/2006/bibliography" SelectedStyle="\APA.XSL" StyleName="APA"/>
+<file path=customXml/itemProps1.xml><?xml version="1.0" encoding="utf-8"?>
+<ds:datastoreItem xmlns:ds="http://schemas.openxmlformats.org/officeDocument/2006/customXml" ds:itemID="{49E9CE2F-4863-430F-A73B-CD3063AB172E}">
+  <ds:schemaRefs>
+    <ds:schemaRef ds:uri="http://schemas.microsoft.com/sharepoint/v3/contenttype/forms"/>
+  </ds:schemaRefs>
+</ds:datastoreItem>
 </file>
 
-<file path=customXml/itemProps1.xml><?xml version="1.0" encoding="utf-8"?>
+<file path=customXml/itemProps2.xml><?xml version="1.0" encoding="utf-8"?>
 <ds:datastoreItem xmlns:ds="http://schemas.openxmlformats.org/officeDocument/2006/customXml" ds:itemID="{4683CF39-CBC1-469A-88EA-F31417A0D119}">
   <ds:schemaRefs>
     <ds:schemaRef ds:uri="http://schemas.microsoft.com/office/2006/metadata/properties"/>
@@ -6916,15 +7734,15 @@
 </ds:datastoreItem>
 </file>
 
-<file path=customXml/itemProps2.xml><?xml version="1.0" encoding="utf-8"?>
-<ds:datastoreItem xmlns:ds="http://schemas.openxmlformats.org/officeDocument/2006/customXml" ds:itemID="{49E9CE2F-4863-430F-A73B-CD3063AB172E}">
+<file path=customXml/itemProps3.xml><?xml version="1.0" encoding="utf-8"?>
+<ds:datastoreItem xmlns:ds="http://schemas.openxmlformats.org/officeDocument/2006/customXml" ds:itemID="{31D8A198-B5FD-41D1-8F98-20D226CAF475}">
   <ds:schemaRefs>
-    <ds:schemaRef ds:uri="http://schemas.microsoft.com/sharepoint/v3/contenttype/forms"/>
+    <ds:schemaRef ds:uri="http://schemas.openxmlformats.org/officeDocument/2006/bibliography"/>
   </ds:schemaRefs>
 </ds:datastoreItem>
 </file>
 
-<file path=customXml/itemProps3.xml><?xml version="1.0" encoding="utf-8"?>
+<file path=customXml/itemProps4.xml><?xml version="1.0" encoding="utf-8"?>
 <ds:datastoreItem xmlns:ds="http://schemas.openxmlformats.org/officeDocument/2006/customXml" ds:itemID="{AE40C25B-A472-468B-AE3F-5868DB08A665}">
   <ds:schemaRefs>
     <ds:schemaRef ds:uri="http://schemas.microsoft.com/office/2006/metadata/contentType"/>
@@ -6938,12 +7756,4 @@
     <ds:schemaRef ds:uri="http://schemas.microsoft.com/office/infopath/2007/PartnerControls"/>
   </ds:schemaRefs>
 </ds:datastoreItem>
-</file>
-
-<file path=customXml/itemProps4.xml><?xml version="1.0" encoding="utf-8"?>
-<ds:datastoreItem xmlns:ds="http://schemas.openxmlformats.org/officeDocument/2006/customXml" ds:itemID="{31D8A198-B5FD-41D1-8F98-20D226CAF475}">
-  <ds:schemaRefs>
-    <ds:schemaRef ds:uri="http://schemas.openxmlformats.org/officeDocument/2006/bibliography"/>
-  </ds:schemaRefs>
-</ds:datastoreItem>
 </file>
--- a/vizsgaremek_doku.docx
+++ b/vizsgaremek_doku.docx
@@ -1,6 +1,6 @@
 
 <file path=word/document.xml><?xml version="1.0" encoding="utf-8"?>
-<w:document xmlns:wpc="http://schemas.microsoft.com/office/word/2010/wordprocessingCanvas" xmlns:cx="http://schemas.microsoft.com/office/drawing/2014/chartex" xmlns:cx1="http://schemas.microsoft.com/office/drawing/2015/9/8/chartex" xmlns:cx2="http://schemas.microsoft.com/office/drawing/2015/10/21/chartex" xmlns:cx3="http://schemas.microsoft.com/office/drawing/2016/5/9/chartex" xmlns:cx4="http://schemas.microsoft.com/office/drawing/2016/5/10/chartex" xmlns:cx5="http://schemas.microsoft.com/office/drawing/2016/5/11/chartex" xmlns:cx6="http://schemas.microsoft.com/office/drawing/2016/5/12/chartex" xmlns:cx7="http://schemas.microsoft.com/office/drawing/2016/5/13/chartex" xmlns:cx8="http://schemas.microsoft.com/office/drawing/2016/5/14/chartex" xmlns:mc="http://schemas.openxmlformats.org/markup-compatibility/2006" xmlns:aink="http://schemas.microsoft.com/office/drawing/2016/ink" xmlns:am3d="http://schemas.microsoft.com/office/drawing/2017/model3d" xmlns:o="urn:schemas-microsoft-com:office:office" xmlns:r="http://schemas.openxmlformats.org/officeDocument/2006/relationships" xmlns:m="http://schemas.openxmlformats.org/officeDocument/2006/math" xmlns:v="urn:schemas-microsoft-com:vml" xmlns:wp14="http://schemas.microsoft.com/office/word/2010/wordprocessingDrawing" xmlns:wp="http://schemas.openxmlformats.org/drawingml/2006/wordprocessingDrawing" xmlns:w10="urn:schemas-microsoft-com:office:word" xmlns:w="http://schemas.openxmlformats.org/wordprocessingml/2006/main" xmlns:w14="http://schemas.microsoft.com/office/word/2010/wordml" xmlns:w15="http://schemas.microsoft.com/office/word/2012/wordml" xmlns:w16cex="http://schemas.microsoft.com/office/word/2018/wordml/cex" xmlns:w16cid="http://schemas.microsoft.com/office/word/2016/wordml/cid" xmlns:w16="http://schemas.microsoft.com/office/word/2018/wordml" xmlns:w16sdtdh="http://schemas.microsoft.com/office/word/2020/wordml/sdtdatahash" xmlns:w16se="http://schemas.microsoft.com/office/word/2015/wordml/symex" xmlns:wpg="http://schemas.microsoft.com/office/word/2010/wordprocessingGroup" xmlns:wpi="http://schemas.microsoft.com/office/word/2010/wordprocessingInk" xmlns:wne="http://schemas.microsoft.com/office/word/2006/wordml" xmlns:wps="http://schemas.microsoft.com/office/word/2010/wordprocessingShape" mc:Ignorable="w14 w15 w16se w16cid w16 w16cex w16sdtdh wp14">
+<w:document xmlns:wpc="http://schemas.microsoft.com/office/word/2010/wordprocessingCanvas" xmlns:cx="http://schemas.microsoft.com/office/drawing/2014/chartex" xmlns:cx1="http://schemas.microsoft.com/office/drawing/2015/9/8/chartex" xmlns:cx2="http://schemas.microsoft.com/office/drawing/2015/10/21/chartex" xmlns:cx3="http://schemas.microsoft.com/office/drawing/2016/5/9/chartex" xmlns:cx4="http://schemas.microsoft.com/office/drawing/2016/5/10/chartex" xmlns:cx5="http://schemas.microsoft.com/office/drawing/2016/5/11/chartex" xmlns:cx6="http://schemas.microsoft.com/office/drawing/2016/5/12/chartex" xmlns:cx7="http://schemas.microsoft.com/office/drawing/2016/5/13/chartex" xmlns:cx8="http://schemas.microsoft.com/office/drawing/2016/5/14/chartex" xmlns:mc="http://schemas.openxmlformats.org/markup-compatibility/2006" xmlns:aink="http://schemas.microsoft.com/office/drawing/2016/ink" xmlns:am3d="http://schemas.microsoft.com/office/drawing/2017/model3d" xmlns:o="urn:schemas-microsoft-com:office:office" xmlns:r="http://schemas.openxmlformats.org/officeDocument/2006/relationships" xmlns:m="http://schemas.openxmlformats.org/officeDocument/2006/math" xmlns:v="urn:schemas-microsoft-com:vml" xmlns:wp14="http://schemas.microsoft.com/office/word/2010/wordprocessingDrawing" xmlns:wp="http://schemas.openxmlformats.org/drawingml/2006/wordprocessingDrawing" xmlns:w10="urn:schemas-microsoft-com:office:word" xmlns:w="http://schemas.openxmlformats.org/wordprocessingml/2006/main" xmlns:w14="http://schemas.microsoft.com/office/word/2010/wordml" xmlns:w15="http://schemas.microsoft.com/office/word/2012/wordml" xmlns:w16cex="http://schemas.microsoft.com/office/word/2018/wordml/cex" xmlns:w16cid="http://schemas.microsoft.com/office/word/2016/wordml/cid" xmlns:w16="http://schemas.microsoft.com/office/word/2018/wordml" xmlns:w16sdtdh="http://schemas.microsoft.com/office/word/2020/wordml/sdtdatahash" xmlns:w16se="http://schemas.microsoft.com/office/word/2015/wordml/symex" xmlns:wpg="http://schemas.microsoft.com/office/word/2010/wordprocessingGroup" xmlns:wpi="http://schemas.microsoft.com/office/word/2010/wordprocessingInk" xmlns:wne="http://schemas.microsoft.com/office/word/2006/wordml" xmlns:wps="http://schemas.microsoft.com/office/word/2010/wordprocessingShape" xmlns:a="http://schemas.openxmlformats.org/drawingml/2006/main" xmlns:pic="http://schemas.openxmlformats.org/drawingml/2006/picture" xmlns:a14="http://schemas.microsoft.com/office/drawing/2010/main" mc:Ignorable="w14 w15 w16se w16cid w16 w16cex w16sdtdh wp14">
   <w:body>
     <w:p>
       <w:pPr>
@@ -105,6 +105,8 @@
       <w:proofErr w:type="spellEnd"/>
       <w:r>
         <w:tab/>
+      </w:r>
+      <w:r>
         <w:t>Fodor Dominik Tamás</w:t>
       </w:r>
       <w:r>
@@ -1633,7 +1635,6 @@
             <w:pStyle w:val="Tartalomjegyzkcmsora"/>
           </w:pPr>
           <w:r>
-            <w:lastRenderedPageBreak/>
             <w:t>Tartalom</w:t>
           </w:r>
         </w:p>
@@ -1665,10 +1666,9 @@
       <w:pPr>
         <w:pStyle w:val="Cmsor1"/>
       </w:pPr>
-      <w:bookmarkStart w:id="0" w:name="_Toc473730742"/>
-      <w:bookmarkStart w:id="1" w:name="_Toc210901032"/>
-      <w:r>
-        <w:lastRenderedPageBreak/>
+      <w:bookmarkStart w:name="_Toc473730742" w:id="0"/>
+      <w:bookmarkStart w:name="_Toc210901032" w:id="1"/>
+      <w:r>
         <w:t>Bevezetés</w:t>
       </w:r>
       <w:bookmarkEnd w:id="0"/>
@@ -1678,7 +1678,7 @@
       <w:pPr>
         <w:pStyle w:val="Cmsor2"/>
       </w:pPr>
-      <w:bookmarkStart w:id="2" w:name="_Toc210901033"/>
+      <w:bookmarkStart w:name="_Toc210901033" w:id="2"/>
       <w:r>
         <w:t>Téma megfogalmazás</w:t>
       </w:r>
@@ -1703,8 +1703,8 @@
       <w:pPr>
         <w:pStyle w:val="Cmsor2"/>
       </w:pPr>
-      <w:bookmarkStart w:id="3" w:name="_Toc473730745"/>
-      <w:bookmarkStart w:id="4" w:name="_Toc210901034"/>
+      <w:bookmarkStart w:name="_Toc473730745" w:id="3"/>
+      <w:bookmarkStart w:name="_Toc210901034" w:id="4"/>
       <w:r>
         <w:t>A felhasznált ismeretek</w:t>
       </w:r>
@@ -1716,9 +1716,8 @@
       <w:pPr>
         <w:pStyle w:val="Cmsor2"/>
       </w:pPr>
-      <w:bookmarkStart w:id="5" w:name="_Toc210901035"/>
-      <w:r>
-        <w:lastRenderedPageBreak/>
+      <w:bookmarkStart w:name="_Toc210901035" w:id="5"/>
+      <w:r>
         <w:t>A felhasznált szoftverek</w:t>
       </w:r>
       <w:bookmarkEnd w:id="5"/>
@@ -1728,10 +1727,9 @@
       <w:pPr>
         <w:pStyle w:val="Cmsor1"/>
       </w:pPr>
-      <w:bookmarkStart w:id="6" w:name="_Toc473730746"/>
-      <w:bookmarkStart w:id="7" w:name="_Toc210901036"/>
-      <w:r>
-        <w:lastRenderedPageBreak/>
+      <w:bookmarkStart w:name="_Toc473730746" w:id="6"/>
+      <w:bookmarkStart w:name="_Toc210901036" w:id="7"/>
+      <w:r>
         <w:t>Felhasználói dokumentáció</w:t>
       </w:r>
       <w:bookmarkEnd w:id="6"/>
@@ -1740,9 +1738,11 @@
     <w:p>
       <w:pPr>
         <w:pStyle w:val="Cmsor2"/>
-      </w:pPr>
-      <w:bookmarkStart w:id="8" w:name="_Toc210901037"/>
-      <w:r>
+        <w:rPr/>
+      </w:pPr>
+      <w:bookmarkStart w:name="_Toc210901037" w:id="8"/>
+      <w:r>
+        <w:rPr/>
         <w:t>A program általános specifikációja</w:t>
       </w:r>
       <w:bookmarkEnd w:id="8"/>
@@ -1750,63 +1750,202 @@
     <w:p>
       <w:pPr>
         <w:rPr>
+          <w:color w:val="auto"/>
+        </w:rPr>
+      </w:pPr>
+      <w:r>
+        <w:rPr>
+          <w:color w:val="auto"/>
+        </w:rPr>
+        <w:t xml:space="preserve">A Bid &amp; </w:t>
+      </w:r>
+      <w:r>
+        <w:rPr>
+          <w:color w:val="auto"/>
+        </w:rPr>
+        <w:t>Lock</w:t>
+      </w:r>
+      <w:r>
+        <w:rPr>
+          <w:color w:val="auto"/>
+        </w:rPr>
+        <w:t xml:space="preserve"> egy online raktár-árverési platform. A rendszer lehetővé teszi a felhasználók számára, hogy:</w:t>
+      </w:r>
+    </w:p>
+    <w:p>
+      <w:pPr>
+        <w:pStyle w:val="Norml"/>
+        <w:rPr>
+          <w:color w:val="auto"/>
+        </w:rPr>
+      </w:pPr>
+      <w:r>
+        <w:rPr>
+          <w:color w:val="auto"/>
+        </w:rPr>
+        <w:t>- Regisztráljanak és bejelentkezzenek</w:t>
+      </w:r>
+    </w:p>
+    <w:p>
+      <w:pPr>
+        <w:pStyle w:val="Norml"/>
+        <w:rPr>
+          <w:color w:val="auto"/>
+        </w:rPr>
+      </w:pPr>
+      <w:r>
+        <w:rPr>
+          <w:color w:val="auto"/>
+        </w:rPr>
+        <w:t>- Megtekintsenek elérhető raktárhelyeket</w:t>
+      </w:r>
+    </w:p>
+    <w:p>
+      <w:pPr>
+        <w:pStyle w:val="Norml"/>
+        <w:rPr>
+          <w:color w:val="auto"/>
+        </w:rPr>
+      </w:pPr>
+      <w:r>
+        <w:rPr>
+          <w:color w:val="auto"/>
+        </w:rPr>
+        <w:t>- Árverésen vessenek részt és licitálhassanak</w:t>
+      </w:r>
+    </w:p>
+    <w:p>
+      <w:pPr>
+        <w:pStyle w:val="Norml"/>
+        <w:rPr>
+          <w:color w:val="auto"/>
+        </w:rPr>
+      </w:pPr>
+      <w:r>
+        <w:rPr>
+          <w:color w:val="auto"/>
+        </w:rPr>
+        <w:t>- Profiljukat kezeljék és módosítsák</w:t>
+      </w:r>
+    </w:p>
+    <w:p>
+      <w:pPr>
+        <w:pStyle w:val="Norml"/>
+        <w:rPr>
+          <w:color w:val="auto"/>
+        </w:rPr>
+      </w:pPr>
+    </w:p>
+    <w:p>
+      <w:pPr>
+        <w:pStyle w:val="Norml"/>
+        <w:ind w:firstLine="0"/>
+        <w:rPr>
+          <w:color w:val="auto"/>
+        </w:rPr>
+      </w:pPr>
+      <w:r>
+        <w:rPr>
+          <w:color w:val="auto"/>
+          <w:lang w:val="en-US"/>
+        </w:rPr>
+        <w:t xml:space="preserve">Az </w:t>
+      </w:r>
+      <w:r>
+        <w:rPr>
+          <w:color w:val="auto"/>
+          <w:lang w:val="en-US"/>
+        </w:rPr>
+        <w:t>alkalmazás</w:t>
+      </w:r>
+      <w:r>
+        <w:rPr>
+          <w:color w:val="auto"/>
+          <w:lang w:val="en-US"/>
+        </w:rPr>
+        <w:t xml:space="preserve"> full stack </w:t>
+      </w:r>
+      <w:r>
+        <w:rPr>
+          <w:color w:val="auto"/>
+          <w:lang w:val="en-US"/>
+        </w:rPr>
+        <w:t>fejlesztés</w:t>
+      </w:r>
+      <w:r>
+        <w:rPr>
+          <w:color w:val="auto"/>
+          <w:lang w:val="en-US"/>
+        </w:rPr>
+        <w:t xml:space="preserve">: </w:t>
+      </w:r>
+      <w:r>
+        <w:rPr>
+          <w:color w:val="auto"/>
+          <w:lang w:val="en-US"/>
+        </w:rPr>
+        <w:t>React</w:t>
+      </w:r>
+      <w:r>
+        <w:rPr>
+          <w:color w:val="auto"/>
+          <w:lang w:val="en-US"/>
+        </w:rPr>
+        <w:t xml:space="preserve"> frontend + Node.js Express backend + </w:t>
+      </w:r>
+      <w:r>
+        <w:rPr>
+          <w:color w:val="auto"/>
+          <w:lang w:val="en-US"/>
+        </w:rPr>
+        <w:t>MySQL</w:t>
+      </w:r>
+      <w:r>
+        <w:rPr>
+          <w:color w:val="auto"/>
+          <w:lang w:val="en-US"/>
+        </w:rPr>
+        <w:t xml:space="preserve"> </w:t>
+      </w:r>
+      <w:r>
+        <w:rPr>
+          <w:color w:val="auto"/>
+          <w:lang w:val="en-US"/>
+        </w:rPr>
+        <w:t>adatbázis</w:t>
+      </w:r>
+      <w:r>
+        <w:rPr>
+          <w:color w:val="auto"/>
+          <w:lang w:val="en-US"/>
+        </w:rPr>
+        <w:t>.</w:t>
+      </w:r>
+    </w:p>
+    <w:p>
+      <w:pPr>
+        <w:pStyle w:val="Norml"/>
+        <w:ind w:firstLine="0"/>
+        <w:rPr>
+          <w:color w:val="auto"/>
+        </w:rPr>
+      </w:pPr>
+    </w:p>
+    <w:p>
+      <w:pPr>
+        <w:pStyle w:val="Norml"/>
+        <w:rPr>
           <w:color w:val="FF0000"/>
         </w:rPr>
       </w:pPr>
-      <w:r>
-        <w:rPr>
-          <w:color w:val="FF0000"/>
-        </w:rPr>
-        <w:t xml:space="preserve">Ez a rész a program fontosabb jellemzőit és funkcióit tartalmazza. A cél, hogy a leendő felhasználó ezt a fejezetet elolvasva el tudja dönteni, hogy a program megfelelő-e a számára. </w:t>
-      </w:r>
-    </w:p>
-    <w:p>
-      <w:pPr>
-        <w:rPr>
-          <w:color w:val="FF0000"/>
-        </w:rPr>
-      </w:pPr>
-      <w:r>
-        <w:rPr>
-          <w:color w:val="FF0000"/>
-        </w:rPr>
-        <w:t xml:space="preserve"> </w:t>
-      </w:r>
-    </w:p>
-    <w:p>
-      <w:pPr>
-        <w:rPr>
-          <w:color w:val="FF0000"/>
-        </w:rPr>
-      </w:pPr>
-      <w:r>
-        <w:rPr>
-          <w:color w:val="FF0000"/>
-        </w:rPr>
-        <w:t xml:space="preserve">Ajánlott terjedelem: </w:t>
-      </w:r>
-      <w:r>
-        <w:rPr>
-          <w:color w:val="FF0000"/>
-        </w:rPr>
-        <w:t>0,5</w:t>
-      </w:r>
-      <w:r>
-        <w:rPr>
-          <w:color w:val="FF0000"/>
-        </w:rPr>
-        <w:t xml:space="preserve"> oldal. </w:t>
-      </w:r>
-    </w:p>
-    <w:p/>
+    </w:p>
     <w:p>
       <w:pPr>
         <w:pStyle w:val="Cmsor2"/>
       </w:pPr>
-      <w:bookmarkStart w:id="9" w:name="_Toc473730747"/>
-      <w:bookmarkStart w:id="10" w:name="_Toc210901038"/>
-      <w:r>
-        <w:lastRenderedPageBreak/>
+      <w:bookmarkStart w:name="_Toc473730747" w:id="9"/>
+      <w:bookmarkStart w:name="_Toc210901038" w:id="10"/>
+      <w:r>
         <w:t>Rendszerkövetelmények</w:t>
       </w:r>
       <w:bookmarkEnd w:id="9"/>
@@ -1815,41 +1954,342 @@
     <w:p>
       <w:pPr>
         <w:pStyle w:val="Cmsor3"/>
-      </w:pPr>
-      <w:bookmarkStart w:id="11" w:name="_Toc210901039"/>
-      <w:r>
+        <w:rPr/>
+      </w:pPr>
+      <w:bookmarkStart w:name="_Toc210901039" w:id="11"/>
+      <w:r>
+        <w:rPr/>
         <w:t>Hardver követelmények</w:t>
       </w:r>
       <w:bookmarkEnd w:id="11"/>
       <w:r>
+        <w:rPr/>
         <w:t xml:space="preserve"> </w:t>
       </w:r>
     </w:p>
     <w:p>
       <w:pPr>
-        <w:rPr>
-          <w:color w:val="FF0000"/>
-        </w:rPr>
-      </w:pPr>
-      <w:r>
-        <w:rPr>
-          <w:color w:val="FF0000"/>
-        </w:rPr>
-        <w:t>Ebben a részben kell leírni a minimális és ajánlott hardver konfigurációt, amely a program futtatásához szükséges. Pontos paramétereket kell megadni, még akkor is, ha a program amúgy minden gépen lefut.</w:t>
+        <w:pStyle w:val="Norml"/>
+        <w:suppressLineNumbers w:val="0"/>
+        <w:bidi w:val="0"/>
+        <w:spacing w:before="0" w:beforeAutospacing="off" w:after="120" w:afterAutospacing="off" w:line="360" w:lineRule="auto"/>
+        <w:ind w:left="0" w:right="0" w:firstLine="340"/>
+        <w:jc w:val="left"/>
+        <w:rPr>
+          <w:color w:val="auto"/>
+        </w:rPr>
+      </w:pPr>
+      <w:r>
+        <w:rPr>
+          <w:color w:val="auto"/>
+        </w:rPr>
+        <w:t xml:space="preserve">A program Úgy lett megírva, hogy bármilyen arra alkalmas asztali számítógépen elfusson, </w:t>
+      </w:r>
+    </w:p>
+    <w:p>
+      <w:pPr>
+        <w:pStyle w:val="Norml"/>
+        <w:suppressLineNumbers w:val="0"/>
+        <w:bidi w:val="0"/>
+        <w:spacing w:before="0" w:beforeAutospacing="off" w:after="120" w:afterAutospacing="off" w:line="360" w:lineRule="auto"/>
+        <w:ind w:left="0" w:right="0" w:firstLine="340"/>
+        <w:jc w:val="left"/>
+        <w:rPr>
+          <w:color w:val="auto"/>
+        </w:rPr>
+      </w:pPr>
+      <w:r>
+        <w:rPr>
+          <w:color w:val="auto"/>
+        </w:rPr>
+        <w:t xml:space="preserve">Alap hardver követelmények: processzor, memória, távoli kapcsolat esetén hálózati </w:t>
+      </w:r>
+      <w:r>
+        <w:rPr>
+          <w:color w:val="auto"/>
+        </w:rPr>
+        <w:t>kapcsolat biztosítása</w:t>
       </w:r>
     </w:p>
     <w:p>
       <w:pPr>
         <w:pStyle w:val="Cmsor3"/>
-      </w:pPr>
-      <w:bookmarkStart w:id="12" w:name="_Toc210901040"/>
-      <w:r>
+        <w:rPr/>
+      </w:pPr>
+      <w:bookmarkStart w:name="_Toc210901040" w:id="12"/>
+      <w:r>
+        <w:rPr/>
         <w:t>Szoftver követelmények</w:t>
       </w:r>
       <w:bookmarkEnd w:id="12"/>
       <w:r>
+        <w:rPr/>
         <w:t xml:space="preserve"> </w:t>
       </w:r>
+    </w:p>
+    <w:p>
+      <w:pPr>
+        <w:pStyle w:val="Norml"/>
+      </w:pPr>
+      <w:r>
+        <w:rPr/>
+        <w:t>A program Windows 10, 11 operációs rendszerekre készült, ezeken működik.</w:t>
+      </w:r>
+    </w:p>
+    <w:p>
+      <w:pPr>
+        <w:pStyle w:val="Norml"/>
+      </w:pPr>
+      <w:r>
+        <w:rPr/>
+        <w:t>Backend</w:t>
+      </w:r>
+    </w:p>
+    <w:p>
+      <w:pPr>
+        <w:pStyle w:val="Norml"/>
+      </w:pPr>
+      <w:r>
+        <w:rPr/>
+        <w:t>- Node.js: Programny</w:t>
+      </w:r>
+      <w:r>
+        <w:rPr/>
+        <w:t>elv</w:t>
+      </w:r>
+    </w:p>
+    <w:p>
+      <w:pPr>
+        <w:pStyle w:val="Norml"/>
+        <w:suppressLineNumbers w:val="0"/>
+        <w:bidi w:val="0"/>
+        <w:spacing w:before="0" w:beforeAutospacing="off" w:after="120" w:afterAutospacing="off" w:line="360" w:lineRule="auto"/>
+        <w:ind w:left="0" w:right="0" w:firstLine="340"/>
+        <w:jc w:val="left"/>
+      </w:pPr>
+      <w:r>
+        <w:rPr/>
+        <w:t xml:space="preserve">- Express.js (^5.1.0): </w:t>
+      </w:r>
+      <w:r>
+        <w:rPr/>
+        <w:t>Backend szerver</w:t>
+      </w:r>
+    </w:p>
+    <w:p>
+      <w:pPr>
+        <w:pStyle w:val="Norml"/>
+      </w:pPr>
+      <w:r>
+        <w:rPr/>
+        <w:t xml:space="preserve">- MySQL2 (^3.15.3): Adatbázis </w:t>
+      </w:r>
+      <w:r>
+        <w:rPr/>
+        <w:t>kapcsolat</w:t>
+      </w:r>
+    </w:p>
+    <w:p>
+      <w:pPr>
+        <w:pStyle w:val="Norml"/>
+      </w:pPr>
+      <w:r>
+        <w:rPr/>
+        <w:t xml:space="preserve">- Argon2 (^0.44.0): Jelszó </w:t>
+      </w:r>
+      <w:r>
+        <w:rPr/>
+        <w:t>hashelés</w:t>
+      </w:r>
+    </w:p>
+    <w:p>
+      <w:pPr>
+        <w:pStyle w:val="Norml"/>
+      </w:pPr>
+      <w:r>
+        <w:rPr/>
+        <w:t xml:space="preserve">- CORS (^2.8.5): </w:t>
+      </w:r>
+      <w:r>
+        <w:rPr/>
+        <w:t>Cross-origin</w:t>
+      </w:r>
+      <w:r>
+        <w:rPr/>
+        <w:t xml:space="preserve"> kérések</w:t>
+      </w:r>
+    </w:p>
+    <w:p>
+      <w:pPr>
+        <w:pStyle w:val="Norml"/>
+      </w:pPr>
+      <w:r>
+        <w:rPr/>
+        <w:t xml:space="preserve">- </w:t>
+      </w:r>
+      <w:r>
+        <w:rPr/>
+        <w:t>Dotenv</w:t>
+      </w:r>
+      <w:r>
+        <w:rPr/>
+        <w:t xml:space="preserve"> (^17.2.3): </w:t>
+      </w:r>
+      <w:r>
+        <w:rPr/>
+        <w:t>Adatbázis kapcsolat biztonságos létrehozása</w:t>
+      </w:r>
+    </w:p>
+    <w:p>
+      <w:pPr>
+        <w:pStyle w:val="Norml"/>
+      </w:pPr>
+    </w:p>
+    <w:p>
+      <w:pPr>
+        <w:pStyle w:val="Norml"/>
+      </w:pPr>
+      <w:r>
+        <w:rPr/>
+        <w:t>Frontend</w:t>
+      </w:r>
+    </w:p>
+    <w:p>
+      <w:pPr>
+        <w:pStyle w:val="Norml"/>
+      </w:pPr>
+      <w:r>
+        <w:rPr/>
+        <w:t xml:space="preserve">- </w:t>
+      </w:r>
+      <w:r>
+        <w:rPr/>
+        <w:t>React</w:t>
+      </w:r>
+      <w:r>
+        <w:rPr/>
+        <w:t xml:space="preserve"> (^19.1.1): Frontend keretrendszer</w:t>
+      </w:r>
+    </w:p>
+    <w:p>
+      <w:pPr>
+        <w:pStyle w:val="Norml"/>
+      </w:pPr>
+      <w:r>
+        <w:rPr/>
+        <w:t xml:space="preserve">- </w:t>
+      </w:r>
+      <w:r>
+        <w:rPr/>
+        <w:t>React</w:t>
+      </w:r>
+      <w:r>
+        <w:rPr/>
+        <w:t xml:space="preserve"> Router DOM (^7.9.6): </w:t>
+      </w:r>
+      <w:r>
+        <w:rPr/>
+        <w:t>Routing</w:t>
+      </w:r>
+    </w:p>
+    <w:p>
+      <w:pPr>
+        <w:pStyle w:val="Norml"/>
+      </w:pPr>
+      <w:r>
+        <w:rPr/>
+        <w:t xml:space="preserve">- React </w:t>
+      </w:r>
+      <w:r>
+        <w:rPr/>
+        <w:t>Bootstrap</w:t>
+      </w:r>
+      <w:r>
+        <w:rPr/>
+        <w:t xml:space="preserve"> (^2.10.10): UI komponensek</w:t>
+      </w:r>
+    </w:p>
+    <w:p>
+      <w:pPr>
+        <w:pStyle w:val="Norml"/>
+      </w:pPr>
+      <w:r>
+        <w:rPr/>
+        <w:t>- Bootstrap (^5.3.8): CSS keretrendszer</w:t>
+      </w:r>
+    </w:p>
+    <w:p>
+      <w:pPr>
+        <w:pStyle w:val="Norml"/>
+      </w:pPr>
+      <w:r>
+        <w:rPr/>
+        <w:t xml:space="preserve">- </w:t>
+      </w:r>
+      <w:r>
+        <w:rPr/>
+        <w:t>React</w:t>
+      </w:r>
+      <w:r>
+        <w:rPr/>
+        <w:t xml:space="preserve"> </w:t>
+      </w:r>
+      <w:r>
+        <w:rPr/>
+        <w:t>Icons</w:t>
+      </w:r>
+      <w:r>
+        <w:rPr/>
+        <w:t xml:space="preserve"> (^5.5.0): </w:t>
+      </w:r>
+      <w:r>
+        <w:rPr/>
+        <w:t>Ikon</w:t>
+      </w:r>
+      <w:r>
+        <w:rPr/>
+        <w:t xml:space="preserve"> Könyvtár</w:t>
+      </w:r>
+    </w:p>
+    <w:p>
+      <w:pPr>
+        <w:pStyle w:val="Norml"/>
+      </w:pPr>
+      <w:r>
+        <w:rPr/>
+        <w:t>- Vite (^7.1.7): B</w:t>
+      </w:r>
+      <w:r>
+        <w:rPr/>
+        <w:t xml:space="preserve">uild </w:t>
+      </w:r>
+      <w:r>
+        <w:rPr/>
+        <w:t>t</w:t>
+      </w:r>
+      <w:r>
+        <w:rPr/>
+        <w:t>ool</w:t>
+      </w:r>
+    </w:p>
+    <w:p>
+      <w:pPr>
+        <w:pStyle w:val="Norml"/>
+      </w:pPr>
+      <w:r>
+        <w:rPr/>
+        <w:t>- ESLint (^9.36.0): Kód minőség</w:t>
+      </w:r>
+    </w:p>
+    <w:p>
+      <w:pPr>
+        <w:pStyle w:val="Norml"/>
+      </w:pPr>
+    </w:p>
+    <w:p>
+      <w:pPr>
+        <w:pStyle w:val="Norml"/>
+      </w:pPr>
     </w:p>
     <w:p>
       <w:pPr>
@@ -1971,7 +2411,7 @@
         </w:rPr>
         <w:t xml:space="preserve"> </w:t>
       </w:r>
-      <w:bookmarkStart w:id="13" w:name="_Toc210901041"/>
+      <w:bookmarkStart w:name="_Toc210901041" w:id="13"/>
       <w:r>
         <w:t>3. A program telepítése</w:t>
       </w:r>
@@ -2008,7 +2448,6 @@
         <w:rPr>
           <w:color w:val="FF0000"/>
         </w:rPr>
-        <w:lastRenderedPageBreak/>
         <w:t>A leírás alapján a felhasználónak hiba nélkül telepíteni kell tudni a programot. A leírásnak ki kell térnie a telepítés során kiválasztható opciókra is.</w:t>
       </w:r>
     </w:p>
@@ -2067,7 +2506,6 @@
           <w:color w:val="FF0000"/>
           <w:lang w:eastAsia="hu-HU"/>
         </w:rPr>
-        <w:lastRenderedPageBreak/>
         <w:drawing>
           <wp:inline distT="0" distB="0" distL="0" distR="0" wp14:anchorId="4BC4312B" wp14:editId="409F0B46">
             <wp:extent cx="2771775" cy="2857500"/>
@@ -2131,8 +2569,8 @@
         </w:rPr>
         <w:fldChar w:fldCharType="separate"/>
       </w:r>
-      <w:bookmarkStart w:id="14" w:name="_Toc63249969"/>
-      <w:bookmarkStart w:id="15" w:name="_Toc63250394"/>
+      <w:bookmarkStart w:name="_Toc63249969" w:id="14"/>
+      <w:bookmarkStart w:name="_Toc63250394" w:id="15"/>
       <w:r>
         <w:rPr>
           <w:noProof/>
@@ -2189,9 +2627,8 @@
       <w:pPr>
         <w:pStyle w:val="Cmsor2"/>
       </w:pPr>
-      <w:bookmarkStart w:id="16" w:name="_Toc210901042"/>
-      <w:r>
-        <w:lastRenderedPageBreak/>
+      <w:bookmarkStart w:name="_Toc210901042" w:id="16"/>
+      <w:r>
         <w:t>A program használatának a részletes leírása</w:t>
       </w:r>
       <w:bookmarkEnd w:id="16"/>
@@ -2358,10 +2795,9 @@
       <w:pPr>
         <w:pStyle w:val="Cmsor1"/>
       </w:pPr>
-      <w:bookmarkStart w:id="17" w:name="_Toc473730749"/>
-      <w:bookmarkStart w:id="18" w:name="_Toc210901043"/>
-      <w:r>
-        <w:lastRenderedPageBreak/>
+      <w:bookmarkStart w:name="_Toc473730749" w:id="17"/>
+      <w:bookmarkStart w:name="_Toc210901043" w:id="18"/>
+      <w:r>
         <w:t>Fejlesztői dokumentáció</w:t>
       </w:r>
       <w:bookmarkEnd w:id="17"/>
@@ -2376,7 +2812,7 @@
       <w:pPr>
         <w:pStyle w:val="Cmsor2"/>
       </w:pPr>
-      <w:bookmarkStart w:id="19" w:name="_Toc210901044"/>
+      <w:bookmarkStart w:name="_Toc210901044" w:id="19"/>
       <w:r>
         <w:t>Az alkalmazott fejlesztői eszközök</w:t>
       </w:r>
@@ -2428,9 +2864,8 @@
       <w:pPr>
         <w:pStyle w:val="Cmsor2"/>
       </w:pPr>
-      <w:bookmarkStart w:id="20" w:name="_Toc210901045"/>
-      <w:r>
-        <w:lastRenderedPageBreak/>
+      <w:bookmarkStart w:name="_Toc210901045" w:id="20"/>
+      <w:r>
         <w:t>Adatmodell leírása</w:t>
       </w:r>
       <w:bookmarkEnd w:id="20"/>
@@ -2501,7 +2936,6 @@
         </w:numPr>
       </w:pPr>
       <w:r>
-        <w:lastRenderedPageBreak/>
         <w:t xml:space="preserve">Adatbázis esetén az adattáblák leírása, a közöttük lévő kapcsolatok megadása, lehetőleg diagram </w:t>
       </w:r>
       <w:r>
@@ -2547,7 +2981,7 @@
       <w:pPr>
         <w:pStyle w:val="Cmsor2"/>
       </w:pPr>
-      <w:bookmarkStart w:id="21" w:name="_Toc210901046"/>
+      <w:bookmarkStart w:name="_Toc210901046" w:id="21"/>
       <w:r>
         <w:t>Részletes feladatspecifikáció, algoritmusok</w:t>
       </w:r>
@@ -2589,9 +3023,8 @@
       <w:pPr>
         <w:pStyle w:val="Cmsor2"/>
       </w:pPr>
-      <w:bookmarkStart w:id="22" w:name="_Toc210901047"/>
-      <w:r>
-        <w:lastRenderedPageBreak/>
+      <w:bookmarkStart w:name="_Toc210901047" w:id="22"/>
+      <w:r>
         <w:t>Tesztelési dokumentáció</w:t>
       </w:r>
       <w:bookmarkEnd w:id="22"/>
@@ -2712,6 +3145,8 @@
       </w:r>
       <w:r>
         <w:br/>
+      </w:r>
+      <w:r>
         <w:t>Backend</w:t>
       </w:r>
       <w:r>
@@ -2732,7 +3167,6 @@
           <w:b/>
           <w:bCs/>
         </w:rPr>
-        <w:lastRenderedPageBreak/>
         <w:t>register</w:t>
       </w:r>
       <w:proofErr w:type="spellEnd"/>
@@ -2921,7 +3355,6 @@
         </w:numPr>
       </w:pPr>
       <w:r>
-        <w:lastRenderedPageBreak/>
         <w:t>A függvény hiba nélkül lefut</w:t>
       </w:r>
     </w:p>
@@ -3137,7 +3570,6 @@
         </w:numPr>
       </w:pPr>
       <w:r>
-        <w:lastRenderedPageBreak/>
         <w:t xml:space="preserve">Megnyitottam az </w:t>
       </w:r>
       <w:r>
@@ -3423,7 +3855,6 @@
         <w:rPr>
           <w:rFonts w:hAnsi="Symbol"/>
         </w:rPr>
-        <w:lastRenderedPageBreak/>
         <w:t></w:t>
       </w:r>
       <w:r>
@@ -3633,7 +4064,6 @@
         <w:rPr>
           <w:rFonts w:hAnsi="Symbol"/>
         </w:rPr>
-        <w:lastRenderedPageBreak/>
         <w:t></w:t>
       </w:r>
       <w:r>
@@ -3729,9 +4159,8 @@
       <w:pPr>
         <w:pStyle w:val="Cmsor1"/>
       </w:pPr>
-      <w:bookmarkStart w:id="23" w:name="_Toc210901048"/>
-      <w:r>
-        <w:lastRenderedPageBreak/>
+      <w:bookmarkStart w:name="_Toc210901048" w:id="23"/>
+      <w:r>
         <w:t>Összefoglalás</w:t>
       </w:r>
       <w:bookmarkEnd w:id="23"/>
@@ -3740,7 +4169,7 @@
       <w:pPr>
         <w:pStyle w:val="Cmsor2"/>
       </w:pPr>
-      <w:bookmarkStart w:id="24" w:name="_Toc210901049"/>
+      <w:bookmarkStart w:name="_Toc210901049" w:id="24"/>
       <w:r>
         <w:t>Önértékelés</w:t>
       </w:r>
@@ -3765,7 +4194,7 @@
       <w:pPr>
         <w:pStyle w:val="Cmsor2"/>
       </w:pPr>
-      <w:bookmarkStart w:id="25" w:name="_Toc210901050"/>
+      <w:bookmarkStart w:name="_Toc210901050" w:id="25"/>
       <w:r>
         <w:t>Továbbfejlesztési lehetőségek</w:t>
       </w:r>
@@ -3813,10 +4242,9 @@
       <w:pPr>
         <w:pStyle w:val="Cmsor1"/>
       </w:pPr>
-      <w:bookmarkStart w:id="26" w:name="_Toc473730753"/>
-      <w:bookmarkStart w:id="27" w:name="_Toc210901051"/>
-      <w:r>
-        <w:lastRenderedPageBreak/>
+      <w:bookmarkStart w:name="_Toc473730753" w:id="26"/>
+      <w:bookmarkStart w:name="_Toc210901051" w:id="27"/>
+      <w:r>
         <w:t xml:space="preserve">Felhasznált </w:t>
       </w:r>
       <w:r>
@@ -3896,9 +4324,8 @@
       <w:pPr>
         <w:pStyle w:val="Cmsor1"/>
       </w:pPr>
-      <w:bookmarkStart w:id="28" w:name="_Toc210901052"/>
-      <w:r>
-        <w:lastRenderedPageBreak/>
+      <w:bookmarkStart w:name="_Toc210901052" w:id="28"/>
+      <w:r>
         <w:t>Ábrajegyzék</w:t>
       </w:r>
       <w:bookmarkEnd w:id="28"/>
@@ -3910,7 +4337,7 @@
           <w:tab w:val="right" w:leader="dot" w:pos="8720"/>
         </w:tabs>
         <w:rPr>
-          <w:rFonts w:asciiTheme="minorHAnsi" w:eastAsiaTheme="minorEastAsia" w:hAnsiTheme="minorHAnsi" w:cstheme="minorBidi"/>
+          <w:rFonts w:asciiTheme="minorHAnsi" w:hAnsiTheme="minorHAnsi" w:eastAsiaTheme="minorEastAsia" w:cstheme="minorBidi"/>
           <w:noProof/>
           <w:sz w:val="22"/>
           <w:lang w:eastAsia="hu-HU"/>
@@ -3925,7 +4352,7 @@
       <w:r>
         <w:fldChar w:fldCharType="separate"/>
       </w:r>
-      <w:hyperlink w:anchor="_Toc63250394" w:history="1">
+      <w:hyperlink w:history="1" w:anchor="_Toc63250394">
         <w:r>
           <w:rPr>
             <w:rStyle w:val="Hiperhivatkozs"/>
@@ -3993,7 +4420,7 @@
       <w:footerReference w:type="default" r:id="rId14"/>
       <w:headerReference w:type="first" r:id="rId15"/>
       <w:footerReference w:type="first" r:id="rId16"/>
-      <w:pgSz w:w="11906" w:h="16838"/>
+      <w:pgSz w:w="11906" w:h="16838" w:orient="portrait"/>
       <w:pgMar w:top="1418" w:right="1418" w:bottom="1418" w:left="1418" w:header="709" w:footer="709" w:gutter="340"/>
       <w:cols w:space="708"/>
       <w:titlePg/>
@@ -4041,14 +4468,24 @@
     <w:pPr>
       <w:pStyle w:val="llb"/>
     </w:pPr>
-    <w:fldSimple w:instr=" DATE   \* MERGEFORMAT ">
-      <w:r>
-        <w:rPr>
-          <w:noProof/>
-        </w:rPr>
-        <w:t>2026. 03. 30.</w:t>
-      </w:r>
-    </w:fldSimple>
+    <w:r>
+      <w:fldChar w:fldCharType="begin"/>
+    </w:r>
+    <w:r>
+      <w:instrText> DATE   \* MERGEFORMAT </w:instrText>
+    </w:r>
+    <w:r>
+      <w:fldChar w:fldCharType="separate"/>
+    </w:r>
+    <w:r>
+      <w:rPr>
+        <w:noProof/>
+      </w:rPr>
+      <w:t>2026. 03. 30.</w:t>
+    </w:r>
+    <w:r>
+      <w:fldChar w:fldCharType="end"/>
+    </w:r>
     <w:r>
       <w:tab/>
     </w:r>
@@ -4360,7 +4797,7 @@
         <w:ind w:left="1060" w:hanging="360"/>
       </w:pPr>
       <w:rPr>
-        <w:rFonts w:ascii="Symbol" w:hAnsi="Symbol" w:hint="default"/>
+        <w:rFonts w:hint="default" w:ascii="Symbol" w:hAnsi="Symbol"/>
       </w:rPr>
     </w:lvl>
     <w:lvl w:ilvl="1" w:tplc="040E0003" w:tentative="1">
@@ -4372,7 +4809,7 @@
         <w:ind w:left="1780" w:hanging="360"/>
       </w:pPr>
       <w:rPr>
-        <w:rFonts w:ascii="Courier New" w:hAnsi="Courier New" w:cs="Courier New" w:hint="default"/>
+        <w:rFonts w:hint="default" w:ascii="Courier New" w:hAnsi="Courier New" w:cs="Courier New"/>
       </w:rPr>
     </w:lvl>
     <w:lvl w:ilvl="2" w:tplc="040E0005" w:tentative="1">
@@ -4384,7 +4821,7 @@
         <w:ind w:left="2500" w:hanging="360"/>
       </w:pPr>
       <w:rPr>
-        <w:rFonts w:ascii="Wingdings" w:hAnsi="Wingdings" w:hint="default"/>
+        <w:rFonts w:hint="default" w:ascii="Wingdings" w:hAnsi="Wingdings"/>
       </w:rPr>
     </w:lvl>
     <w:lvl w:ilvl="3" w:tplc="040E0001" w:tentative="1">
@@ -4396,7 +4833,7 @@
         <w:ind w:left="3220" w:hanging="360"/>
       </w:pPr>
       <w:rPr>
-        <w:rFonts w:ascii="Symbol" w:hAnsi="Symbol" w:hint="default"/>
+        <w:rFonts w:hint="default" w:ascii="Symbol" w:hAnsi="Symbol"/>
       </w:rPr>
     </w:lvl>
     <w:lvl w:ilvl="4" w:tplc="040E0003" w:tentative="1">
@@ -4408,7 +4845,7 @@
         <w:ind w:left="3940" w:hanging="360"/>
       </w:pPr>
       <w:rPr>
-        <w:rFonts w:ascii="Courier New" w:hAnsi="Courier New" w:cs="Courier New" w:hint="default"/>
+        <w:rFonts w:hint="default" w:ascii="Courier New" w:hAnsi="Courier New" w:cs="Courier New"/>
       </w:rPr>
     </w:lvl>
     <w:lvl w:ilvl="5" w:tplc="040E0005" w:tentative="1">
@@ -4420,7 +4857,7 @@
         <w:ind w:left="4660" w:hanging="360"/>
       </w:pPr>
       <w:rPr>
-        <w:rFonts w:ascii="Wingdings" w:hAnsi="Wingdings" w:hint="default"/>
+        <w:rFonts w:hint="default" w:ascii="Wingdings" w:hAnsi="Wingdings"/>
       </w:rPr>
     </w:lvl>
     <w:lvl w:ilvl="6" w:tplc="040E0001" w:tentative="1">
@@ -4432,7 +4869,7 @@
         <w:ind w:left="5380" w:hanging="360"/>
       </w:pPr>
       <w:rPr>
-        <w:rFonts w:ascii="Symbol" w:hAnsi="Symbol" w:hint="default"/>
+        <w:rFonts w:hint="default" w:ascii="Symbol" w:hAnsi="Symbol"/>
       </w:rPr>
     </w:lvl>
     <w:lvl w:ilvl="7" w:tplc="040E0003" w:tentative="1">
@@ -4444,7 +4881,7 @@
         <w:ind w:left="6100" w:hanging="360"/>
       </w:pPr>
       <w:rPr>
-        <w:rFonts w:ascii="Courier New" w:hAnsi="Courier New" w:cs="Courier New" w:hint="default"/>
+        <w:rFonts w:hint="default" w:ascii="Courier New" w:hAnsi="Courier New" w:cs="Courier New"/>
       </w:rPr>
     </w:lvl>
     <w:lvl w:ilvl="8" w:tplc="040E0005" w:tentative="1">
@@ -4456,7 +4893,7 @@
         <w:ind w:left="6820" w:hanging="360"/>
       </w:pPr>
       <w:rPr>
-        <w:rFonts w:ascii="Wingdings" w:hAnsi="Wingdings" w:hint="default"/>
+        <w:rFonts w:hint="default" w:ascii="Wingdings" w:hAnsi="Wingdings"/>
       </w:rPr>
     </w:lvl>
   </w:abstractNum>
@@ -4476,7 +4913,7 @@
         <w:ind w:left="720" w:hanging="360"/>
       </w:pPr>
       <w:rPr>
-        <w:rFonts w:ascii="Symbol" w:hAnsi="Symbol" w:hint="default"/>
+        <w:rFonts w:hint="default" w:ascii="Symbol" w:hAnsi="Symbol"/>
         <w:sz w:val="20"/>
       </w:rPr>
     </w:lvl>
@@ -4492,7 +4929,7 @@
         <w:ind w:left="1440" w:hanging="360"/>
       </w:pPr>
       <w:rPr>
-        <w:rFonts w:ascii="Courier New" w:hAnsi="Courier New" w:hint="default"/>
+        <w:rFonts w:hint="default" w:ascii="Courier New" w:hAnsi="Courier New"/>
         <w:sz w:val="20"/>
       </w:rPr>
     </w:lvl>
@@ -4508,7 +4945,7 @@
         <w:ind w:left="2160" w:hanging="360"/>
       </w:pPr>
       <w:rPr>
-        <w:rFonts w:ascii="Wingdings" w:hAnsi="Wingdings" w:hint="default"/>
+        <w:rFonts w:hint="default" w:ascii="Wingdings" w:hAnsi="Wingdings"/>
         <w:sz w:val="20"/>
       </w:rPr>
     </w:lvl>
@@ -4524,7 +4961,7 @@
         <w:ind w:left="2880" w:hanging="360"/>
       </w:pPr>
       <w:rPr>
-        <w:rFonts w:ascii="Wingdings" w:hAnsi="Wingdings" w:hint="default"/>
+        <w:rFonts w:hint="default" w:ascii="Wingdings" w:hAnsi="Wingdings"/>
         <w:sz w:val="20"/>
       </w:rPr>
     </w:lvl>
@@ -4540,7 +4977,7 @@
         <w:ind w:left="3600" w:hanging="360"/>
       </w:pPr>
       <w:rPr>
-        <w:rFonts w:ascii="Wingdings" w:hAnsi="Wingdings" w:hint="default"/>
+        <w:rFonts w:hint="default" w:ascii="Wingdings" w:hAnsi="Wingdings"/>
         <w:sz w:val="20"/>
       </w:rPr>
     </w:lvl>
@@ -4556,7 +4993,7 @@
         <w:ind w:left="4320" w:hanging="360"/>
       </w:pPr>
       <w:rPr>
-        <w:rFonts w:ascii="Wingdings" w:hAnsi="Wingdings" w:hint="default"/>
+        <w:rFonts w:hint="default" w:ascii="Wingdings" w:hAnsi="Wingdings"/>
         <w:sz w:val="20"/>
       </w:rPr>
     </w:lvl>
@@ -4572,7 +5009,7 @@
         <w:ind w:left="5040" w:hanging="360"/>
       </w:pPr>
       <w:rPr>
-        <w:rFonts w:ascii="Wingdings" w:hAnsi="Wingdings" w:hint="default"/>
+        <w:rFonts w:hint="default" w:ascii="Wingdings" w:hAnsi="Wingdings"/>
         <w:sz w:val="20"/>
       </w:rPr>
     </w:lvl>
@@ -4588,7 +5025,7 @@
         <w:ind w:left="5760" w:hanging="360"/>
       </w:pPr>
       <w:rPr>
-        <w:rFonts w:ascii="Wingdings" w:hAnsi="Wingdings" w:hint="default"/>
+        <w:rFonts w:hint="default" w:ascii="Wingdings" w:hAnsi="Wingdings"/>
         <w:sz w:val="20"/>
       </w:rPr>
     </w:lvl>
@@ -4604,7 +5041,7 @@
         <w:ind w:left="6480" w:hanging="360"/>
       </w:pPr>
       <w:rPr>
-        <w:rFonts w:ascii="Wingdings" w:hAnsi="Wingdings" w:hint="default"/>
+        <w:rFonts w:hint="default" w:ascii="Wingdings" w:hAnsi="Wingdings"/>
         <w:sz w:val="20"/>
       </w:rPr>
     </w:lvl>
@@ -4622,7 +5059,7 @@
         <w:ind w:left="1060" w:hanging="360"/>
       </w:pPr>
       <w:rPr>
-        <w:rFonts w:ascii="Symbol" w:hAnsi="Symbol" w:hint="default"/>
+        <w:rFonts w:hint="default" w:ascii="Symbol" w:hAnsi="Symbol"/>
       </w:rPr>
     </w:lvl>
     <w:lvl w:ilvl="1" w:tplc="040E0003" w:tentative="1">
@@ -4634,7 +5071,7 @@
         <w:ind w:left="1780" w:hanging="360"/>
       </w:pPr>
       <w:rPr>
-        <w:rFonts w:ascii="Courier New" w:hAnsi="Courier New" w:cs="Courier New" w:hint="default"/>
+        <w:rFonts w:hint="default" w:ascii="Courier New" w:hAnsi="Courier New" w:cs="Courier New"/>
       </w:rPr>
     </w:lvl>
     <w:lvl w:ilvl="2" w:tplc="040E0005" w:tentative="1">
@@ -4646,7 +5083,7 @@
         <w:ind w:left="2500" w:hanging="360"/>
       </w:pPr>
       <w:rPr>
-        <w:rFonts w:ascii="Wingdings" w:hAnsi="Wingdings" w:hint="default"/>
+        <w:rFonts w:hint="default" w:ascii="Wingdings" w:hAnsi="Wingdings"/>
       </w:rPr>
     </w:lvl>
     <w:lvl w:ilvl="3" w:tplc="040E0001" w:tentative="1">
@@ -4658,7 +5095,7 @@
         <w:ind w:left="3220" w:hanging="360"/>
       </w:pPr>
       <w:rPr>
-        <w:rFonts w:ascii="Symbol" w:hAnsi="Symbol" w:hint="default"/>
+        <w:rFonts w:hint="default" w:ascii="Symbol" w:hAnsi="Symbol"/>
       </w:rPr>
     </w:lvl>
     <w:lvl w:ilvl="4" w:tplc="040E0003" w:tentative="1">
@@ -4670,7 +5107,7 @@
         <w:ind w:left="3940" w:hanging="360"/>
       </w:pPr>
       <w:rPr>
-        <w:rFonts w:ascii="Courier New" w:hAnsi="Courier New" w:cs="Courier New" w:hint="default"/>
+        <w:rFonts w:hint="default" w:ascii="Courier New" w:hAnsi="Courier New" w:cs="Courier New"/>
       </w:rPr>
     </w:lvl>
     <w:lvl w:ilvl="5" w:tplc="040E0005" w:tentative="1">
@@ -4682,7 +5119,7 @@
         <w:ind w:left="4660" w:hanging="360"/>
       </w:pPr>
       <w:rPr>
-        <w:rFonts w:ascii="Wingdings" w:hAnsi="Wingdings" w:hint="default"/>
+        <w:rFonts w:hint="default" w:ascii="Wingdings" w:hAnsi="Wingdings"/>
       </w:rPr>
     </w:lvl>
     <w:lvl w:ilvl="6" w:tplc="040E0001" w:tentative="1">
@@ -4694,7 +5131,7 @@
         <w:ind w:left="5380" w:hanging="360"/>
       </w:pPr>
       <w:rPr>
-        <w:rFonts w:ascii="Symbol" w:hAnsi="Symbol" w:hint="default"/>
+        <w:rFonts w:hint="default" w:ascii="Symbol" w:hAnsi="Symbol"/>
       </w:rPr>
     </w:lvl>
     <w:lvl w:ilvl="7" w:tplc="040E0003" w:tentative="1">
@@ -4706,7 +5143,7 @@
         <w:ind w:left="6100" w:hanging="360"/>
       </w:pPr>
       <w:rPr>
-        <w:rFonts w:ascii="Courier New" w:hAnsi="Courier New" w:cs="Courier New" w:hint="default"/>
+        <w:rFonts w:hint="default" w:ascii="Courier New" w:hAnsi="Courier New" w:cs="Courier New"/>
       </w:rPr>
     </w:lvl>
     <w:lvl w:ilvl="8" w:tplc="040E0005" w:tentative="1">
@@ -4718,7 +5155,7 @@
         <w:ind w:left="6820" w:hanging="360"/>
       </w:pPr>
       <w:rPr>
-        <w:rFonts w:ascii="Wingdings" w:hAnsi="Wingdings" w:hint="default"/>
+        <w:rFonts w:hint="default" w:ascii="Wingdings" w:hAnsi="Wingdings"/>
       </w:rPr>
     </w:lvl>
   </w:abstractNum>
@@ -4735,7 +5172,7 @@
         <w:ind w:left="1060" w:hanging="360"/>
       </w:pPr>
       <w:rPr>
-        <w:rFonts w:ascii="Symbol" w:hAnsi="Symbol" w:hint="default"/>
+        <w:rFonts w:hint="default" w:ascii="Symbol" w:hAnsi="Symbol"/>
       </w:rPr>
     </w:lvl>
     <w:lvl w:ilvl="1" w:tplc="040E0003" w:tentative="1">
@@ -4747,7 +5184,7 @@
         <w:ind w:left="1780" w:hanging="360"/>
       </w:pPr>
       <w:rPr>
-        <w:rFonts w:ascii="Courier New" w:hAnsi="Courier New" w:cs="Courier New" w:hint="default"/>
+        <w:rFonts w:hint="default" w:ascii="Courier New" w:hAnsi="Courier New" w:cs="Courier New"/>
       </w:rPr>
     </w:lvl>
     <w:lvl w:ilvl="2" w:tplc="040E0005" w:tentative="1">
@@ -4759,7 +5196,7 @@
         <w:ind w:left="2500" w:hanging="360"/>
       </w:pPr>
       <w:rPr>
-        <w:rFonts w:ascii="Wingdings" w:hAnsi="Wingdings" w:hint="default"/>
+        <w:rFonts w:hint="default" w:ascii="Wingdings" w:hAnsi="Wingdings"/>
       </w:rPr>
     </w:lvl>
     <w:lvl w:ilvl="3" w:tplc="040E0001" w:tentative="1">
@@ -4771,7 +5208,7 @@
         <w:ind w:left="3220" w:hanging="360"/>
       </w:pPr>
       <w:rPr>
-        <w:rFonts w:ascii="Symbol" w:hAnsi="Symbol" w:hint="default"/>
+        <w:rFonts w:hint="default" w:ascii="Symbol" w:hAnsi="Symbol"/>
       </w:rPr>
     </w:lvl>
     <w:lvl w:ilvl="4" w:tplc="040E0003" w:tentative="1">
@@ -4783,7 +5220,7 @@
         <w:ind w:left="3940" w:hanging="360"/>
       </w:pPr>
       <w:rPr>
-        <w:rFonts w:ascii="Courier New" w:hAnsi="Courier New" w:cs="Courier New" w:hint="default"/>
+        <w:rFonts w:hint="default" w:ascii="Courier New" w:hAnsi="Courier New" w:cs="Courier New"/>
       </w:rPr>
     </w:lvl>
     <w:lvl w:ilvl="5" w:tplc="040E0005" w:tentative="1">
@@ -4795,7 +5232,7 @@
         <w:ind w:left="4660" w:hanging="360"/>
       </w:pPr>
       <w:rPr>
-        <w:rFonts w:ascii="Wingdings" w:hAnsi="Wingdings" w:hint="default"/>
+        <w:rFonts w:hint="default" w:ascii="Wingdings" w:hAnsi="Wingdings"/>
       </w:rPr>
     </w:lvl>
     <w:lvl w:ilvl="6" w:tplc="040E0001" w:tentative="1">
@@ -4807,7 +5244,7 @@
         <w:ind w:left="5380" w:hanging="360"/>
       </w:pPr>
       <w:rPr>
-        <w:rFonts w:ascii="Symbol" w:hAnsi="Symbol" w:hint="default"/>
+        <w:rFonts w:hint="default" w:ascii="Symbol" w:hAnsi="Symbol"/>
       </w:rPr>
     </w:lvl>
     <w:lvl w:ilvl="7" w:tplc="040E0003" w:tentative="1">
@@ -4819,7 +5256,7 @@
         <w:ind w:left="6100" w:hanging="360"/>
       </w:pPr>
       <w:rPr>
-        <w:rFonts w:ascii="Courier New" w:hAnsi="Courier New" w:cs="Courier New" w:hint="default"/>
+        <w:rFonts w:hint="default" w:ascii="Courier New" w:hAnsi="Courier New" w:cs="Courier New"/>
       </w:rPr>
     </w:lvl>
     <w:lvl w:ilvl="8" w:tplc="040E0005" w:tentative="1">
@@ -4831,7 +5268,7 @@
         <w:ind w:left="6820" w:hanging="360"/>
       </w:pPr>
       <w:rPr>
-        <w:rFonts w:ascii="Wingdings" w:hAnsi="Wingdings" w:hint="default"/>
+        <w:rFonts w:hint="default" w:ascii="Wingdings" w:hAnsi="Wingdings"/>
       </w:rPr>
     </w:lvl>
   </w:abstractNum>
@@ -4848,7 +5285,7 @@
         <w:ind w:left="1060" w:hanging="360"/>
       </w:pPr>
       <w:rPr>
-        <w:rFonts w:ascii="Symbol" w:hAnsi="Symbol" w:hint="default"/>
+        <w:rFonts w:hint="default" w:ascii="Symbol" w:hAnsi="Symbol"/>
       </w:rPr>
     </w:lvl>
     <w:lvl w:ilvl="1" w:tplc="040E0003" w:tentative="1">
@@ -4860,7 +5297,7 @@
         <w:ind w:left="1780" w:hanging="360"/>
       </w:pPr>
       <w:rPr>
-        <w:rFonts w:ascii="Courier New" w:hAnsi="Courier New" w:cs="Courier New" w:hint="default"/>
+        <w:rFonts w:hint="default" w:ascii="Courier New" w:hAnsi="Courier New" w:cs="Courier New"/>
       </w:rPr>
     </w:lvl>
     <w:lvl w:ilvl="2" w:tplc="040E0005" w:tentative="1">
@@ -4872,7 +5309,7 @@
         <w:ind w:left="2500" w:hanging="360"/>
       </w:pPr>
       <w:rPr>
-        <w:rFonts w:ascii="Wingdings" w:hAnsi="Wingdings" w:hint="default"/>
+        <w:rFonts w:hint="default" w:ascii="Wingdings" w:hAnsi="Wingdings"/>
       </w:rPr>
     </w:lvl>
     <w:lvl w:ilvl="3" w:tplc="040E0001" w:tentative="1">
@@ -4884,7 +5321,7 @@
         <w:ind w:left="3220" w:hanging="360"/>
       </w:pPr>
       <w:rPr>
-        <w:rFonts w:ascii="Symbol" w:hAnsi="Symbol" w:hint="default"/>
+        <w:rFonts w:hint="default" w:ascii="Symbol" w:hAnsi="Symbol"/>
       </w:rPr>
     </w:lvl>
     <w:lvl w:ilvl="4" w:tplc="040E0003" w:tentative="1">
@@ -4896,7 +5333,7 @@
         <w:ind w:left="3940" w:hanging="360"/>
       </w:pPr>
       <w:rPr>
-        <w:rFonts w:ascii="Courier New" w:hAnsi="Courier New" w:cs="Courier New" w:hint="default"/>
+        <w:rFonts w:hint="default" w:ascii="Courier New" w:hAnsi="Courier New" w:cs="Courier New"/>
       </w:rPr>
     </w:lvl>
     <w:lvl w:ilvl="5" w:tplc="040E0005" w:tentative="1">
@@ -4908,7 +5345,7 @@
         <w:ind w:left="4660" w:hanging="360"/>
       </w:pPr>
       <w:rPr>
-        <w:rFonts w:ascii="Wingdings" w:hAnsi="Wingdings" w:hint="default"/>
+        <w:rFonts w:hint="default" w:ascii="Wingdings" w:hAnsi="Wingdings"/>
       </w:rPr>
     </w:lvl>
     <w:lvl w:ilvl="6" w:tplc="040E0001" w:tentative="1">
@@ -4920,7 +5357,7 @@
         <w:ind w:left="5380" w:hanging="360"/>
       </w:pPr>
       <w:rPr>
-        <w:rFonts w:ascii="Symbol" w:hAnsi="Symbol" w:hint="default"/>
+        <w:rFonts w:hint="default" w:ascii="Symbol" w:hAnsi="Symbol"/>
       </w:rPr>
     </w:lvl>
     <w:lvl w:ilvl="7" w:tplc="040E0003" w:tentative="1">
@@ -4932,7 +5369,7 @@
         <w:ind w:left="6100" w:hanging="360"/>
       </w:pPr>
       <w:rPr>
-        <w:rFonts w:ascii="Courier New" w:hAnsi="Courier New" w:cs="Courier New" w:hint="default"/>
+        <w:rFonts w:hint="default" w:ascii="Courier New" w:hAnsi="Courier New" w:cs="Courier New"/>
       </w:rPr>
     </w:lvl>
     <w:lvl w:ilvl="8" w:tplc="040E0005" w:tentative="1">
@@ -4944,7 +5381,7 @@
         <w:ind w:left="6820" w:hanging="360"/>
       </w:pPr>
       <w:rPr>
-        <w:rFonts w:ascii="Wingdings" w:hAnsi="Wingdings" w:hint="default"/>
+        <w:rFonts w:hint="default" w:ascii="Wingdings" w:hAnsi="Wingdings"/>
       </w:rPr>
     </w:lvl>
   </w:abstractNum>
@@ -4961,7 +5398,7 @@
         <w:ind w:left="1060" w:hanging="360"/>
       </w:pPr>
       <w:rPr>
-        <w:rFonts w:ascii="Symbol" w:hAnsi="Symbol" w:hint="default"/>
+        <w:rFonts w:hint="default" w:ascii="Symbol" w:hAnsi="Symbol"/>
       </w:rPr>
     </w:lvl>
     <w:lvl w:ilvl="1" w:tplc="040E0003" w:tentative="1">
@@ -4973,7 +5410,7 @@
         <w:ind w:left="1780" w:hanging="360"/>
       </w:pPr>
       <w:rPr>
-        <w:rFonts w:ascii="Courier New" w:hAnsi="Courier New" w:cs="Courier New" w:hint="default"/>
+        <w:rFonts w:hint="default" w:ascii="Courier New" w:hAnsi="Courier New" w:cs="Courier New"/>
       </w:rPr>
     </w:lvl>
     <w:lvl w:ilvl="2" w:tplc="040E0005" w:tentative="1">
@@ -4985,7 +5422,7 @@
         <w:ind w:left="2500" w:hanging="360"/>
       </w:pPr>
       <w:rPr>
-        <w:rFonts w:ascii="Wingdings" w:hAnsi="Wingdings" w:hint="default"/>
+        <w:rFonts w:hint="default" w:ascii="Wingdings" w:hAnsi="Wingdings"/>
       </w:rPr>
     </w:lvl>
     <w:lvl w:ilvl="3" w:tplc="040E0001" w:tentative="1">
@@ -4997,7 +5434,7 @@
         <w:ind w:left="3220" w:hanging="360"/>
       </w:pPr>
       <w:rPr>
-        <w:rFonts w:ascii="Symbol" w:hAnsi="Symbol" w:hint="default"/>
+        <w:rFonts w:hint="default" w:ascii="Symbol" w:hAnsi="Symbol"/>
       </w:rPr>
     </w:lvl>
     <w:lvl w:ilvl="4" w:tplc="040E0003" w:tentative="1">
@@ -5009,7 +5446,7 @@
         <w:ind w:left="3940" w:hanging="360"/>
       </w:pPr>
       <w:rPr>
-        <w:rFonts w:ascii="Courier New" w:hAnsi="Courier New" w:cs="Courier New" w:hint="default"/>
+        <w:rFonts w:hint="default" w:ascii="Courier New" w:hAnsi="Courier New" w:cs="Courier New"/>
       </w:rPr>
     </w:lvl>
     <w:lvl w:ilvl="5" w:tplc="040E0005" w:tentative="1">
@@ -5021,7 +5458,7 @@
         <w:ind w:left="4660" w:hanging="360"/>
       </w:pPr>
       <w:rPr>
-        <w:rFonts w:ascii="Wingdings" w:hAnsi="Wingdings" w:hint="default"/>
+        <w:rFonts w:hint="default" w:ascii="Wingdings" w:hAnsi="Wingdings"/>
       </w:rPr>
     </w:lvl>
     <w:lvl w:ilvl="6" w:tplc="040E0001" w:tentative="1">
@@ -5033,7 +5470,7 @@
         <w:ind w:left="5380" w:hanging="360"/>
       </w:pPr>
       <w:rPr>
-        <w:rFonts w:ascii="Symbol" w:hAnsi="Symbol" w:hint="default"/>
+        <w:rFonts w:hint="default" w:ascii="Symbol" w:hAnsi="Symbol"/>
       </w:rPr>
     </w:lvl>
     <w:lvl w:ilvl="7" w:tplc="040E0003" w:tentative="1">
@@ -5045,7 +5482,7 @@
         <w:ind w:left="6100" w:hanging="360"/>
       </w:pPr>
       <w:rPr>
-        <w:rFonts w:ascii="Courier New" w:hAnsi="Courier New" w:cs="Courier New" w:hint="default"/>
+        <w:rFonts w:hint="default" w:ascii="Courier New" w:hAnsi="Courier New" w:cs="Courier New"/>
       </w:rPr>
     </w:lvl>
     <w:lvl w:ilvl="8" w:tplc="040E0005" w:tentative="1">
@@ -5057,7 +5494,7 @@
         <w:ind w:left="6820" w:hanging="360"/>
       </w:pPr>
       <w:rPr>
-        <w:rFonts w:ascii="Wingdings" w:hAnsi="Wingdings" w:hint="default"/>
+        <w:rFonts w:hint="default" w:ascii="Wingdings" w:hAnsi="Wingdings"/>
       </w:rPr>
     </w:lvl>
   </w:abstractNum>
@@ -5190,7 +5627,7 @@
         <w:ind w:left="720" w:hanging="360"/>
       </w:pPr>
       <w:rPr>
-        <w:rFonts w:ascii="Symbol" w:hAnsi="Symbol" w:hint="default"/>
+        <w:rFonts w:hint="default" w:ascii="Symbol" w:hAnsi="Symbol"/>
         <w:sz w:val="20"/>
       </w:rPr>
     </w:lvl>
@@ -5206,7 +5643,7 @@
         <w:ind w:left="1440" w:hanging="360"/>
       </w:pPr>
       <w:rPr>
-        <w:rFonts w:ascii="Courier New" w:hAnsi="Courier New" w:hint="default"/>
+        <w:rFonts w:hint="default" w:ascii="Courier New" w:hAnsi="Courier New"/>
         <w:sz w:val="20"/>
       </w:rPr>
     </w:lvl>
@@ -5222,7 +5659,7 @@
         <w:ind w:left="2160" w:hanging="360"/>
       </w:pPr>
       <w:rPr>
-        <w:rFonts w:ascii="Wingdings" w:hAnsi="Wingdings" w:hint="default"/>
+        <w:rFonts w:hint="default" w:ascii="Wingdings" w:hAnsi="Wingdings"/>
         <w:sz w:val="20"/>
       </w:rPr>
     </w:lvl>
@@ -5238,7 +5675,7 @@
         <w:ind w:left="2880" w:hanging="360"/>
       </w:pPr>
       <w:rPr>
-        <w:rFonts w:ascii="Wingdings" w:hAnsi="Wingdings" w:hint="default"/>
+        <w:rFonts w:hint="default" w:ascii="Wingdings" w:hAnsi="Wingdings"/>
         <w:sz w:val="20"/>
       </w:rPr>
     </w:lvl>
@@ -5254,7 +5691,7 @@
         <w:ind w:left="3600" w:hanging="360"/>
       </w:pPr>
       <w:rPr>
-        <w:rFonts w:ascii="Wingdings" w:hAnsi="Wingdings" w:hint="default"/>
+        <w:rFonts w:hint="default" w:ascii="Wingdings" w:hAnsi="Wingdings"/>
         <w:sz w:val="20"/>
       </w:rPr>
     </w:lvl>
@@ -5270,7 +5707,7 @@
         <w:ind w:left="4320" w:hanging="360"/>
       </w:pPr>
       <w:rPr>
-        <w:rFonts w:ascii="Wingdings" w:hAnsi="Wingdings" w:hint="default"/>
+        <w:rFonts w:hint="default" w:ascii="Wingdings" w:hAnsi="Wingdings"/>
         <w:sz w:val="20"/>
       </w:rPr>
     </w:lvl>
@@ -5286,7 +5723,7 @@
         <w:ind w:left="5040" w:hanging="360"/>
       </w:pPr>
       <w:rPr>
-        <w:rFonts w:ascii="Wingdings" w:hAnsi="Wingdings" w:hint="default"/>
+        <w:rFonts w:hint="default" w:ascii="Wingdings" w:hAnsi="Wingdings"/>
         <w:sz w:val="20"/>
       </w:rPr>
     </w:lvl>
@@ -5302,7 +5739,7 @@
         <w:ind w:left="5760" w:hanging="360"/>
       </w:pPr>
       <w:rPr>
-        <w:rFonts w:ascii="Wingdings" w:hAnsi="Wingdings" w:hint="default"/>
+        <w:rFonts w:hint="default" w:ascii="Wingdings" w:hAnsi="Wingdings"/>
         <w:sz w:val="20"/>
       </w:rPr>
     </w:lvl>
@@ -5318,7 +5755,7 @@
         <w:ind w:left="6480" w:hanging="360"/>
       </w:pPr>
       <w:rPr>
-        <w:rFonts w:ascii="Wingdings" w:hAnsi="Wingdings" w:hint="default"/>
+        <w:rFonts w:hint="default" w:ascii="Wingdings" w:hAnsi="Wingdings"/>
         <w:sz w:val="20"/>
       </w:rPr>
     </w:lvl>
@@ -5517,7 +5954,7 @@
         <w:ind w:left="1060" w:hanging="360"/>
       </w:pPr>
       <w:rPr>
-        <w:rFonts w:ascii="Symbol" w:hAnsi="Symbol" w:hint="default"/>
+        <w:rFonts w:hint="default" w:ascii="Symbol" w:hAnsi="Symbol"/>
       </w:rPr>
     </w:lvl>
     <w:lvl w:ilvl="1" w:tplc="040E0003" w:tentative="1">
@@ -5529,7 +5966,7 @@
         <w:ind w:left="1780" w:hanging="360"/>
       </w:pPr>
       <w:rPr>
-        <w:rFonts w:ascii="Courier New" w:hAnsi="Courier New" w:cs="Courier New" w:hint="default"/>
+        <w:rFonts w:hint="default" w:ascii="Courier New" w:hAnsi="Courier New" w:cs="Courier New"/>
       </w:rPr>
     </w:lvl>
     <w:lvl w:ilvl="2" w:tplc="040E0005" w:tentative="1">
@@ -5541,7 +5978,7 @@
         <w:ind w:left="2500" w:hanging="360"/>
       </w:pPr>
       <w:rPr>
-        <w:rFonts w:ascii="Wingdings" w:hAnsi="Wingdings" w:hint="default"/>
+        <w:rFonts w:hint="default" w:ascii="Wingdings" w:hAnsi="Wingdings"/>
       </w:rPr>
     </w:lvl>
     <w:lvl w:ilvl="3" w:tplc="040E0001" w:tentative="1">
@@ -5553,7 +5990,7 @@
         <w:ind w:left="3220" w:hanging="360"/>
       </w:pPr>
       <w:rPr>
-        <w:rFonts w:ascii="Symbol" w:hAnsi="Symbol" w:hint="default"/>
+        <w:rFonts w:hint="default" w:ascii="Symbol" w:hAnsi="Symbol"/>
       </w:rPr>
     </w:lvl>
     <w:lvl w:ilvl="4" w:tplc="040E0003" w:tentative="1">
@@ -5565,7 +6002,7 @@
         <w:ind w:left="3940" w:hanging="360"/>
       </w:pPr>
       <w:rPr>
-        <w:rFonts w:ascii="Courier New" w:hAnsi="Courier New" w:cs="Courier New" w:hint="default"/>
+        <w:rFonts w:hint="default" w:ascii="Courier New" w:hAnsi="Courier New" w:cs="Courier New"/>
       </w:rPr>
     </w:lvl>
     <w:lvl w:ilvl="5" w:tplc="040E0005" w:tentative="1">
@@ -5577,7 +6014,7 @@
         <w:ind w:left="4660" w:hanging="360"/>
       </w:pPr>
       <w:rPr>
-        <w:rFonts w:ascii="Wingdings" w:hAnsi="Wingdings" w:hint="default"/>
+        <w:rFonts w:hint="default" w:ascii="Wingdings" w:hAnsi="Wingdings"/>
       </w:rPr>
     </w:lvl>
     <w:lvl w:ilvl="6" w:tplc="040E0001" w:tentative="1">
@@ -5589,7 +6026,7 @@
         <w:ind w:left="5380" w:hanging="360"/>
       </w:pPr>
       <w:rPr>
-        <w:rFonts w:ascii="Symbol" w:hAnsi="Symbol" w:hint="default"/>
+        <w:rFonts w:hint="default" w:ascii="Symbol" w:hAnsi="Symbol"/>
       </w:rPr>
     </w:lvl>
     <w:lvl w:ilvl="7" w:tplc="040E0003" w:tentative="1">
@@ -5601,7 +6038,7 @@
         <w:ind w:left="6100" w:hanging="360"/>
       </w:pPr>
       <w:rPr>
-        <w:rFonts w:ascii="Courier New" w:hAnsi="Courier New" w:cs="Courier New" w:hint="default"/>
+        <w:rFonts w:hint="default" w:ascii="Courier New" w:hAnsi="Courier New" w:cs="Courier New"/>
       </w:rPr>
     </w:lvl>
     <w:lvl w:ilvl="8" w:tplc="040E0005" w:tentative="1">
@@ -5613,7 +6050,7 @@
         <w:ind w:left="6820" w:hanging="360"/>
       </w:pPr>
       <w:rPr>
-        <w:rFonts w:ascii="Wingdings" w:hAnsi="Wingdings" w:hint="default"/>
+        <w:rFonts w:hint="default" w:ascii="Wingdings" w:hAnsi="Wingdings"/>
       </w:rPr>
     </w:lvl>
   </w:abstractNum>
@@ -5746,7 +6183,7 @@
         <w:ind w:left="720" w:hanging="360"/>
       </w:pPr>
       <w:rPr>
-        <w:rFonts w:ascii="Symbol" w:hAnsi="Symbol" w:hint="default"/>
+        <w:rFonts w:hint="default" w:ascii="Symbol" w:hAnsi="Symbol"/>
         <w:sz w:val="20"/>
       </w:rPr>
     </w:lvl>
@@ -5762,7 +6199,7 @@
         <w:ind w:left="1440" w:hanging="360"/>
       </w:pPr>
       <w:rPr>
-        <w:rFonts w:ascii="Courier New" w:hAnsi="Courier New" w:hint="default"/>
+        <w:rFonts w:hint="default" w:ascii="Courier New" w:hAnsi="Courier New"/>
         <w:sz w:val="20"/>
       </w:rPr>
     </w:lvl>
@@ -5778,7 +6215,7 @@
         <w:ind w:left="2160" w:hanging="360"/>
       </w:pPr>
       <w:rPr>
-        <w:rFonts w:ascii="Wingdings" w:hAnsi="Wingdings" w:hint="default"/>
+        <w:rFonts w:hint="default" w:ascii="Wingdings" w:hAnsi="Wingdings"/>
         <w:sz w:val="20"/>
       </w:rPr>
     </w:lvl>
@@ -5794,7 +6231,7 @@
         <w:ind w:left="2880" w:hanging="360"/>
       </w:pPr>
       <w:rPr>
-        <w:rFonts w:ascii="Wingdings" w:hAnsi="Wingdings" w:hint="default"/>
+        <w:rFonts w:hint="default" w:ascii="Wingdings" w:hAnsi="Wingdings"/>
         <w:sz w:val="20"/>
       </w:rPr>
     </w:lvl>
@@ -5810,7 +6247,7 @@
         <w:ind w:left="3600" w:hanging="360"/>
       </w:pPr>
       <w:rPr>
-        <w:rFonts w:ascii="Wingdings" w:hAnsi="Wingdings" w:hint="default"/>
+        <w:rFonts w:hint="default" w:ascii="Wingdings" w:hAnsi="Wingdings"/>
         <w:sz w:val="20"/>
       </w:rPr>
     </w:lvl>
@@ -5826,7 +6263,7 @@
         <w:ind w:left="4320" w:hanging="360"/>
       </w:pPr>
       <w:rPr>
-        <w:rFonts w:ascii="Wingdings" w:hAnsi="Wingdings" w:hint="default"/>
+        <w:rFonts w:hint="default" w:ascii="Wingdings" w:hAnsi="Wingdings"/>
         <w:sz w:val="20"/>
       </w:rPr>
     </w:lvl>
@@ -5842,7 +6279,7 @@
         <w:ind w:left="5040" w:hanging="360"/>
       </w:pPr>
       <w:rPr>
-        <w:rFonts w:ascii="Wingdings" w:hAnsi="Wingdings" w:hint="default"/>
+        <w:rFonts w:hint="default" w:ascii="Wingdings" w:hAnsi="Wingdings"/>
         <w:sz w:val="20"/>
       </w:rPr>
     </w:lvl>
@@ -5858,7 +6295,7 @@
         <w:ind w:left="5760" w:hanging="360"/>
       </w:pPr>
       <w:rPr>
-        <w:rFonts w:ascii="Wingdings" w:hAnsi="Wingdings" w:hint="default"/>
+        <w:rFonts w:hint="default" w:ascii="Wingdings" w:hAnsi="Wingdings"/>
         <w:sz w:val="20"/>
       </w:rPr>
     </w:lvl>
@@ -5874,7 +6311,7 @@
         <w:ind w:left="6480" w:hanging="360"/>
       </w:pPr>
       <w:rPr>
-        <w:rFonts w:ascii="Wingdings" w:hAnsi="Wingdings" w:hint="default"/>
+        <w:rFonts w:hint="default" w:ascii="Wingdings" w:hAnsi="Wingdings"/>
         <w:sz w:val="20"/>
       </w:rPr>
     </w:lvl>
@@ -5895,7 +6332,7 @@
         <w:ind w:left="720" w:hanging="360"/>
       </w:pPr>
       <w:rPr>
-        <w:rFonts w:ascii="Symbol" w:hAnsi="Symbol" w:hint="default"/>
+        <w:rFonts w:hint="default" w:ascii="Symbol" w:hAnsi="Symbol"/>
         <w:sz w:val="20"/>
       </w:rPr>
     </w:lvl>
@@ -5911,7 +6348,7 @@
         <w:ind w:left="1440" w:hanging="360"/>
       </w:pPr>
       <w:rPr>
-        <w:rFonts w:ascii="Courier New" w:hAnsi="Courier New" w:hint="default"/>
+        <w:rFonts w:hint="default" w:ascii="Courier New" w:hAnsi="Courier New"/>
         <w:sz w:val="20"/>
       </w:rPr>
     </w:lvl>
@@ -5927,7 +6364,7 @@
         <w:ind w:left="2160" w:hanging="360"/>
       </w:pPr>
       <w:rPr>
-        <w:rFonts w:ascii="Wingdings" w:hAnsi="Wingdings" w:hint="default"/>
+        <w:rFonts w:hint="default" w:ascii="Wingdings" w:hAnsi="Wingdings"/>
         <w:sz w:val="20"/>
       </w:rPr>
     </w:lvl>
@@ -5943,7 +6380,7 @@
         <w:ind w:left="2880" w:hanging="360"/>
       </w:pPr>
       <w:rPr>
-        <w:rFonts w:ascii="Wingdings" w:hAnsi="Wingdings" w:hint="default"/>
+        <w:rFonts w:hint="default" w:ascii="Wingdings" w:hAnsi="Wingdings"/>
         <w:sz w:val="20"/>
       </w:rPr>
     </w:lvl>
@@ -5959,7 +6396,7 @@
         <w:ind w:left="3600" w:hanging="360"/>
       </w:pPr>
       <w:rPr>
-        <w:rFonts w:ascii="Wingdings" w:hAnsi="Wingdings" w:hint="default"/>
+        <w:rFonts w:hint="default" w:ascii="Wingdings" w:hAnsi="Wingdings"/>
         <w:sz w:val="20"/>
       </w:rPr>
     </w:lvl>
@@ -5975,7 +6412,7 @@
         <w:ind w:left="4320" w:hanging="360"/>
       </w:pPr>
       <w:rPr>
-        <w:rFonts w:ascii="Wingdings" w:hAnsi="Wingdings" w:hint="default"/>
+        <w:rFonts w:hint="default" w:ascii="Wingdings" w:hAnsi="Wingdings"/>
         <w:sz w:val="20"/>
       </w:rPr>
     </w:lvl>
@@ -5991,7 +6428,7 @@
         <w:ind w:left="5040" w:hanging="360"/>
       </w:pPr>
       <w:rPr>
-        <w:rFonts w:ascii="Wingdings" w:hAnsi="Wingdings" w:hint="default"/>
+        <w:rFonts w:hint="default" w:ascii="Wingdings" w:hAnsi="Wingdings"/>
         <w:sz w:val="20"/>
       </w:rPr>
     </w:lvl>
@@ -6007,7 +6444,7 @@
         <w:ind w:left="5760" w:hanging="360"/>
       </w:pPr>
       <w:rPr>
-        <w:rFonts w:ascii="Wingdings" w:hAnsi="Wingdings" w:hint="default"/>
+        <w:rFonts w:hint="default" w:ascii="Wingdings" w:hAnsi="Wingdings"/>
         <w:sz w:val="20"/>
       </w:rPr>
     </w:lvl>
@@ -6023,7 +6460,7 @@
         <w:ind w:left="6480" w:hanging="360"/>
       </w:pPr>
       <w:rPr>
-        <w:rFonts w:ascii="Wingdings" w:hAnsi="Wingdings" w:hint="default"/>
+        <w:rFonts w:hint="default" w:ascii="Wingdings" w:hAnsi="Wingdings"/>
         <w:sz w:val="20"/>
       </w:rPr>
     </w:lvl>
@@ -6080,11 +6517,11 @@
 </file>
 
 <file path=word/styles.xml><?xml version="1.0" encoding="utf-8"?>
-<w:styles xmlns:mc="http://schemas.openxmlformats.org/markup-compatibility/2006" xmlns:r="http://schemas.openxmlformats.org/officeDocument/2006/relationships" xmlns:w="http://schemas.openxmlformats.org/wordprocessingml/2006/main" xmlns:w14="http://schemas.microsoft.com/office/word/2010/wordml" xmlns:w15="http://schemas.microsoft.com/office/word/2012/wordml" xmlns:w16cex="http://schemas.microsoft.com/office/word/2018/wordml/cex" xmlns:w16cid="http://schemas.microsoft.com/office/word/2016/wordml/cid" xmlns:w16="http://schemas.microsoft.com/office/word/2018/wordml" xmlns:w16sdtdh="http://schemas.microsoft.com/office/word/2020/wordml/sdtdatahash" xmlns:w16se="http://schemas.microsoft.com/office/word/2015/wordml/symex" mc:Ignorable="w14 w15 w16se w16cid w16 w16cex w16sdtdh">
+<w:styles xmlns:wp14="http://schemas.microsoft.com/office/word/2010/wordprocessingDrawing" xmlns:mc="http://schemas.openxmlformats.org/markup-compatibility/2006" xmlns:r="http://schemas.openxmlformats.org/officeDocument/2006/relationships" xmlns:w="http://schemas.openxmlformats.org/wordprocessingml/2006/main" xmlns:w14="http://schemas.microsoft.com/office/word/2010/wordml" xmlns:w15="http://schemas.microsoft.com/office/word/2012/wordml" xmlns:w16cex="http://schemas.microsoft.com/office/word/2018/wordml/cex" xmlns:w16cid="http://schemas.microsoft.com/office/word/2016/wordml/cid" xmlns:w16="http://schemas.microsoft.com/office/word/2018/wordml" xmlns:w16sdtdh="http://schemas.microsoft.com/office/word/2020/wordml/sdtdatahash" xmlns:w16se="http://schemas.microsoft.com/office/word/2015/wordml/symex" mc:Ignorable="w14 w15 w16se w16cid w16 w16cex w16sdtdh wp14">
   <w:docDefaults>
     <w:rPrDefault>
       <w:rPr>
-        <w:rFonts w:ascii="Times New Roman" w:eastAsiaTheme="minorHAnsi" w:hAnsi="Times New Roman" w:cstheme="minorHAnsi"/>
+        <w:rFonts w:ascii="Times New Roman" w:hAnsi="Times New Roman" w:eastAsiaTheme="minorHAnsi" w:cstheme="minorHAnsi"/>
         <w:sz w:val="24"/>
         <w:szCs w:val="22"/>
         <w:lang w:val="hu-HU" w:eastAsia="en-US" w:bidi="ar-SA"/>
@@ -6095,14 +6532,14 @@
   <w:latentStyles w:defLockedState="0" w:defUIPriority="99" w:defSemiHidden="0" w:defUnhideWhenUsed="0" w:defQFormat="0" w:count="376">
     <w:lsdException w:name="Normal" w:uiPriority="0" w:qFormat="1"/>
     <w:lsdException w:name="heading 1" w:uiPriority="9" w:qFormat="1"/>
-    <w:lsdException w:name="heading 2" w:semiHidden="1" w:uiPriority="9" w:unhideWhenUsed="1" w:qFormat="1"/>
-    <w:lsdException w:name="heading 3" w:semiHidden="1" w:uiPriority="9" w:unhideWhenUsed="1" w:qFormat="1"/>
-    <w:lsdException w:name="heading 4" w:semiHidden="1" w:uiPriority="9" w:unhideWhenUsed="1" w:qFormat="1"/>
-    <w:lsdException w:name="heading 5" w:semiHidden="1" w:uiPriority="9" w:unhideWhenUsed="1" w:qFormat="1"/>
-    <w:lsdException w:name="heading 6" w:semiHidden="1" w:uiPriority="9" w:unhideWhenUsed="1" w:qFormat="1"/>
-    <w:lsdException w:name="heading 7" w:semiHidden="1" w:uiPriority="9" w:unhideWhenUsed="1" w:qFormat="1"/>
-    <w:lsdException w:name="heading 8" w:semiHidden="1" w:uiPriority="9" w:unhideWhenUsed="1" w:qFormat="1"/>
-    <w:lsdException w:name="heading 9" w:semiHidden="1" w:uiPriority="9" w:unhideWhenUsed="1" w:qFormat="1"/>
+    <w:lsdException w:name="heading 2" w:uiPriority="9" w:semiHidden="1" w:unhideWhenUsed="1" w:qFormat="1"/>
+    <w:lsdException w:name="heading 3" w:uiPriority="9" w:semiHidden="1" w:unhideWhenUsed="1" w:qFormat="1"/>
+    <w:lsdException w:name="heading 4" w:uiPriority="9" w:semiHidden="1" w:unhideWhenUsed="1" w:qFormat="1"/>
+    <w:lsdException w:name="heading 5" w:uiPriority="9" w:semiHidden="1" w:unhideWhenUsed="1" w:qFormat="1"/>
+    <w:lsdException w:name="heading 6" w:uiPriority="9" w:semiHidden="1" w:unhideWhenUsed="1" w:qFormat="1"/>
+    <w:lsdException w:name="heading 7" w:uiPriority="9" w:semiHidden="1" w:unhideWhenUsed="1" w:qFormat="1"/>
+    <w:lsdException w:name="heading 8" w:uiPriority="9" w:semiHidden="1" w:unhideWhenUsed="1" w:qFormat="1"/>
+    <w:lsdException w:name="heading 9" w:uiPriority="9" w:semiHidden="1" w:unhideWhenUsed="1" w:qFormat="1"/>
     <w:lsdException w:name="index 1" w:semiHidden="1" w:unhideWhenUsed="1"/>
     <w:lsdException w:name="index 2" w:semiHidden="1" w:unhideWhenUsed="1"/>
     <w:lsdException w:name="index 3" w:semiHidden="1" w:unhideWhenUsed="1"/>
@@ -6112,22 +6549,22 @@
     <w:lsdException w:name="index 7" w:semiHidden="1" w:unhideWhenUsed="1"/>
     <w:lsdException w:name="index 8" w:semiHidden="1" w:unhideWhenUsed="1"/>
     <w:lsdException w:name="index 9" w:semiHidden="1" w:unhideWhenUsed="1"/>
-    <w:lsdException w:name="toc 1" w:semiHidden="1" w:uiPriority="39" w:unhideWhenUsed="1" w:qFormat="1"/>
-    <w:lsdException w:name="toc 2" w:semiHidden="1" w:uiPriority="39" w:unhideWhenUsed="1" w:qFormat="1"/>
-    <w:lsdException w:name="toc 3" w:semiHidden="1" w:uiPriority="39" w:unhideWhenUsed="1" w:qFormat="1"/>
-    <w:lsdException w:name="toc 4" w:semiHidden="1" w:uiPriority="39" w:unhideWhenUsed="1"/>
-    <w:lsdException w:name="toc 5" w:semiHidden="1" w:uiPriority="39" w:unhideWhenUsed="1"/>
-    <w:lsdException w:name="toc 6" w:semiHidden="1" w:uiPriority="39" w:unhideWhenUsed="1"/>
-    <w:lsdException w:name="toc 7" w:semiHidden="1" w:uiPriority="39" w:unhideWhenUsed="1"/>
-    <w:lsdException w:name="toc 8" w:semiHidden="1" w:uiPriority="39" w:unhideWhenUsed="1"/>
-    <w:lsdException w:name="toc 9" w:semiHidden="1" w:uiPriority="39" w:unhideWhenUsed="1"/>
+    <w:lsdException w:name="toc 1" w:uiPriority="39" w:semiHidden="1" w:unhideWhenUsed="1" w:qFormat="1"/>
+    <w:lsdException w:name="toc 2" w:uiPriority="39" w:semiHidden="1" w:unhideWhenUsed="1" w:qFormat="1"/>
+    <w:lsdException w:name="toc 3" w:uiPriority="39" w:semiHidden="1" w:unhideWhenUsed="1" w:qFormat="1"/>
+    <w:lsdException w:name="toc 4" w:uiPriority="39" w:semiHidden="1" w:unhideWhenUsed="1"/>
+    <w:lsdException w:name="toc 5" w:uiPriority="39" w:semiHidden="1" w:unhideWhenUsed="1"/>
+    <w:lsdException w:name="toc 6" w:uiPriority="39" w:semiHidden="1" w:unhideWhenUsed="1"/>
+    <w:lsdException w:name="toc 7" w:uiPriority="39" w:semiHidden="1" w:unhideWhenUsed="1"/>
+    <w:lsdException w:name="toc 8" w:uiPriority="39" w:semiHidden="1" w:unhideWhenUsed="1"/>
+    <w:lsdException w:name="toc 9" w:uiPriority="39" w:semiHidden="1" w:unhideWhenUsed="1"/>
     <w:lsdException w:name="Normal Indent" w:semiHidden="1" w:unhideWhenUsed="1"/>
     <w:lsdException w:name="footnote text" w:semiHidden="1" w:unhideWhenUsed="1"/>
     <w:lsdException w:name="annotation text" w:semiHidden="1" w:unhideWhenUsed="1"/>
     <w:lsdException w:name="header" w:semiHidden="1" w:unhideWhenUsed="1"/>
     <w:lsdException w:name="footer" w:semiHidden="1" w:unhideWhenUsed="1"/>
     <w:lsdException w:name="index heading" w:semiHidden="1" w:unhideWhenUsed="1"/>
-    <w:lsdException w:name="caption" w:semiHidden="1" w:uiPriority="35" w:unhideWhenUsed="1" w:qFormat="1"/>
+    <w:lsdException w:name="caption" w:uiPriority="35" w:semiHidden="1" w:unhideWhenUsed="1" w:qFormat="1"/>
     <w:lsdException w:name="table of figures" w:semiHidden="1" w:unhideWhenUsed="1"/>
     <w:lsdException w:name="envelope address" w:semiHidden="1" w:unhideWhenUsed="1"/>
     <w:lsdException w:name="envelope return" w:semiHidden="1" w:unhideWhenUsed="1"/>
@@ -6158,7 +6595,7 @@
     <w:lsdException w:name="Title" w:uiPriority="10" w:qFormat="1"/>
     <w:lsdException w:name="Closing" w:semiHidden="1" w:unhideWhenUsed="1"/>
     <w:lsdException w:name="Signature" w:semiHidden="1" w:unhideWhenUsed="1"/>
-    <w:lsdException w:name="Default Paragraph Font" w:semiHidden="1" w:uiPriority="1" w:unhideWhenUsed="1"/>
+    <w:lsdException w:name="Default Paragraph Font" w:uiPriority="1" w:semiHidden="1" w:unhideWhenUsed="1"/>
     <w:lsdException w:name="Body Text" w:semiHidden="1" w:unhideWhenUsed="1"/>
     <w:lsdException w:name="Body Text Indent" w:semiHidden="1" w:unhideWhenUsed="1"/>
     <w:lsdException w:name="List Continue" w:semiHidden="1" w:unhideWhenUsed="1"/>
@@ -6358,8 +6795,8 @@
     <w:lsdException w:name="Subtle Reference" w:uiPriority="31" w:qFormat="1"/>
     <w:lsdException w:name="Intense Reference" w:uiPriority="32" w:qFormat="1"/>
     <w:lsdException w:name="Book Title" w:uiPriority="33" w:qFormat="1"/>
-    <w:lsdException w:name="Bibliography" w:semiHidden="1" w:uiPriority="37" w:unhideWhenUsed="1"/>
-    <w:lsdException w:name="TOC Heading" w:semiHidden="1" w:uiPriority="39" w:unhideWhenUsed="1" w:qFormat="1"/>
+    <w:lsdException w:name="Bibliography" w:uiPriority="37" w:semiHidden="1" w:unhideWhenUsed="1"/>
+    <w:lsdException w:name="TOC Heading" w:uiPriority="39" w:semiHidden="1" w:unhideWhenUsed="1" w:qFormat="1"/>
     <w:lsdException w:name="Plain Table 1" w:uiPriority="41"/>
     <w:lsdException w:name="Plain Table 2" w:uiPriority="42"/>
     <w:lsdException w:name="Plain Table 3" w:uiPriority="43"/>
@@ -6470,7 +6907,7 @@
     <w:lsdException w:name="Unresolved Mention" w:semiHidden="1" w:unhideWhenUsed="1"/>
     <w:lsdException w:name="Smart Link" w:semiHidden="1" w:unhideWhenUsed="1"/>
   </w:latentStyles>
-  <w:style w:type="paragraph" w:default="1" w:styleId="Norml">
+  <w:style w:type="paragraph" w:styleId="Norml" w:default="1">
     <w:name w:val="Normal"/>
     <w:qFormat/>
     <w:rsid w:val="001737EE"/>
@@ -6499,7 +6936,7 @@
       <w:outlineLvl w:val="0"/>
     </w:pPr>
     <w:rPr>
-      <w:rFonts w:asciiTheme="majorHAnsi" w:eastAsiaTheme="majorEastAsia" w:hAnsiTheme="majorHAnsi" w:cstheme="majorBidi"/>
+      <w:rFonts w:asciiTheme="majorHAnsi" w:hAnsiTheme="majorHAnsi" w:eastAsiaTheme="majorEastAsia" w:cstheme="majorBidi"/>
       <w:b/>
       <w:bCs/>
       <w:color w:val="4F6228" w:themeColor="accent3" w:themeShade="80"/>
@@ -6528,7 +6965,7 @@
       <w:outlineLvl w:val="1"/>
     </w:pPr>
     <w:rPr>
-      <w:rFonts w:asciiTheme="majorHAnsi" w:eastAsiaTheme="majorEastAsia" w:hAnsiTheme="majorHAnsi" w:cstheme="majorBidi"/>
+      <w:rFonts w:asciiTheme="majorHAnsi" w:hAnsiTheme="majorHAnsi" w:eastAsiaTheme="majorEastAsia" w:cstheme="majorBidi"/>
       <w:b/>
       <w:bCs/>
       <w:color w:val="090B05"/>
@@ -6556,7 +6993,7 @@
       <w:outlineLvl w:val="2"/>
     </w:pPr>
     <w:rPr>
-      <w:rFonts w:asciiTheme="majorHAnsi" w:eastAsiaTheme="majorEastAsia" w:hAnsiTheme="majorHAnsi" w:cstheme="majorBidi"/>
+      <w:rFonts w:asciiTheme="majorHAnsi" w:hAnsiTheme="majorHAnsi" w:eastAsiaTheme="majorEastAsia" w:cstheme="majorBidi"/>
       <w:b/>
       <w:bCs/>
       <w:color w:val="4F6228" w:themeColor="accent3" w:themeShade="80"/>
@@ -6583,7 +7020,7 @@
       <w:outlineLvl w:val="3"/>
     </w:pPr>
     <w:rPr>
-      <w:rFonts w:asciiTheme="majorHAnsi" w:eastAsiaTheme="majorEastAsia" w:hAnsiTheme="majorHAnsi" w:cstheme="majorBidi"/>
+      <w:rFonts w:asciiTheme="majorHAnsi" w:hAnsiTheme="majorHAnsi" w:eastAsiaTheme="majorEastAsia" w:cstheme="majorBidi"/>
       <w:i/>
       <w:iCs/>
       <w:color w:val="365F91" w:themeColor="accent1" w:themeShade="BF"/>
@@ -6610,7 +7047,7 @@
       <w:outlineLvl w:val="4"/>
     </w:pPr>
     <w:rPr>
-      <w:rFonts w:asciiTheme="majorHAnsi" w:eastAsiaTheme="majorEastAsia" w:hAnsiTheme="majorHAnsi" w:cstheme="majorBidi"/>
+      <w:rFonts w:asciiTheme="majorHAnsi" w:hAnsiTheme="majorHAnsi" w:eastAsiaTheme="majorEastAsia" w:cstheme="majorBidi"/>
       <w:color w:val="365F91" w:themeColor="accent1" w:themeShade="BF"/>
     </w:rPr>
   </w:style>
@@ -6635,7 +7072,7 @@
       <w:outlineLvl w:val="5"/>
     </w:pPr>
     <w:rPr>
-      <w:rFonts w:asciiTheme="majorHAnsi" w:eastAsiaTheme="majorEastAsia" w:hAnsiTheme="majorHAnsi" w:cstheme="majorBidi"/>
+      <w:rFonts w:asciiTheme="majorHAnsi" w:hAnsiTheme="majorHAnsi" w:eastAsiaTheme="majorEastAsia" w:cstheme="majorBidi"/>
       <w:color w:val="243F60" w:themeColor="accent1" w:themeShade="7F"/>
     </w:rPr>
   </w:style>
@@ -6660,7 +7097,7 @@
       <w:outlineLvl w:val="6"/>
     </w:pPr>
     <w:rPr>
-      <w:rFonts w:asciiTheme="majorHAnsi" w:eastAsiaTheme="majorEastAsia" w:hAnsiTheme="majorHAnsi" w:cstheme="majorBidi"/>
+      <w:rFonts w:asciiTheme="majorHAnsi" w:hAnsiTheme="majorHAnsi" w:eastAsiaTheme="majorEastAsia" w:cstheme="majorBidi"/>
       <w:i/>
       <w:iCs/>
       <w:color w:val="243F60" w:themeColor="accent1" w:themeShade="7F"/>
@@ -6687,7 +7124,7 @@
       <w:outlineLvl w:val="7"/>
     </w:pPr>
     <w:rPr>
-      <w:rFonts w:asciiTheme="majorHAnsi" w:eastAsiaTheme="majorEastAsia" w:hAnsiTheme="majorHAnsi" w:cstheme="majorBidi"/>
+      <w:rFonts w:asciiTheme="majorHAnsi" w:hAnsiTheme="majorHAnsi" w:eastAsiaTheme="majorEastAsia" w:cstheme="majorBidi"/>
       <w:color w:val="272727" w:themeColor="text1" w:themeTint="D8"/>
       <w:sz w:val="21"/>
       <w:szCs w:val="21"/>
@@ -6714,7 +7151,7 @@
       <w:outlineLvl w:val="8"/>
     </w:pPr>
     <w:rPr>
-      <w:rFonts w:asciiTheme="majorHAnsi" w:eastAsiaTheme="majorEastAsia" w:hAnsiTheme="majorHAnsi" w:cstheme="majorBidi"/>
+      <w:rFonts w:asciiTheme="majorHAnsi" w:hAnsiTheme="majorHAnsi" w:eastAsiaTheme="majorEastAsia" w:cstheme="majorBidi"/>
       <w:i/>
       <w:iCs/>
       <w:color w:val="272727" w:themeColor="text1" w:themeTint="D8"/>
@@ -6722,13 +7159,13 @@
       <w:szCs w:val="21"/>
     </w:rPr>
   </w:style>
-  <w:style w:type="character" w:default="1" w:styleId="Bekezdsalapbettpusa">
+  <w:style w:type="character" w:styleId="Bekezdsalapbettpusa" w:default="1">
     <w:name w:val="Default Paragraph Font"/>
     <w:uiPriority w:val="1"/>
     <w:semiHidden/>
     <w:unhideWhenUsed/>
   </w:style>
-  <w:style w:type="table" w:default="1" w:styleId="Normltblzat">
+  <w:style w:type="table" w:styleId="Normltblzat" w:default="1">
     <w:name w:val="Normal Table"/>
     <w:uiPriority w:val="99"/>
     <w:semiHidden/>
@@ -6743,7 +7180,7 @@
       </w:tblCellMar>
     </w:tblPr>
   </w:style>
-  <w:style w:type="numbering" w:default="1" w:styleId="Nemlista">
+  <w:style w:type="numbering" w:styleId="Nemlista" w:default="1">
     <w:name w:val="No List"/>
     <w:uiPriority w:val="99"/>
     <w:semiHidden/>
@@ -6765,7 +7202,7 @@
       <w:jc w:val="center"/>
     </w:pPr>
     <w:rPr>
-      <w:rFonts w:eastAsiaTheme="majorEastAsia" w:cs="Times New Roman"/>
+      <w:rFonts w:cs="Times New Roman" w:eastAsiaTheme="majorEastAsia"/>
       <w:b/>
       <w:color w:val="4F6228" w:themeColor="accent3" w:themeShade="80"/>
       <w:spacing w:val="5"/>
@@ -6774,14 +7211,14 @@
       <w:szCs w:val="96"/>
     </w:rPr>
   </w:style>
-  <w:style w:type="character" w:customStyle="1" w:styleId="CmChar">
+  <w:style w:type="character" w:styleId="CmChar" w:customStyle="1">
     <w:name w:val="Cím Char"/>
     <w:basedOn w:val="Bekezdsalapbettpusa"/>
     <w:link w:val="Cm"/>
     <w:uiPriority w:val="10"/>
     <w:rsid w:val="005B208E"/>
     <w:rPr>
-      <w:rFonts w:eastAsiaTheme="majorEastAsia" w:cs="Times New Roman"/>
+      <w:rFonts w:cs="Times New Roman" w:eastAsiaTheme="majorEastAsia"/>
       <w:b/>
       <w:color w:val="4F6228" w:themeColor="accent3" w:themeShade="80"/>
       <w:spacing w:val="5"/>
@@ -6790,14 +7227,14 @@
       <w:szCs w:val="96"/>
     </w:rPr>
   </w:style>
-  <w:style w:type="character" w:customStyle="1" w:styleId="Cmsor1Char">
+  <w:style w:type="character" w:styleId="Cmsor1Char" w:customStyle="1">
     <w:name w:val="Címsor 1 Char"/>
     <w:basedOn w:val="Bekezdsalapbettpusa"/>
     <w:link w:val="Cmsor1"/>
     <w:uiPriority w:val="9"/>
     <w:rsid w:val="009E2EEA"/>
     <w:rPr>
-      <w:rFonts w:asciiTheme="majorHAnsi" w:eastAsiaTheme="majorEastAsia" w:hAnsiTheme="majorHAnsi" w:cstheme="majorBidi"/>
+      <w:rFonts w:asciiTheme="majorHAnsi" w:hAnsiTheme="majorHAnsi" w:eastAsiaTheme="majorEastAsia" w:cstheme="majorBidi"/>
       <w:b/>
       <w:bCs/>
       <w:color w:val="4F6228" w:themeColor="accent3" w:themeShade="80"/>
@@ -6805,14 +7242,14 @@
       <w:szCs w:val="28"/>
     </w:rPr>
   </w:style>
-  <w:style w:type="character" w:customStyle="1" w:styleId="Cmsor2Char">
+  <w:style w:type="character" w:styleId="Cmsor2Char" w:customStyle="1">
     <w:name w:val="Címsor 2 Char"/>
     <w:basedOn w:val="Bekezdsalapbettpusa"/>
     <w:link w:val="Cmsor2"/>
     <w:uiPriority w:val="9"/>
     <w:rsid w:val="00AC7CA9"/>
     <w:rPr>
-      <w:rFonts w:asciiTheme="majorHAnsi" w:eastAsiaTheme="majorEastAsia" w:hAnsiTheme="majorHAnsi" w:cstheme="majorBidi"/>
+      <w:rFonts w:asciiTheme="majorHAnsi" w:hAnsiTheme="majorHAnsi" w:eastAsiaTheme="majorEastAsia" w:cstheme="majorBidi"/>
       <w:b/>
       <w:bCs/>
       <w:color w:val="090B05"/>
@@ -6820,14 +7257,14 @@
       <w:szCs w:val="26"/>
     </w:rPr>
   </w:style>
-  <w:style w:type="character" w:customStyle="1" w:styleId="Cmsor3Char">
+  <w:style w:type="character" w:styleId="Cmsor3Char" w:customStyle="1">
     <w:name w:val="Címsor 3 Char"/>
     <w:basedOn w:val="Bekezdsalapbettpusa"/>
     <w:link w:val="Cmsor3"/>
     <w:uiPriority w:val="9"/>
     <w:rsid w:val="00AC7CA9"/>
     <w:rPr>
-      <w:rFonts w:asciiTheme="majorHAnsi" w:eastAsiaTheme="majorEastAsia" w:hAnsiTheme="majorHAnsi" w:cstheme="majorBidi"/>
+      <w:rFonts w:asciiTheme="majorHAnsi" w:hAnsiTheme="majorHAnsi" w:eastAsiaTheme="majorEastAsia" w:cstheme="majorBidi"/>
       <w:b/>
       <w:bCs/>
       <w:color w:val="4F6228" w:themeColor="accent3" w:themeShade="80"/>
@@ -6868,7 +7305,7 @@
       <w:ind w:left="220"/>
     </w:pPr>
     <w:rPr>
-      <w:rFonts w:asciiTheme="minorHAnsi" w:eastAsiaTheme="minorEastAsia" w:hAnsiTheme="minorHAnsi" w:cstheme="minorBidi"/>
+      <w:rFonts w:asciiTheme="minorHAnsi" w:hAnsiTheme="minorHAnsi" w:eastAsiaTheme="minorEastAsia" w:cstheme="minorBidi"/>
       <w:sz w:val="22"/>
       <w:lang w:eastAsia="hu-HU"/>
     </w:rPr>
@@ -6886,7 +7323,7 @@
       <w:spacing w:after="100" w:line="276" w:lineRule="auto"/>
     </w:pPr>
     <w:rPr>
-      <w:rFonts w:asciiTheme="minorHAnsi" w:eastAsiaTheme="minorEastAsia" w:hAnsiTheme="minorHAnsi" w:cstheme="minorBidi"/>
+      <w:rFonts w:asciiTheme="minorHAnsi" w:hAnsiTheme="minorHAnsi" w:eastAsiaTheme="minorEastAsia" w:cstheme="minorBidi"/>
       <w:sz w:val="22"/>
       <w:lang w:eastAsia="hu-HU"/>
     </w:rPr>
@@ -6905,7 +7342,7 @@
       <w:ind w:left="440"/>
     </w:pPr>
     <w:rPr>
-      <w:rFonts w:asciiTheme="minorHAnsi" w:eastAsiaTheme="minorEastAsia" w:hAnsiTheme="minorHAnsi" w:cstheme="minorBidi"/>
+      <w:rFonts w:asciiTheme="minorHAnsi" w:hAnsiTheme="minorHAnsi" w:eastAsiaTheme="minorEastAsia" w:cstheme="minorBidi"/>
       <w:sz w:val="22"/>
       <w:lang w:eastAsia="hu-HU"/>
     </w:rPr>
@@ -6924,7 +7361,7 @@
       <w:szCs w:val="16"/>
     </w:rPr>
   </w:style>
-  <w:style w:type="character" w:customStyle="1" w:styleId="BuborkszvegChar">
+  <w:style w:type="character" w:styleId="BuborkszvegChar" w:customStyle="1">
     <w:name w:val="Buborékszöveg Char"/>
     <w:basedOn w:val="Bekezdsalapbettpusa"/>
     <w:link w:val="Buborkszveg"/>
@@ -6966,7 +7403,7 @@
       <w:jc w:val="center"/>
     </w:pPr>
     <w:rPr>
-      <w:rFonts w:asciiTheme="majorHAnsi" w:eastAsiaTheme="majorEastAsia" w:hAnsiTheme="majorHAnsi" w:cstheme="majorBidi"/>
+      <w:rFonts w:asciiTheme="majorHAnsi" w:hAnsiTheme="majorHAnsi" w:eastAsiaTheme="majorEastAsia" w:cstheme="majorBidi"/>
       <w:b/>
       <w:i/>
       <w:iCs/>
@@ -6976,14 +7413,14 @@
       <w:szCs w:val="56"/>
     </w:rPr>
   </w:style>
-  <w:style w:type="character" w:customStyle="1" w:styleId="AlcmChar">
+  <w:style w:type="character" w:styleId="AlcmChar" w:customStyle="1">
     <w:name w:val="Alcím Char"/>
     <w:basedOn w:val="Bekezdsalapbettpusa"/>
     <w:link w:val="Alcm"/>
     <w:uiPriority w:val="11"/>
     <w:rsid w:val="00AD6EBE"/>
     <w:rPr>
-      <w:rFonts w:asciiTheme="majorHAnsi" w:eastAsiaTheme="majorEastAsia" w:hAnsiTheme="majorHAnsi" w:cstheme="majorBidi"/>
+      <w:rFonts w:asciiTheme="majorHAnsi" w:hAnsiTheme="majorHAnsi" w:eastAsiaTheme="majorEastAsia" w:cstheme="majorBidi"/>
       <w:b/>
       <w:i/>
       <w:iCs/>
@@ -6993,7 +7430,7 @@
       <w:szCs w:val="56"/>
     </w:rPr>
   </w:style>
-  <w:style w:type="character" w:customStyle="1" w:styleId="Cmsor4Char">
+  <w:style w:type="character" w:styleId="Cmsor4Char" w:customStyle="1">
     <w:name w:val="Címsor 4 Char"/>
     <w:basedOn w:val="Bekezdsalapbettpusa"/>
     <w:link w:val="Cmsor4"/>
@@ -7001,13 +7438,13 @@
     <w:semiHidden/>
     <w:rsid w:val="00AC7CA9"/>
     <w:rPr>
-      <w:rFonts w:asciiTheme="majorHAnsi" w:eastAsiaTheme="majorEastAsia" w:hAnsiTheme="majorHAnsi" w:cstheme="majorBidi"/>
+      <w:rFonts w:asciiTheme="majorHAnsi" w:hAnsiTheme="majorHAnsi" w:eastAsiaTheme="majorEastAsia" w:cstheme="majorBidi"/>
       <w:i/>
       <w:iCs/>
       <w:color w:val="365F91" w:themeColor="accent1" w:themeShade="BF"/>
     </w:rPr>
   </w:style>
-  <w:style w:type="character" w:customStyle="1" w:styleId="Cmsor5Char">
+  <w:style w:type="character" w:styleId="Cmsor5Char" w:customStyle="1">
     <w:name w:val="Címsor 5 Char"/>
     <w:basedOn w:val="Bekezdsalapbettpusa"/>
     <w:link w:val="Cmsor5"/>
@@ -7015,11 +7452,11 @@
     <w:semiHidden/>
     <w:rsid w:val="00AC7CA9"/>
     <w:rPr>
-      <w:rFonts w:asciiTheme="majorHAnsi" w:eastAsiaTheme="majorEastAsia" w:hAnsiTheme="majorHAnsi" w:cstheme="majorBidi"/>
+      <w:rFonts w:asciiTheme="majorHAnsi" w:hAnsiTheme="majorHAnsi" w:eastAsiaTheme="majorEastAsia" w:cstheme="majorBidi"/>
       <w:color w:val="365F91" w:themeColor="accent1" w:themeShade="BF"/>
     </w:rPr>
   </w:style>
-  <w:style w:type="character" w:customStyle="1" w:styleId="Cmsor6Char">
+  <w:style w:type="character" w:styleId="Cmsor6Char" w:customStyle="1">
     <w:name w:val="Címsor 6 Char"/>
     <w:basedOn w:val="Bekezdsalapbettpusa"/>
     <w:link w:val="Cmsor6"/>
@@ -7027,11 +7464,11 @@
     <w:semiHidden/>
     <w:rsid w:val="00AC7CA9"/>
     <w:rPr>
-      <w:rFonts w:asciiTheme="majorHAnsi" w:eastAsiaTheme="majorEastAsia" w:hAnsiTheme="majorHAnsi" w:cstheme="majorBidi"/>
+      <w:rFonts w:asciiTheme="majorHAnsi" w:hAnsiTheme="majorHAnsi" w:eastAsiaTheme="majorEastAsia" w:cstheme="majorBidi"/>
       <w:color w:val="243F60" w:themeColor="accent1" w:themeShade="7F"/>
     </w:rPr>
   </w:style>
-  <w:style w:type="character" w:customStyle="1" w:styleId="Cmsor7Char">
+  <w:style w:type="character" w:styleId="Cmsor7Char" w:customStyle="1">
     <w:name w:val="Címsor 7 Char"/>
     <w:basedOn w:val="Bekezdsalapbettpusa"/>
     <w:link w:val="Cmsor7"/>
@@ -7039,13 +7476,13 @@
     <w:semiHidden/>
     <w:rsid w:val="00AC7CA9"/>
     <w:rPr>
-      <w:rFonts w:asciiTheme="majorHAnsi" w:eastAsiaTheme="majorEastAsia" w:hAnsiTheme="majorHAnsi" w:cstheme="majorBidi"/>
+      <w:rFonts w:asciiTheme="majorHAnsi" w:hAnsiTheme="majorHAnsi" w:eastAsiaTheme="majorEastAsia" w:cstheme="majorBidi"/>
       <w:i/>
       <w:iCs/>
       <w:color w:val="243F60" w:themeColor="accent1" w:themeShade="7F"/>
     </w:rPr>
   </w:style>
-  <w:style w:type="character" w:customStyle="1" w:styleId="Cmsor8Char">
+  <w:style w:type="character" w:styleId="Cmsor8Char" w:customStyle="1">
     <w:name w:val="Címsor 8 Char"/>
     <w:basedOn w:val="Bekezdsalapbettpusa"/>
     <w:link w:val="Cmsor8"/>
@@ -7053,13 +7490,13 @@
     <w:semiHidden/>
     <w:rsid w:val="00AC7CA9"/>
     <w:rPr>
-      <w:rFonts w:asciiTheme="majorHAnsi" w:eastAsiaTheme="majorEastAsia" w:hAnsiTheme="majorHAnsi" w:cstheme="majorBidi"/>
+      <w:rFonts w:asciiTheme="majorHAnsi" w:hAnsiTheme="majorHAnsi" w:eastAsiaTheme="majorEastAsia" w:cstheme="majorBidi"/>
       <w:color w:val="272727" w:themeColor="text1" w:themeTint="D8"/>
       <w:sz w:val="21"/>
       <w:szCs w:val="21"/>
     </w:rPr>
   </w:style>
-  <w:style w:type="character" w:customStyle="1" w:styleId="Cmsor9Char">
+  <w:style w:type="character" w:styleId="Cmsor9Char" w:customStyle="1">
     <w:name w:val="Címsor 9 Char"/>
     <w:basedOn w:val="Bekezdsalapbettpusa"/>
     <w:link w:val="Cmsor9"/>
@@ -7067,7 +7504,7 @@
     <w:semiHidden/>
     <w:rsid w:val="00AC7CA9"/>
     <w:rPr>
-      <w:rFonts w:asciiTheme="majorHAnsi" w:eastAsiaTheme="majorEastAsia" w:hAnsiTheme="majorHAnsi" w:cstheme="majorBidi"/>
+      <w:rFonts w:asciiTheme="majorHAnsi" w:hAnsiTheme="majorHAnsi" w:eastAsiaTheme="majorEastAsia" w:cstheme="majorBidi"/>
       <w:i/>
       <w:iCs/>
       <w:color w:val="272727" w:themeColor="text1" w:themeTint="D8"/>
@@ -7133,7 +7570,7 @@
       <w:szCs w:val="20"/>
     </w:rPr>
   </w:style>
-  <w:style w:type="character" w:customStyle="1" w:styleId="JegyzetszvegChar">
+  <w:style w:type="character" w:styleId="JegyzetszvegChar" w:customStyle="1">
     <w:name w:val="Jegyzetszöveg Char"/>
     <w:basedOn w:val="Bekezdsalapbettpusa"/>
     <w:link w:val="Jegyzetszveg"/>
@@ -7159,7 +7596,7 @@
       <w:bCs/>
     </w:rPr>
   </w:style>
-  <w:style w:type="character" w:customStyle="1" w:styleId="MegjegyzstrgyaChar">
+  <w:style w:type="character" w:styleId="MegjegyzstrgyaChar" w:customStyle="1">
     <w:name w:val="Megjegyzés tárgya Char"/>
     <w:basedOn w:val="JegyzetszvegChar"/>
     <w:link w:val="Megjegyzstrgya"/>
@@ -7199,7 +7636,7 @@
       <w:spacing w:after="0" w:line="240" w:lineRule="auto"/>
     </w:pPr>
   </w:style>
-  <w:style w:type="character" w:customStyle="1" w:styleId="lfejChar">
+  <w:style w:type="character" w:styleId="lfejChar" w:customStyle="1">
     <w:name w:val="Élőfej Char"/>
     <w:basedOn w:val="Bekezdsalapbettpusa"/>
     <w:link w:val="lfej"/>
@@ -7221,7 +7658,7 @@
       <w:spacing w:after="0" w:line="240" w:lineRule="auto"/>
     </w:pPr>
   </w:style>
-  <w:style w:type="character" w:customStyle="1" w:styleId="llbChar">
+  <w:style w:type="character" w:styleId="llbChar" w:customStyle="1">
     <w:name w:val="Élőláb Char"/>
     <w:basedOn w:val="Bekezdsalapbettpusa"/>
     <w:link w:val="llb"/>
@@ -7235,12 +7672,12 @@
     <w:rsid w:val="00FB4123"/>
     <w:tblPr>
       <w:tblBorders>
-        <w:top w:val="single" w:sz="4" w:space="0" w:color="000000" w:themeColor="text1"/>
-        <w:left w:val="single" w:sz="4" w:space="0" w:color="000000" w:themeColor="text1"/>
-        <w:bottom w:val="single" w:sz="4" w:space="0" w:color="000000" w:themeColor="text1"/>
-        <w:right w:val="single" w:sz="4" w:space="0" w:color="000000" w:themeColor="text1"/>
-        <w:insideH w:val="single" w:sz="4" w:space="0" w:color="000000" w:themeColor="text1"/>
-        <w:insideV w:val="single" w:sz="4" w:space="0" w:color="000000" w:themeColor="text1"/>
+        <w:top w:val="single" w:color="000000" w:themeColor="text1" w:sz="4" w:space="0"/>
+        <w:left w:val="single" w:color="000000" w:themeColor="text1" w:sz="4" w:space="0"/>
+        <w:bottom w:val="single" w:color="000000" w:themeColor="text1" w:sz="4" w:space="0"/>
+        <w:right w:val="single" w:color="000000" w:themeColor="text1" w:sz="4" w:space="0"/>
+        <w:insideH w:val="single" w:color="000000" w:themeColor="text1" w:sz="4" w:space="0"/>
+        <w:insideV w:val="single" w:color="000000" w:themeColor="text1" w:sz="4" w:space="0"/>
       </w:tblBorders>
     </w:tblPr>
   </w:style>
@@ -7291,7 +7728,7 @@
     <w:unhideWhenUsed/>
     <w:rsid w:val="005706F9"/>
     <w:rPr>
-      <w:rFonts w:ascii="Courier New" w:eastAsia="Times New Roman" w:hAnsi="Courier New" w:cs="Courier New"/>
+      <w:rFonts w:ascii="Courier New" w:hAnsi="Courier New" w:eastAsia="Times New Roman" w:cs="Courier New"/>
       <w:sz w:val="20"/>
       <w:szCs w:val="20"/>
     </w:rPr>
